--- a/12-通用拓扑结构/07-其他拓扑/达林顿复合结构/达林顿复合结构.docx
+++ b/12-通用拓扑结构/07-其他拓扑/达林顿复合结构/达林顿复合结构.docx
@@ -2225,6 +2225,20 @@
     </w:p>
     <w:bookmarkEnd w:id="26"/>
     <w:bookmarkEnd w:id="27"/>
+    <w:p>
+      <w:pPr>
+        <w:spacing w:before="360"/>
+        <w:jc w:val="center"/>
+      </w:pPr>
+      <w:r>
+        <w:rPr>
+          <w:rFonts w:ascii="Times New Roman" w:hAnsi="Times New Roman"/>
+          <w:color w:val="555555"/>
+          <w:sz w:val="21"/>
+        </w:rPr>
+        <w:t>材料收集者：杜文杰</w:t>
+      </w:r>
+    </w:p>
     <w:sectPr>
       <w:headerReference r:id="rId9" w:type="default"/>
       <w:footerReference r:id="rId10" w:type="default"/>

--- a/12-通用拓扑结构/07-其他拓扑/达林顿复合结构/达林顿复合结构.docx
+++ b/12-通用拓扑结构/07-其他拓扑/达林顿复合结构/达林顿复合结构.docx
@@ -1,6 +1,6 @@
 
 <file path=word/document.xml><?xml version="1.0" encoding="utf-8"?>
-<w:document xmlns:w="http://schemas.openxmlformats.org/wordprocessingml/2006/main" xmlns:m="http://schemas.openxmlformats.org/officeDocument/2006/math" xmlns:r="http://schemas.openxmlformats.org/officeDocument/2006/relationships" xmlns:o="urn:schemas-microsoft-com:office:office" xmlns:v="urn:schemas-microsoft-com:vml" xmlns:w10="urn:schemas-microsoft-com:office:word" xmlns:a="http://schemas.openxmlformats.org/drawingml/2006/main" xmlns:pic="http://schemas.openxmlformats.org/drawingml/2006/picture" xmlns:wp="http://schemas.openxmlformats.org/drawingml/2006/wordprocessingDrawing">
+<w:document xmlns:m="http://schemas.openxmlformats.org/officeDocument/2006/math" xmlns:r="http://schemas.openxmlformats.org/officeDocument/2006/relationships" xmlns:w="http://schemas.openxmlformats.org/wordprocessingml/2006/main" xmlns:o="urn:schemas-microsoft-com:office:office" xmlns:v="urn:schemas-microsoft-com:vml" xmlns:w10="urn:schemas-microsoft-com:office:word" xmlns:a="http://schemas.openxmlformats.org/drawingml/2006/main" xmlns:pic="http://schemas.openxmlformats.org/drawingml/2006/picture" xmlns:wp="http://schemas.openxmlformats.org/drawingml/2006/wordprocessingDrawing">
   <w:body>
     <w:bookmarkStart w:id="27" w:name="达林顿复合结构"/>
     <w:p>
@@ -9,7 +9,7 @@
       </w:pPr>
       <w:r>
         <w:rPr>
-          <w:rFonts w:hint="eastAsia"/>
+          <w:rFonts w:hint="eastAsia" w:eastAsia="黑体"/>
         </w:rPr>
         <w:t xml:space="preserve">达林顿复合结构</w:t>
       </w:r>
@@ -21,7 +21,7 @@
       </w:pPr>
       <w:r>
         <w:rPr>
-          <w:rFonts w:hint="eastAsia"/>
+          <w:rFonts w:hint="eastAsia" w:eastAsia="黑体"/>
         </w:rPr>
         <w:t xml:space="preserve">拓扑描述</w:t>
       </w:r>
@@ -32,16 +32,19 @@
       </w:pPr>
       <w:r>
         <w:rPr>
-          <w:rFonts w:hint="eastAsia"/>
+          <w:rFonts w:hint="eastAsia" w:eastAsia="黑体"/>
         </w:rPr>
         <w:t xml:space="preserve">本结构由</w:t>
       </w:r>
       <w:r>
+        <w:rPr>
+          <w:rFonts w:eastAsia="黑体"/>
+        </w:rPr>
         <w:t xml:space="preserve"> </w:t>
       </w:r>
       <w:r>
         <w:rPr>
-          <w:rFonts w:hint="eastAsia"/>
+          <w:rFonts w:hint="eastAsia" w:eastAsia="黑体"/>
           <w:b/>
           <w:bCs/>
         </w:rPr>
@@ -49,6 +52,7 @@
       </w:r>
       <w:r>
         <w:rPr>
+          <w:rFonts w:eastAsia="黑体"/>
           <w:b/>
           <w:bCs/>
         </w:rPr>
@@ -56,221 +60,28 @@
       </w:r>
       <w:r>
         <w:rPr>
-          <w:rFonts w:hint="eastAsia"/>
+          <w:rFonts w:hint="eastAsia" w:eastAsia="黑体"/>
           <w:b/>
           <w:bCs/>
         </w:rPr>
         <w:t xml:space="preserve">Q1（前级）、Q2（后级）级联复合</w:t>
       </w:r>
       <w:r>
+        <w:rPr>
+          <w:rFonts w:eastAsia="黑体"/>
+        </w:rPr>
         <w:t xml:space="preserve"> </w:t>
       </w:r>
       <w:r>
         <w:rPr>
-          <w:rFonts w:hint="eastAsia"/>
+          <w:rFonts w:hint="eastAsia" w:eastAsia="黑体"/>
         </w:rPr>
         <w:t xml:space="preserve">组成，前一级发射极直接驱动后一级基极。关键节点命名如下：基极输入节点</w:t>
       </w:r>
       <w:r>
-        <w:t xml:space="preserve"> </w:t>
-      </w:r>
-      <m:oMath>
-        <m:sSub>
-          <m:e>
-            <m:r>
-              <m:t>N</m:t>
-            </m:r>
-          </m:e>
-          <m:sub>
-            <m:r>
-              <m:t>B</m:t>
-            </m:r>
-          </m:sub>
-        </m:sSub>
-      </m:oMath>
-      <w:r>
-        <w:t xml:space="preserve"> </w:t>
-      </w:r>
-      <w:r>
         <w:rPr>
-          <w:rFonts w:hint="eastAsia"/>
+          <w:rFonts w:eastAsia="黑体"/>
         </w:rPr>
-        <w:t xml:space="preserve">为前级管</w:t>
-      </w:r>
-      <w:r>
-        <w:t xml:space="preserve"> Q1 </w:t>
-      </w:r>
-      <w:r>
-        <w:rPr>
-          <w:rFonts w:hint="eastAsia"/>
-        </w:rPr>
-        <w:t xml:space="preserve">的基极（信号/激励入口），集电极节点</w:t>
-      </w:r>
-      <w:r>
-        <w:t xml:space="preserve"> </w:t>
-      </w:r>
-      <m:oMath>
-        <m:sSub>
-          <m:e>
-            <m:r>
-              <m:t>N</m:t>
-            </m:r>
-          </m:e>
-          <m:sub>
-            <m:r>
-              <m:t>C</m:t>
-            </m:r>
-          </m:sub>
-        </m:sSub>
-      </m:oMath>
-      <w:r>
-        <w:t xml:space="preserve"> </w:t>
-      </w:r>
-      <w:r>
-        <w:rPr>
-          <w:rFonts w:hint="eastAsia"/>
-        </w:rPr>
-        <w:t xml:space="preserve">为两管集电极的公共连接点并接负载或电源，发射极输出节点</w:t>
-      </w:r>
-      <w:r>
-        <w:t xml:space="preserve"> </w:t>
-      </w:r>
-      <m:oMath>
-        <m:sSub>
-          <m:e>
-            <m:r>
-              <m:t>N</m:t>
-            </m:r>
-          </m:e>
-          <m:sub>
-            <m:r>
-              <m:t>E</m:t>
-            </m:r>
-          </m:sub>
-        </m:sSub>
-      </m:oMath>
-      <w:r>
-        <w:t xml:space="preserve"> </w:t>
-      </w:r>
-      <w:r>
-        <w:rPr>
-          <w:rFonts w:hint="eastAsia"/>
-        </w:rPr>
-        <w:t xml:space="preserve">为后级管</w:t>
-      </w:r>
-      <w:r>
-        <w:t xml:space="preserve"> Q2 </w:t>
-      </w:r>
-      <w:r>
-        <w:rPr>
-          <w:rFonts w:hint="eastAsia"/>
-        </w:rPr>
-        <w:t xml:space="preserve">的发射极（输出端），地节点</w:t>
-      </w:r>
-      <w:r>
-        <w:t xml:space="preserve"> </w:t>
-      </w:r>
-      <m:oMath>
-        <m:r>
-          <m:t>G</m:t>
-        </m:r>
-        <m:r>
-          <m:t>N</m:t>
-        </m:r>
-        <m:r>
-          <m:t>D</m:t>
-        </m:r>
-      </m:oMath>
-      <w:r>
-        <w:t xml:space="preserve"> </w:t>
-      </w:r>
-      <w:r>
-        <w:rPr>
-          <w:rFonts w:hint="eastAsia"/>
-        </w:rPr>
-        <w:t xml:space="preserve">为参考，中间节点</w:t>
-      </w:r>
-      <w:r>
-        <w:t xml:space="preserve"> </w:t>
-      </w:r>
-      <m:oMath>
-        <m:sSub>
-          <m:e>
-            <m:r>
-              <m:t>N</m:t>
-            </m:r>
-          </m:e>
-          <m:sub>
-            <m:r>
-              <m:t>E</m:t>
-            </m:r>
-            <m:r>
-              <m:t>1</m:t>
-            </m:r>
-            <m:r>
-              <m:t>B</m:t>
-            </m:r>
-            <m:r>
-              <m:t>2</m:t>
-            </m:r>
-          </m:sub>
-        </m:sSub>
-      </m:oMath>
-      <w:r>
-        <w:t xml:space="preserve"> </w:t>
-      </w:r>
-      <w:r>
-        <w:rPr>
-          <w:rFonts w:hint="eastAsia"/>
-        </w:rPr>
-        <w:t xml:space="preserve">为</w:t>
-      </w:r>
-      <w:r>
-        <w:t xml:space="preserve"> Q1 </w:t>
-      </w:r>
-      <w:r>
-        <w:rPr>
-          <w:rFonts w:hint="eastAsia"/>
-        </w:rPr>
-        <w:t xml:space="preserve">发射极与</w:t>
-      </w:r>
-      <w:r>
-        <w:t xml:space="preserve"> Q2 </w:t>
-      </w:r>
-      <w:r>
-        <w:rPr>
-          <w:rFonts w:hint="eastAsia"/>
-        </w:rPr>
-        <w:t xml:space="preserve">基极的直接连接点。</w:t>
-      </w:r>
-    </w:p>
-    <w:p>
-      <w:pPr/>
-      <w:r>
-        <w:rPr>
-          <w:rFonts w:hint="eastAsia"/>
-        </w:rPr>
-        <w:t xml:space="preserve">各支路连接：前级管</w:t>
-      </w:r>
-      <w:r>
-        <w:t xml:space="preserve"> Q1 </w:t>
-      </w:r>
-      <w:r>
-        <w:rPr>
-          <w:rFonts w:hint="eastAsia"/>
-        </w:rPr>
-        <w:t xml:space="preserve">的基极</w:t>
-      </w:r>
-      <w:r>
-        <w:t xml:space="preserve"> B </w:t>
-      </w:r>
-      <w:r>
-        <w:rPr>
-          <w:rFonts w:hint="eastAsia"/>
-        </w:rPr>
-        <w:t xml:space="preserve">接基极输入节点</w:t>
-      </w:r>
-      <w:r>
         <w:t xml:space="preserve"> </w:t>
       </w:r>
       <m:oMath>
@@ -289,20 +100,32 @@
       </m:oMath>
       <w:r>
         <w:rPr>
-          <w:rFonts w:hint="eastAsia"/>
+          <w:rFonts w:eastAsia="黑体"/>
         </w:rPr>
-        <w:t xml:space="preserve">，其集电极</w:t>
-      </w:r>
-      <w:r>
-        <w:t xml:space="preserve"> C </w:t>
+        <w:t xml:space="preserve"> </w:t>
       </w:r>
       <w:r>
         <w:rPr>
-          <w:rFonts w:hint="eastAsia"/>
+          <w:rFonts w:hint="eastAsia" w:eastAsia="黑体"/>
         </w:rPr>
-        <w:t xml:space="preserve">接集电极节点</w:t>
+        <w:t xml:space="preserve">为前级管</w:t>
       </w:r>
       <w:r>
+        <w:rPr>
+          <w:rFonts w:eastAsia="黑体"/>
+        </w:rPr>
+        <w:t xml:space="preserve"> Q1 </w:t>
+      </w:r>
+      <w:r>
+        <w:rPr>
+          <w:rFonts w:hint="eastAsia" w:eastAsia="黑体"/>
+        </w:rPr>
+        <w:t xml:space="preserve">的基极（信号/激励入口），集电极节点</w:t>
+      </w:r>
+      <w:r>
+        <w:rPr>
+          <w:rFonts w:eastAsia="黑体"/>
+        </w:rPr>
         <w:t xml:space="preserve"> </w:t>
       </w:r>
       <m:oMath>
@@ -321,20 +144,93 @@
       </m:oMath>
       <w:r>
         <w:rPr>
-          <w:rFonts w:hint="eastAsia"/>
+          <w:rFonts w:eastAsia="黑体"/>
         </w:rPr>
-        <w:t xml:space="preserve">，其发射极</w:t>
-      </w:r>
-      <w:r>
-        <w:t xml:space="preserve"> E </w:t>
+        <w:t xml:space="preserve"> </w:t>
       </w:r>
       <w:r>
         <w:rPr>
-          <w:rFonts w:hint="eastAsia"/>
+          <w:rFonts w:hint="eastAsia" w:eastAsia="黑体"/>
         </w:rPr>
-        <w:t xml:space="preserve">接中间节点</w:t>
+        <w:t xml:space="preserve">为两管集电极的公共连接点并接负载或电源，发射极输出节点</w:t>
       </w:r>
       <w:r>
+        <w:rPr>
+          <w:rFonts w:eastAsia="黑体"/>
+        </w:rPr>
+        <w:t xml:space="preserve"> </w:t>
+      </w:r>
+      <m:oMath>
+        <m:sSub>
+          <m:e>
+            <m:r>
+              <m:t>N</m:t>
+            </m:r>
+          </m:e>
+          <m:sub>
+            <m:r>
+              <m:t>E</m:t>
+            </m:r>
+          </m:sub>
+        </m:sSub>
+      </m:oMath>
+      <w:r>
+        <w:rPr>
+          <w:rFonts w:eastAsia="黑体"/>
+        </w:rPr>
+        <w:t xml:space="preserve"> </w:t>
+      </w:r>
+      <w:r>
+        <w:rPr>
+          <w:rFonts w:hint="eastAsia" w:eastAsia="黑体"/>
+        </w:rPr>
+        <w:t xml:space="preserve">为后级管</w:t>
+      </w:r>
+      <w:r>
+        <w:rPr>
+          <w:rFonts w:eastAsia="黑体"/>
+        </w:rPr>
+        <w:t xml:space="preserve"> Q2 </w:t>
+      </w:r>
+      <w:r>
+        <w:rPr>
+          <w:rFonts w:hint="eastAsia" w:eastAsia="黑体"/>
+        </w:rPr>
+        <w:t xml:space="preserve">的发射极（输出端），地节点</w:t>
+      </w:r>
+      <w:r>
+        <w:rPr>
+          <w:rFonts w:eastAsia="黑体"/>
+        </w:rPr>
+        <w:t xml:space="preserve"> </w:t>
+      </w:r>
+      <m:oMath>
+        <m:r>
+          <m:t>G</m:t>
+        </m:r>
+        <m:r>
+          <m:t>N</m:t>
+        </m:r>
+        <m:r>
+          <m:t>D</m:t>
+        </m:r>
+      </m:oMath>
+      <w:r>
+        <w:rPr>
+          <w:rFonts w:eastAsia="黑体"/>
+        </w:rPr>
+        <w:t xml:space="preserve"> </w:t>
+      </w:r>
+      <w:r>
+        <w:rPr>
+          <w:rFonts w:hint="eastAsia" w:eastAsia="黑体"/>
+        </w:rPr>
+        <w:t xml:space="preserve">为参考，中间节点</w:t>
+      </w:r>
+      <w:r>
+        <w:rPr>
+          <w:rFonts w:eastAsia="黑体"/>
+        </w:rPr>
         <w:t xml:space="preserve"> </w:t>
       </w:r>
       <m:oMath>
@@ -362,38 +258,153 @@
       </m:oMath>
       <w:r>
         <w:rPr>
-          <w:rFonts w:hint="eastAsia"/>
+          <w:rFonts w:eastAsia="黑体"/>
         </w:rPr>
-        <w:t xml:space="preserve">；后级管</w:t>
+        <w:t xml:space="preserve"> </w:t>
       </w:r>
       <w:r>
+        <w:rPr>
+          <w:rFonts w:hint="eastAsia" w:eastAsia="黑体"/>
+        </w:rPr>
+        <w:t xml:space="preserve">为</w:t>
+      </w:r>
+      <w:r>
+        <w:rPr>
+          <w:rFonts w:eastAsia="黑体"/>
+        </w:rPr>
+        <w:t xml:space="preserve"> Q1 </w:t>
+      </w:r>
+      <w:r>
+        <w:rPr>
+          <w:rFonts w:hint="eastAsia" w:eastAsia="黑体"/>
+        </w:rPr>
+        <w:t xml:space="preserve">发射极与</w:t>
+      </w:r>
+      <w:r>
+        <w:rPr>
+          <w:rFonts w:eastAsia="黑体"/>
+        </w:rPr>
         <w:t xml:space="preserve"> Q2 </w:t>
       </w:r>
       <w:r>
         <w:rPr>
-          <w:rFonts w:hint="eastAsia"/>
+          <w:rFonts w:hint="eastAsia" w:eastAsia="黑体"/>
+        </w:rPr>
+        <w:t xml:space="preserve">基极的直接连接点。</w:t>
+      </w:r>
+    </w:p>
+    <w:p>
+      <w:pPr/>
+      <w:r>
+        <w:rPr>
+          <w:rFonts w:hint="eastAsia" w:eastAsia="黑体"/>
+        </w:rPr>
+        <w:t xml:space="preserve">各支路连接：前级管</w:t>
+      </w:r>
+      <w:r>
+        <w:rPr>
+          <w:rFonts w:eastAsia="黑体"/>
+        </w:rPr>
+        <w:t xml:space="preserve"> Q1 </w:t>
+      </w:r>
+      <w:r>
+        <w:rPr>
+          <w:rFonts w:hint="eastAsia" w:eastAsia="黑体"/>
         </w:rPr>
         <w:t xml:space="preserve">的基极</w:t>
       </w:r>
       <w:r>
+        <w:rPr>
+          <w:rFonts w:eastAsia="黑体"/>
+        </w:rPr>
         <w:t xml:space="preserve"> B </w:t>
       </w:r>
       <w:r>
         <w:rPr>
-          <w:rFonts w:hint="eastAsia"/>
+          <w:rFonts w:hint="eastAsia" w:eastAsia="黑体"/>
         </w:rPr>
-        <w:t xml:space="preserve">与</w:t>
-      </w:r>
-      <w:r>
-        <w:t xml:space="preserve"> Q1 </w:t>
+        <w:t xml:space="preserve">接基极输入节点</w:t>
       </w:r>
       <w:r>
         <w:rPr>
-          <w:rFonts w:hint="eastAsia"/>
+          <w:rFonts w:eastAsia="黑体"/>
         </w:rPr>
-        <w:t xml:space="preserve">的发射极直接相连、共同接在中间节点</w:t>
+        <w:t xml:space="preserve"> </w:t>
+      </w:r>
+      <m:oMath>
+        <m:sSub>
+          <m:e>
+            <m:r>
+              <m:t>N</m:t>
+            </m:r>
+          </m:e>
+          <m:sub>
+            <m:r>
+              <m:t>B</m:t>
+            </m:r>
+          </m:sub>
+        </m:sSub>
+      </m:oMath>
+      <w:r>
+        <w:rPr>
+          <w:rFonts w:hint="eastAsia" w:eastAsia="黑体"/>
+        </w:rPr>
+        <w:t xml:space="preserve">，其集电极</w:t>
       </w:r>
       <w:r>
+        <w:rPr>
+          <w:rFonts w:eastAsia="黑体"/>
+        </w:rPr>
+        <w:t xml:space="preserve"> C </w:t>
+      </w:r>
+      <w:r>
+        <w:rPr>
+          <w:rFonts w:hint="eastAsia" w:eastAsia="黑体"/>
+        </w:rPr>
+        <w:t xml:space="preserve">接集电极节点</w:t>
+      </w:r>
+      <w:r>
+        <w:rPr>
+          <w:rFonts w:eastAsia="黑体"/>
+        </w:rPr>
+        <w:t xml:space="preserve"> </w:t>
+      </w:r>
+      <m:oMath>
+        <m:sSub>
+          <m:e>
+            <m:r>
+              <m:t>N</m:t>
+            </m:r>
+          </m:e>
+          <m:sub>
+            <m:r>
+              <m:t>C</m:t>
+            </m:r>
+          </m:sub>
+        </m:sSub>
+      </m:oMath>
+      <w:r>
+        <w:rPr>
+          <w:rFonts w:hint="eastAsia" w:eastAsia="黑体"/>
+        </w:rPr>
+        <w:t xml:space="preserve">，其发射极</w:t>
+      </w:r>
+      <w:r>
+        <w:rPr>
+          <w:rFonts w:eastAsia="黑体"/>
+        </w:rPr>
+        <w:t xml:space="preserve"> E </w:t>
+      </w:r>
+      <w:r>
+        <w:rPr>
+          <w:rFonts w:hint="eastAsia" w:eastAsia="黑体"/>
+        </w:rPr>
+        <w:t xml:space="preserve">接中间节点</w:t>
+      </w:r>
+      <w:r>
+        <w:rPr>
+          <w:rFonts w:eastAsia="黑体"/>
+        </w:rPr>
         <w:t xml:space="preserve"> </w:t>
       </w:r>
       <m:oMath>
@@ -420,33 +431,116 @@
         </m:sSub>
       </m:oMath>
       <w:r>
+        <w:rPr>
+          <w:rFonts w:hint="eastAsia" w:eastAsia="黑体"/>
+        </w:rPr>
+        <w:t xml:space="preserve">；后级管</w:t>
+      </w:r>
+      <w:r>
+        <w:rPr>
+          <w:rFonts w:eastAsia="黑体"/>
+        </w:rPr>
+        <w:t xml:space="preserve"> Q2 </w:t>
+      </w:r>
+      <w:r>
+        <w:rPr>
+          <w:rFonts w:hint="eastAsia" w:eastAsia="黑体"/>
+        </w:rPr>
+        <w:t xml:space="preserve">的基极</w:t>
+      </w:r>
+      <w:r>
+        <w:rPr>
+          <w:rFonts w:eastAsia="黑体"/>
+        </w:rPr>
+        <w:t xml:space="preserve"> B </w:t>
+      </w:r>
+      <w:r>
+        <w:rPr>
+          <w:rFonts w:hint="eastAsia" w:eastAsia="黑体"/>
+        </w:rPr>
+        <w:t xml:space="preserve">与</w:t>
+      </w:r>
+      <w:r>
+        <w:rPr>
+          <w:rFonts w:eastAsia="黑体"/>
+        </w:rPr>
+        <w:t xml:space="preserve"> Q1 </w:t>
+      </w:r>
+      <w:r>
+        <w:rPr>
+          <w:rFonts w:hint="eastAsia" w:eastAsia="黑体"/>
+        </w:rPr>
+        <w:t xml:space="preserve">的发射极直接相连、共同接在中间节点</w:t>
+      </w:r>
+      <w:r>
+        <w:rPr>
+          <w:rFonts w:eastAsia="黑体"/>
+        </w:rPr>
+        <w:t xml:space="preserve"> </w:t>
+      </w:r>
+      <m:oMath>
+        <m:sSub>
+          <m:e>
+            <m:r>
+              <m:t>N</m:t>
+            </m:r>
+          </m:e>
+          <m:sub>
+            <m:r>
+              <m:t>E</m:t>
+            </m:r>
+            <m:r>
+              <m:t>1</m:t>
+            </m:r>
+            <m:r>
+              <m:t>B</m:t>
+            </m:r>
+            <m:r>
+              <m:t>2</m:t>
+            </m:r>
+          </m:sub>
+        </m:sSub>
+      </m:oMath>
+      <w:r>
+        <w:rPr>
+          <w:rFonts w:eastAsia="黑体"/>
+        </w:rPr>
         <w:t xml:space="preserve"> </w:t>
       </w:r>
       <w:r>
         <w:rPr>
-          <w:rFonts w:hint="eastAsia"/>
+          <w:rFonts w:hint="eastAsia" w:eastAsia="黑体"/>
         </w:rPr>
         <w:t xml:space="preserve">上，Q2</w:t>
       </w:r>
       <w:r>
+        <w:rPr>
+          <w:rFonts w:eastAsia="黑体"/>
+        </w:rPr>
         <w:t xml:space="preserve"> </w:t>
       </w:r>
       <w:r>
         <w:rPr>
-          <w:rFonts w:hint="eastAsia"/>
+          <w:rFonts w:hint="eastAsia" w:eastAsia="黑体"/>
         </w:rPr>
         <w:t xml:space="preserve">的集电极</w:t>
       </w:r>
       <w:r>
+        <w:rPr>
+          <w:rFonts w:eastAsia="黑体"/>
+        </w:rPr>
         <w:t xml:space="preserve"> C </w:t>
       </w:r>
       <w:r>
         <w:rPr>
-          <w:rFonts w:hint="eastAsia"/>
+          <w:rFonts w:hint="eastAsia" w:eastAsia="黑体"/>
         </w:rPr>
         <w:t xml:space="preserve">同样接集电极节点</w:t>
       </w:r>
       <w:r>
+        <w:rPr>
+          <w:rFonts w:eastAsia="黑体"/>
+        </w:rPr>
         <w:t xml:space="preserve"> </w:t>
       </w:r>
       <m:oMath>
@@ -465,38 +559,50 @@
       </m:oMath>
       <w:r>
         <w:rPr>
-          <w:rFonts w:hint="eastAsia"/>
+          <w:rFonts w:hint="eastAsia" w:eastAsia="黑体"/>
         </w:rPr>
         <w:t xml:space="preserve">（与</w:t>
       </w:r>
       <w:r>
+        <w:rPr>
+          <w:rFonts w:eastAsia="黑体"/>
+        </w:rPr>
         <w:t xml:space="preserve"> Q1 </w:t>
       </w:r>
       <w:r>
         <w:rPr>
-          <w:rFonts w:hint="eastAsia"/>
+          <w:rFonts w:hint="eastAsia" w:eastAsia="黑体"/>
         </w:rPr>
         <w:t xml:space="preserve">集电极相连），Q2</w:t>
       </w:r>
       <w:r>
+        <w:rPr>
+          <w:rFonts w:eastAsia="黑体"/>
+        </w:rPr>
         <w:t xml:space="preserve"> </w:t>
       </w:r>
       <w:r>
         <w:rPr>
-          <w:rFonts w:hint="eastAsia"/>
+          <w:rFonts w:hint="eastAsia" w:eastAsia="黑体"/>
         </w:rPr>
         <w:t xml:space="preserve">的发射极</w:t>
       </w:r>
       <w:r>
+        <w:rPr>
+          <w:rFonts w:eastAsia="黑体"/>
+        </w:rPr>
         <w:t xml:space="preserve"> E </w:t>
       </w:r>
       <w:r>
         <w:rPr>
-          <w:rFonts w:hint="eastAsia"/>
+          <w:rFonts w:hint="eastAsia" w:eastAsia="黑体"/>
         </w:rPr>
         <w:t xml:space="preserve">接发射极输出节点</w:t>
       </w:r>
       <w:r>
+        <w:rPr>
+          <w:rFonts w:eastAsia="黑体"/>
+        </w:rPr>
         <w:t xml:space="preserve"> </w:t>
       </w:r>
       <m:oMath>
@@ -514,15 +620,21 @@
         </m:sSub>
       </m:oMath>
       <w:r>
+        <w:rPr>
+          <w:rFonts w:eastAsia="黑体"/>
+        </w:rPr>
         <w:t xml:space="preserve"> </w:t>
       </w:r>
       <w:r>
         <w:rPr>
-          <w:rFonts w:hint="eastAsia"/>
+          <w:rFonts w:hint="eastAsia" w:eastAsia="黑体"/>
         </w:rPr>
         <w:t xml:space="preserve">作为复合管输出；负载接于</w:t>
       </w:r>
       <w:r>
+        <w:rPr>
+          <w:rFonts w:eastAsia="黑体"/>
+        </w:rPr>
         <w:t xml:space="preserve"> </w:t>
       </w:r>
       <m:oMath>
@@ -540,15 +652,21 @@
         </m:sSub>
       </m:oMath>
       <w:r>
+        <w:rPr>
+          <w:rFonts w:eastAsia="黑体"/>
+        </w:rPr>
         <w:t xml:space="preserve"> </w:t>
       </w:r>
       <w:r>
         <w:rPr>
-          <w:rFonts w:hint="eastAsia"/>
+          <w:rFonts w:hint="eastAsia" w:eastAsia="黑体"/>
         </w:rPr>
         <w:t xml:space="preserve">与</w:t>
       </w:r>
       <w:r>
+        <w:rPr>
+          <w:rFonts w:eastAsia="黑体"/>
+        </w:rPr>
         <w:t xml:space="preserve"> </w:t>
       </w:r>
       <m:oMath>
@@ -564,11 +682,14 @@
       </m:oMath>
       <w:r>
         <w:rPr>
-          <w:rFonts w:hint="eastAsia"/>
+          <w:rFonts w:hint="eastAsia" w:eastAsia="黑体"/>
         </w:rPr>
         <w:t xml:space="preserve">（或电源与</w:t>
       </w:r>
       <w:r>
+        <w:rPr>
+          <w:rFonts w:eastAsia="黑体"/>
+        </w:rPr>
         <w:t xml:space="preserve"> </w:t>
       </w:r>
       <m:oMath>
@@ -587,7 +708,7 @@
       </m:oMath>
       <w:r>
         <w:rPr>
-          <w:rFonts w:hint="eastAsia"/>
+          <w:rFonts w:hint="eastAsia" w:eastAsia="黑体"/>
         </w:rPr>
         <w:t xml:space="preserve">）之间。前级放大的发射极电流全部注入后级基极，使总电流增益等于两级增益之积。</w:t>
       </w:r>
@@ -596,7 +717,7 @@
       <w:pPr/>
       <w:r>
         <w:rPr>
-          <w:rFonts w:hint="eastAsia"/>
+          <w:rFonts w:hint="eastAsia" w:eastAsia="黑体"/>
         </w:rPr>
         <w:t xml:space="preserve">组态上，这是前级射极直接驱动后级基极、两管集电极相连的三极管级联复合组态，等效为单个高电流增益晶体管，广泛用于功率驱动、射极跟随与达林顿对管。</w:t>
       </w:r>
@@ -609,7 +730,7 @@
       </w:pPr>
       <w:r>
         <w:rPr>
-          <w:rFonts w:hint="eastAsia"/>
+          <w:rFonts w:hint="eastAsia" w:eastAsia="黑体"/>
         </w:rPr>
         <w:t xml:space="preserve">工作原理</w:t>
       </w:r>
@@ -620,7 +741,7 @@
       </w:pPr>
       <w:r>
         <w:rPr>
-          <w:rFonts w:hint="eastAsia"/>
+          <w:rFonts w:hint="eastAsia" w:eastAsia="黑体"/>
         </w:rPr>
         <w:t xml:space="preserve">前级管放大的发射极电流直接注入后级管基极，使总电流增益等于两管增益之积，从而用小基极电流控制大集电极电流，实现高倍电流放大与高输入阻抗。</w:t>
       </w:r>
@@ -633,7 +754,7 @@
       </w:pPr>
       <w:r>
         <w:rPr>
-          <w:rFonts w:hint="eastAsia"/>
+          <w:rFonts w:hint="eastAsia" w:eastAsia="黑体"/>
         </w:rPr>
         <w:t xml:space="preserve">关键计算公式</w:t>
       </w:r>
@@ -644,7 +765,7 @@
       </w:pPr>
       <w:r>
         <w:rPr>
-          <w:rFonts w:hint="eastAsia"/>
+          <w:rFonts w:hint="eastAsia" w:eastAsia="黑体"/>
         </w:rPr>
         <w:t xml:space="preserve">总电流增益（两管复合）：</w:t>
       </w:r>
@@ -794,7 +915,7 @@
       </w:pPr>
       <w:r>
         <w:rPr>
-          <w:rFonts w:hint="eastAsia"/>
+          <w:rFonts w:hint="eastAsia" w:eastAsia="黑体"/>
         </w:rPr>
         <w:t xml:space="preserve">集电极电流：</w:t>
       </w:r>
@@ -878,7 +999,7 @@
       </w:pPr>
       <w:r>
         <w:rPr>
-          <w:rFonts w:hint="eastAsia"/>
+          <w:rFonts w:hint="eastAsia" w:eastAsia="黑体"/>
         </w:rPr>
         <w:t xml:space="preserve">基极-发射极总压降（两管串联）：</w:t>
       </w:r>
@@ -1011,7 +1132,7 @@
       </w:pPr>
       <w:r>
         <w:rPr>
-          <w:rFonts w:hint="eastAsia"/>
+          <w:rFonts w:hint="eastAsia" w:eastAsia="黑体"/>
         </w:rPr>
         <w:t xml:space="preserve">达林顿饱和压降：</w:t>
       </w:r>
@@ -1165,7 +1286,7 @@
             </w:pPr>
             <w:r>
               <w:rPr>
-                <w:rFonts w:hint="eastAsia"/>
+                <w:rFonts w:hint="eastAsia" w:eastAsia="黑体"/>
               </w:rPr>
               <w:t xml:space="preserve">符号</w:t>
             </w:r>
@@ -1179,7 +1300,7 @@
             </w:pPr>
             <w:r>
               <w:rPr>
-                <w:rFonts w:hint="eastAsia"/>
+                <w:rFonts w:hint="eastAsia" w:eastAsia="黑体"/>
               </w:rPr>
               <w:t xml:space="preserve">含义</w:t>
             </w:r>
@@ -1193,7 +1314,7 @@
             </w:pPr>
             <w:r>
               <w:rPr>
-                <w:rFonts w:hint="eastAsia"/>
+                <w:rFonts w:hint="eastAsia" w:eastAsia="黑体"/>
               </w:rPr>
               <w:t xml:space="preserve">单位</w:t>
             </w:r>
@@ -1240,6 +1361,9 @@
               </m:sSub>
             </m:oMath>
             <w:r>
+              <w:rPr>
+                <w:rFonts w:eastAsia="黑体"/>
+              </w:rPr>
               <w:t xml:space="preserve">​</w:t>
             </w:r>
           </w:p>
@@ -1252,7 +1376,7 @@
             </w:pPr>
             <w:r>
               <w:rPr>
-                <w:rFonts w:hint="eastAsia"/>
+                <w:rFonts w:hint="eastAsia" w:eastAsia="黑体"/>
               </w:rPr>
               <w:t xml:space="preserve">各级电流增益</w:t>
             </w:r>
@@ -1266,7 +1390,7 @@
             </w:pPr>
             <w:r>
               <w:rPr>
-                <w:rFonts w:hint="eastAsia"/>
+                <w:rFonts w:hint="eastAsia" w:eastAsia="黑体"/>
               </w:rPr>
               <w:t xml:space="preserve">无量纲</w:t>
             </w:r>
@@ -1307,6 +1431,9 @@
               </m:sSub>
             </m:oMath>
             <w:r>
+              <w:rPr>
+                <w:rFonts w:eastAsia="黑体"/>
+              </w:rPr>
               <w:t xml:space="preserve">​</w:t>
             </w:r>
           </w:p>
@@ -1319,7 +1446,7 @@
             </w:pPr>
             <w:r>
               <w:rPr>
-                <w:rFonts w:hint="eastAsia"/>
+                <w:rFonts w:hint="eastAsia" w:eastAsia="黑体"/>
               </w:rPr>
               <w:t xml:space="preserve">复合总电流增益</w:t>
             </w:r>
@@ -1333,7 +1460,7 @@
             </w:pPr>
             <w:r>
               <w:rPr>
-                <w:rFonts w:hint="eastAsia"/>
+                <w:rFonts w:hint="eastAsia" w:eastAsia="黑体"/>
               </w:rPr>
               <w:t xml:space="preserve">无量纲</w:t>
             </w:r>
@@ -1362,6 +1489,9 @@
               </m:sSub>
             </m:oMath>
             <w:r>
+              <w:rPr>
+                <w:rFonts w:eastAsia="黑体"/>
+              </w:rPr>
               <w:t xml:space="preserve">​</w:t>
             </w:r>
           </w:p>
@@ -1374,7 +1504,7 @@
             </w:pPr>
             <w:r>
               <w:rPr>
-                <w:rFonts w:hint="eastAsia"/>
+                <w:rFonts w:hint="eastAsia" w:eastAsia="黑体"/>
               </w:rPr>
               <w:t xml:space="preserve">基极电流</w:t>
             </w:r>
@@ -1387,6 +1517,9 @@
               <w:pStyle w:val="Compact"/>
             </w:pPr>
             <w:r>
+              <w:rPr>
+                <w:rFonts w:eastAsia="黑体"/>
+              </w:rPr>
               <w:t xml:space="preserve">A</w:t>
             </w:r>
           </w:p>
@@ -1414,6 +1547,9 @@
               </m:sSub>
             </m:oMath>
             <w:r>
+              <w:rPr>
+                <w:rFonts w:eastAsia="黑体"/>
+              </w:rPr>
               <w:t xml:space="preserve">​</w:t>
             </w:r>
           </w:p>
@@ -1426,7 +1562,7 @@
             </w:pPr>
             <w:r>
               <w:rPr>
-                <w:rFonts w:hint="eastAsia"/>
+                <w:rFonts w:hint="eastAsia" w:eastAsia="黑体"/>
               </w:rPr>
               <w:t xml:space="preserve">集电极电流</w:t>
             </w:r>
@@ -1439,6 +1575,9 @@
               <w:pStyle w:val="Compact"/>
             </w:pPr>
             <w:r>
+              <w:rPr>
+                <w:rFonts w:eastAsia="黑体"/>
+              </w:rPr>
               <w:t xml:space="preserve">A</w:t>
             </w:r>
           </w:p>
@@ -1490,6 +1629,9 @@
               </m:sSub>
             </m:oMath>
             <w:r>
+              <w:rPr>
+                <w:rFonts w:eastAsia="黑体"/>
+              </w:rPr>
               <w:t xml:space="preserve">​</w:t>
             </w:r>
           </w:p>
@@ -1502,16 +1644,19 @@
             </w:pPr>
             <w:r>
               <w:rPr>
-                <w:rFonts w:hint="eastAsia"/>
+                <w:rFonts w:hint="eastAsia" w:eastAsia="黑体"/>
               </w:rPr>
               <w:t xml:space="preserve">结压降</w:t>
             </w:r>
             <w:r>
+              <w:rPr>
+                <w:rFonts w:eastAsia="黑体"/>
+              </w:rPr>
               <w:t xml:space="preserve"> / </w:t>
             </w:r>
             <w:r>
               <w:rPr>
-                <w:rFonts w:hint="eastAsia"/>
+                <w:rFonts w:hint="eastAsia" w:eastAsia="黑体"/>
               </w:rPr>
               <w:t xml:space="preserve">管压降</w:t>
             </w:r>
@@ -1524,6 +1669,9 @@
               <w:pStyle w:val="Compact"/>
             </w:pPr>
             <w:r>
+              <w:rPr>
+                <w:rFonts w:eastAsia="黑体"/>
+              </w:rPr>
               <w:t xml:space="preserve">V</w:t>
             </w:r>
           </w:p>
@@ -1538,7 +1686,7 @@
       </w:pPr>
       <w:r>
         <w:rPr>
-          <w:rFonts w:hint="eastAsia"/>
+          <w:rFonts w:hint="eastAsia" w:eastAsia="黑体"/>
         </w:rPr>
         <w:t xml:space="preserve">元件调整影响</w:t>
       </w:r>
@@ -1553,25 +1701,34 @@
       </w:pPr>
       <w:r>
         <w:rPr>
-          <w:rFonts w:hint="eastAsia"/>
+          <w:rFonts w:hint="eastAsia" w:eastAsia="黑体"/>
           <w:b/>
           <w:bCs/>
         </w:rPr>
         <w:t xml:space="preserve">级数↑</w:t>
       </w:r>
       <w:r>
+        <w:rPr>
+          <w:rFonts w:eastAsia="黑体"/>
+        </w:rPr>
         <w:t xml:space="preserve"> </w:t>
       </w:r>
       <w:r>
+        <w:rPr>
+          <w:rFonts w:eastAsia="黑体"/>
+        </w:rPr>
         <w:t xml:space="preserve">→ </w:t>
       </w:r>
       <w:r>
         <w:rPr>
-          <w:rFonts w:hint="eastAsia"/>
+          <w:rFonts w:hint="eastAsia" w:eastAsia="黑体"/>
         </w:rPr>
         <w:t xml:space="preserve">总电流增益成倍增大，但总</w:t>
       </w:r>
       <w:r>
+        <w:rPr>
+          <w:rFonts w:eastAsia="黑体"/>
+        </w:rPr>
         <w:t xml:space="preserve"> </w:t>
       </w:r>
       <m:oMath>
@@ -1592,11 +1749,14 @@
         </m:sSub>
       </m:oMath>
       <w:r>
+        <w:rPr>
+          <w:rFonts w:eastAsia="黑体"/>
+        </w:rPr>
         <w:t xml:space="preserve"> </w:t>
       </w:r>
       <w:r>
         <w:rPr>
-          <w:rFonts w:hint="eastAsia"/>
+          <w:rFonts w:hint="eastAsia" w:eastAsia="黑体"/>
         </w:rPr>
         <w:t xml:space="preserve">压降也叠加升高。</w:t>
       </w:r>
@@ -1611,7 +1771,7 @@
       </w:pPr>
       <w:r>
         <w:rPr>
-          <w:rFonts w:hint="eastAsia"/>
+          <w:rFonts w:hint="eastAsia" w:eastAsia="黑体"/>
           <w:b/>
           <w:bCs/>
         </w:rPr>
@@ -1619,20 +1779,27 @@
       </w:r>
       <w:r>
         <w:rPr>
+          <w:rFonts w:eastAsia="黑体"/>
           <w:b/>
           <w:bCs/>
         </w:rPr>
         <w:t xml:space="preserve"> β↑</w:t>
       </w:r>
       <w:r>
+        <w:rPr>
+          <w:rFonts w:eastAsia="黑体"/>
+        </w:rPr>
         <w:t xml:space="preserve"> </w:t>
       </w:r>
       <w:r>
+        <w:rPr>
+          <w:rFonts w:eastAsia="黑体"/>
+        </w:rPr>
         <w:t xml:space="preserve">→ </w:t>
       </w:r>
       <w:r>
         <w:rPr>
-          <w:rFonts w:hint="eastAsia"/>
+          <w:rFonts w:hint="eastAsia" w:eastAsia="黑体"/>
         </w:rPr>
         <w:t xml:space="preserve">整体增益与输入灵敏度提升。</w:t>
       </w:r>
@@ -1647,7 +1814,7 @@
       </w:pPr>
       <w:r>
         <w:rPr>
-          <w:rFonts w:hint="eastAsia"/>
+          <w:rFonts w:hint="eastAsia" w:eastAsia="黑体"/>
           <w:b/>
           <w:bCs/>
         </w:rPr>
@@ -1655,6 +1822,7 @@
       </w:r>
       <w:r>
         <w:rPr>
+          <w:rFonts w:eastAsia="黑体"/>
           <w:b/>
           <w:bCs/>
         </w:rPr>
@@ -1676,24 +1844,34 @@
       </m:oMath>
       <w:r>
         <w:rPr>
+          <w:rFonts w:eastAsia="黑体"/>
           <w:b/>
           <w:bCs/>
         </w:rPr>
         <w:t xml:space="preserve">↑</w:t>
       </w:r>
       <w:r>
+        <w:rPr>
+          <w:rFonts w:eastAsia="黑体"/>
+        </w:rPr>
         <w:t xml:space="preserve"> </w:t>
       </w:r>
       <w:r>
+        <w:rPr>
+          <w:rFonts w:eastAsia="黑体"/>
+        </w:rPr>
         <w:t xml:space="preserve">→ </w:t>
       </w:r>
       <w:r>
         <w:rPr>
-          <w:rFonts w:hint="eastAsia"/>
+          <w:rFonts w:hint="eastAsia" w:eastAsia="黑体"/>
         </w:rPr>
         <w:t xml:space="preserve">集电极电流</w:t>
       </w:r>
       <w:r>
+        <w:rPr>
+          <w:rFonts w:eastAsia="黑体"/>
+        </w:rPr>
         <w:t xml:space="preserve"> </w:t>
       </w:r>
       <m:oMath>
@@ -1711,11 +1889,14 @@
         </m:sSub>
       </m:oMath>
       <w:r>
+        <w:rPr>
+          <w:rFonts w:eastAsia="黑体"/>
+        </w:rPr>
         <w:t xml:space="preserve"> </w:t>
       </w:r>
       <w:r>
         <w:rPr>
-          <w:rFonts w:hint="eastAsia"/>
+          <w:rFonts w:hint="eastAsia" w:eastAsia="黑体"/>
         </w:rPr>
         <w:t xml:space="preserve">增大（线性区内）。</w:t>
       </w:r>
@@ -1730,7 +1911,7 @@
       </w:pPr>
       <w:r>
         <w:rPr>
-          <w:rFonts w:hint="eastAsia"/>
+          <w:rFonts w:hint="eastAsia" w:eastAsia="黑体"/>
         </w:rPr>
         <w:t xml:space="preserve">达林顿饱和压降约为普通管两倍，低电压应用效率受影响。</w:t>
       </w:r>
@@ -1743,7 +1924,7 @@
       </w:pPr>
       <w:r>
         <w:rPr>
-          <w:rFonts w:hint="eastAsia"/>
+          <w:rFonts w:hint="eastAsia" w:eastAsia="黑体"/>
         </w:rPr>
         <w:t xml:space="preserve">典型参数示例</w:t>
       </w:r>
@@ -1758,11 +1939,14 @@
       </w:pPr>
       <w:r>
         <w:rPr>
-          <w:rFonts w:hint="eastAsia"/>
+          <w:rFonts w:hint="eastAsia" w:eastAsia="黑体"/>
         </w:rPr>
         <w:t xml:space="preserve">取</w:t>
       </w:r>
       <w:r>
+        <w:rPr>
+          <w:rFonts w:eastAsia="黑体"/>
+        </w:rPr>
         <w:t xml:space="preserve"> </w:t>
       </w:r>
       <m:oMath>
@@ -1808,7 +1992,7 @@
       </m:oMath>
       <w:r>
         <w:rPr>
-          <w:rFonts w:hint="eastAsia"/>
+          <w:rFonts w:hint="eastAsia" w:eastAsia="黑体"/>
         </w:rPr>
         <w:t xml:space="preserve">：</w:t>
       </w:r>
@@ -1866,6 +2050,9 @@
         </m:r>
       </m:oMath>
       <w:r>
+        <w:rPr>
+          <w:rFonts w:eastAsia="黑体"/>
+        </w:rPr>
         <w:t xml:space="preserve">。</w:t>
       </w:r>
     </w:p>
@@ -1879,11 +2066,14 @@
       </w:pPr>
       <w:r>
         <w:rPr>
-          <w:rFonts w:hint="eastAsia"/>
+          <w:rFonts w:hint="eastAsia" w:eastAsia="黑体"/>
         </w:rPr>
         <w:t xml:space="preserve">取</w:t>
       </w:r>
       <w:r>
+        <w:rPr>
+          <w:rFonts w:eastAsia="黑体"/>
+        </w:rPr>
         <w:t xml:space="preserve"> </w:t>
       </w:r>
       <m:oMath>
@@ -1924,7 +2114,7 @@
       </m:oMath>
       <w:r>
         <w:rPr>
-          <w:rFonts w:hint="eastAsia"/>
+          <w:rFonts w:hint="eastAsia" w:eastAsia="黑体"/>
         </w:rPr>
         <w:t xml:space="preserve">：</w:t>
       </w:r>
@@ -2005,11 +2195,14 @@
       </m:oMath>
       <w:r>
         <w:rPr>
-          <w:rFonts w:hint="eastAsia"/>
+          <w:rFonts w:hint="eastAsia" w:eastAsia="黑体"/>
         </w:rPr>
         <w:t xml:space="preserve">；总</w:t>
       </w:r>
       <w:r>
+        <w:rPr>
+          <w:rFonts w:eastAsia="黑体"/>
+        </w:rPr>
         <w:t xml:space="preserve"> </w:t>
       </w:r>
       <m:oMath>
@@ -2049,6 +2242,9 @@
         </m:r>
       </m:oMath>
       <w:r>
+        <w:rPr>
+          <w:rFonts w:eastAsia="黑体"/>
+        </w:rPr>
         <w:t xml:space="preserve">。</w:t>
       </w:r>
     </w:p>
@@ -2060,7 +2256,7 @@
       </w:pPr>
       <w:r>
         <w:rPr>
-          <w:rFonts w:hint="eastAsia"/>
+          <w:rFonts w:hint="eastAsia" w:eastAsia="黑体"/>
         </w:rPr>
         <w:t xml:space="preserve">常见器件型号</w:t>
       </w:r>
@@ -2075,25 +2271,31 @@
       </w:pPr>
       <w:r>
         <w:rPr>
-          <w:rFonts w:hint="eastAsia"/>
+          <w:rFonts w:hint="eastAsia" w:eastAsia="黑体"/>
         </w:rPr>
         <w:t xml:space="preserve">达林顿对管：TIP122（NPN</w:t>
       </w:r>
       <w:r>
+        <w:rPr>
+          <w:rFonts w:eastAsia="黑体"/>
+        </w:rPr>
         <w:t xml:space="preserve"> </w:t>
       </w:r>
       <w:r>
         <w:rPr>
-          <w:rFonts w:hint="eastAsia"/>
+          <w:rFonts w:hint="eastAsia" w:eastAsia="黑体"/>
         </w:rPr>
         <w:t xml:space="preserve">达林顿）、TIP127（PNP）、ULN2003（7</w:t>
       </w:r>
       <w:r>
+        <w:rPr>
+          <w:rFonts w:eastAsia="黑体"/>
+        </w:rPr>
         <w:t xml:space="preserve"> </w:t>
       </w:r>
       <w:r>
         <w:rPr>
-          <w:rFonts w:hint="eastAsia"/>
+          <w:rFonts w:hint="eastAsia" w:eastAsia="黑体"/>
         </w:rPr>
         <w:t xml:space="preserve">路达林顿阵列）、2N6284。</w:t>
       </w:r>
@@ -2106,7 +2308,7 @@
       </w:pPr>
       <w:r>
         <w:rPr>
-          <w:rFonts w:hint="eastAsia"/>
+          <w:rFonts w:hint="eastAsia" w:eastAsia="黑体"/>
         </w:rPr>
         <w:t xml:space="preserve">注意事项</w:t>
       </w:r>
@@ -2121,16 +2323,19 @@
       </w:pPr>
       <w:r>
         <w:rPr>
-          <w:rFonts w:hint="eastAsia"/>
+          <w:rFonts w:hint="eastAsia" w:eastAsia="黑体"/>
         </w:rPr>
         <w:t xml:space="preserve">达林顿饱和压降高（约</w:t>
       </w:r>
       <w:r>
+        <w:rPr>
+          <w:rFonts w:eastAsia="黑体"/>
+        </w:rPr>
         <w:t xml:space="preserve"> 1 V </w:t>
       </w:r>
       <w:r>
         <w:rPr>
-          <w:rFonts w:hint="eastAsia"/>
+          <w:rFonts w:hint="eastAsia" w:eastAsia="黑体"/>
         </w:rPr>
         <w:t xml:space="preserve">以上），低压大电流场合损耗较大。</w:t>
       </w:r>
@@ -2145,7 +2350,7 @@
       </w:pPr>
       <w:r>
         <w:rPr>
-          <w:rFonts w:hint="eastAsia"/>
+          <w:rFonts w:hint="eastAsia" w:eastAsia="黑体"/>
         </w:rPr>
         <w:t xml:space="preserve">开关速度慢于单管（存储效应），高频/高速场合需加泄放电阻。</w:t>
       </w:r>
@@ -2160,7 +2365,7 @@
       </w:pPr>
       <w:r>
         <w:rPr>
-          <w:rFonts w:hint="eastAsia"/>
+          <w:rFonts w:hint="eastAsia" w:eastAsia="黑体"/>
         </w:rPr>
         <w:t xml:space="preserve">高增益下易受噪声与温度影响，稳定性需关注。</w:t>
       </w:r>
@@ -2173,7 +2378,7 @@
       </w:pPr>
       <w:r>
         <w:rPr>
-          <w:rFonts w:hint="eastAsia"/>
+          <w:rFonts w:hint="eastAsia" w:eastAsia="黑体"/>
         </w:rPr>
         <w:t xml:space="preserve">参考资料</w:t>
       </w:r>
@@ -2188,7 +2393,7 @@
       </w:pPr>
       <w:r>
         <w:rPr>
-          <w:rFonts w:hint="eastAsia"/>
+          <w:rFonts w:hint="eastAsia" w:eastAsia="黑体"/>
         </w:rPr>
         <w:t xml:space="preserve">《模拟电子技术基础》（童诗白、华成英）。</w:t>
       </w:r>
@@ -2202,6 +2407,9 @@
         </w:numPr>
       </w:pPr>
       <w:r>
+        <w:rPr>
+          <w:rFonts w:eastAsia="黑体"/>
+        </w:rPr>
         <w:t xml:space="preserve">Wikipedia: Darlington transistor。</w:t>
       </w:r>
     </w:p>
@@ -2214,11 +2422,14 @@
         </w:numPr>
       </w:pPr>
       <w:r>
+        <w:rPr>
+          <w:rFonts w:eastAsia="黑体"/>
+        </w:rPr>
         <w:t xml:space="preserve">TI / ST ULN2003 </w:t>
       </w:r>
       <w:r>
         <w:rPr>
-          <w:rFonts w:hint="eastAsia"/>
+          <w:rFonts w:hint="eastAsia" w:eastAsia="黑体"/>
         </w:rPr>
         <w:t xml:space="preserve">数据手册。</w:t>
       </w:r>
@@ -2232,11 +2443,11 @@
       </w:pPr>
       <w:r>
         <w:rPr>
-          <w:rFonts w:ascii="Times New Roman" w:hAnsi="Times New Roman"/>
+          <w:rFonts w:ascii="Times New Roman" w:hAnsi="Times New Roman" w:eastAsia="黑体"/>
           <w:color w:val="555555"/>
           <w:sz w:val="21"/>
         </w:rPr>
-        <w:t>材料收集者：杜文杰</w:t>
+        <w:t>材料收集者：杜文杰，WX手机：19519196569，QQ:3478827729</w:t>
       </w:r>
     </w:p>
     <w:sectPr>
@@ -2256,7 +2467,7 @@
 </file>
 
 <file path=word/footer1.xml><?xml version="1.0" encoding="utf-8"?>
-<w:ftr xmlns:m="http://schemas.openxmlformats.org/officeDocument/2006/math" xmlns:mc="http://schemas.openxmlformats.org/markup-compatibility/2006" xmlns:mo="http://schemas.microsoft.com/office/mac/office/2008/main" xmlns:mv="urn:schemas-microsoft-com:mac:vml" xmlns:o="urn:schemas-microsoft-com:office:office" xmlns:r="http://schemas.openxmlformats.org/officeDocument/2006/relationships" xmlns:v="urn:schemas-microsoft-com:vml" xmlns:w10="urn:schemas-microsoft-com:office:word" xmlns:w14="http://schemas.microsoft.com/office/word/2010/wordml" xmlns:w="http://schemas.openxmlformats.org/wordprocessingml/2006/main" xmlns:wne="http://schemas.microsoft.com/office/word/2006/wordml" xmlns:wp14="http://schemas.microsoft.com/office/word/2010/wordprocessingDrawing" xmlns:wp="http://schemas.openxmlformats.org/drawingml/2006/wordprocessingDrawing" xmlns:wpc="http://schemas.microsoft.com/office/word/2010/wordprocessingCanvas" xmlns:wpg="http://schemas.microsoft.com/office/word/2010/wordprocessingGroup" xmlns:wpi="http://schemas.microsoft.com/office/word/2010/wordprocessingInk" xmlns:wps="http://schemas.microsoft.com/office/word/2010/wordprocessingShape" mc:Ignorable="w14 wp14">
+<w:ftr xmlns:mc="http://schemas.openxmlformats.org/markup-compatibility/2006" xmlns:w="http://schemas.openxmlformats.org/wordprocessingml/2006/main" xmlns:m="http://schemas.openxmlformats.org/officeDocument/2006/math" xmlns:mo="http://schemas.microsoft.com/office/mac/office/2008/main" xmlns:mv="urn:schemas-microsoft-com:mac:vml" xmlns:o="urn:schemas-microsoft-com:office:office" xmlns:r="http://schemas.openxmlformats.org/officeDocument/2006/relationships" xmlns:v="urn:schemas-microsoft-com:vml" xmlns:w10="urn:schemas-microsoft-com:office:word" xmlns:w14="http://schemas.microsoft.com/office/word/2010/wordml" xmlns:wne="http://schemas.microsoft.com/office/word/2006/wordml" xmlns:wp14="http://schemas.microsoft.com/office/word/2010/wordprocessingDrawing" xmlns:wp="http://schemas.openxmlformats.org/drawingml/2006/wordprocessingDrawing" xmlns:wpc="http://schemas.microsoft.com/office/word/2010/wordprocessingCanvas" xmlns:wpg="http://schemas.microsoft.com/office/word/2010/wordprocessingGroup" xmlns:wpi="http://schemas.microsoft.com/office/word/2010/wordprocessingInk" xmlns:wps="http://schemas.microsoft.com/office/word/2010/wordprocessingShape" mc:Ignorable="w14 wp14">
   <w:p>
     <w:pPr>
       <w:pStyle w:val="Footer"/>
@@ -2264,12 +2475,14 @@
     </w:pPr>
     <w:r>
       <w:rPr>
+        <w:rFonts w:eastAsia="黑体"/>
         <w:sz w:val="18"/>
       </w:rPr>
       <w:t xml:space="preserve">第 </w:t>
     </w:r>
     <w:r>
       <w:rPr>
+        <w:rFonts w:eastAsia="黑体"/>
         <w:sz w:val="18"/>
       </w:rPr>
       <w:fldChar w:fldCharType="begin"/>
@@ -2278,6 +2491,7 @@
     </w:r>
     <w:r>
       <w:rPr>
+        <w:rFonts w:eastAsia="黑体"/>
         <w:sz w:val="18"/>
       </w:rPr>
       <w:t xml:space="preserve"> 页</w:t>
@@ -2291,6 +2505,9 @@
   <w:footnote w:type="continuationSeparator" w:id="0">
     <w:p>
       <w:r>
+        <w:rPr>
+          <w:rFonts w:eastAsia="黑体"/>
+        </w:rPr>
         <w:continuationSeparator/>
       </w:r>
     </w:p>
@@ -2298,6 +2515,9 @@
   <w:footnote w:type="separator" w:id="-1">
     <w:p>
       <w:r>
+        <w:rPr>
+          <w:rFonts w:eastAsia="黑体"/>
+        </w:rPr>
         <w:separator/>
       </w:r>
     </w:p>
@@ -2306,7 +2526,7 @@
 </file>
 
 <file path=word/header1.xml><?xml version="1.0" encoding="utf-8"?>
-<w:hdr xmlns:m="http://schemas.openxmlformats.org/officeDocument/2006/math" xmlns:mc="http://schemas.openxmlformats.org/markup-compatibility/2006" xmlns:mo="http://schemas.microsoft.com/office/mac/office/2008/main" xmlns:mv="urn:schemas-microsoft-com:mac:vml" xmlns:o="urn:schemas-microsoft-com:office:office" xmlns:r="http://schemas.openxmlformats.org/officeDocument/2006/relationships" xmlns:v="urn:schemas-microsoft-com:vml" xmlns:w10="urn:schemas-microsoft-com:office:word" xmlns:w14="http://schemas.microsoft.com/office/word/2010/wordml" xmlns:w="http://schemas.openxmlformats.org/wordprocessingml/2006/main" xmlns:wne="http://schemas.microsoft.com/office/word/2006/wordml" xmlns:wp14="http://schemas.microsoft.com/office/word/2010/wordprocessingDrawing" xmlns:wp="http://schemas.openxmlformats.org/drawingml/2006/wordprocessingDrawing" xmlns:wpc="http://schemas.microsoft.com/office/word/2010/wordprocessingCanvas" xmlns:wpg="http://schemas.microsoft.com/office/word/2010/wordprocessingGroup" xmlns:wpi="http://schemas.microsoft.com/office/word/2010/wordprocessingInk" xmlns:wps="http://schemas.microsoft.com/office/word/2010/wordprocessingShape" mc:Ignorable="w14 wp14">
+<w:hdr xmlns:mc="http://schemas.openxmlformats.org/markup-compatibility/2006" xmlns:w="http://schemas.openxmlformats.org/wordprocessingml/2006/main" xmlns:m="http://schemas.openxmlformats.org/officeDocument/2006/math" xmlns:mo="http://schemas.microsoft.com/office/mac/office/2008/main" xmlns:mv="urn:schemas-microsoft-com:mac:vml" xmlns:o="urn:schemas-microsoft-com:office:office" xmlns:r="http://schemas.openxmlformats.org/officeDocument/2006/relationships" xmlns:v="urn:schemas-microsoft-com:vml" xmlns:w10="urn:schemas-microsoft-com:office:word" xmlns:w14="http://schemas.microsoft.com/office/word/2010/wordml" xmlns:wne="http://schemas.microsoft.com/office/word/2006/wordml" xmlns:wp14="http://schemas.microsoft.com/office/word/2010/wordprocessingDrawing" xmlns:wp="http://schemas.openxmlformats.org/drawingml/2006/wordprocessingDrawing" xmlns:wpc="http://schemas.microsoft.com/office/word/2010/wordprocessingCanvas" xmlns:wpg="http://schemas.microsoft.com/office/word/2010/wordprocessingGroup" xmlns:wpi="http://schemas.microsoft.com/office/word/2010/wordprocessingInk" xmlns:wps="http://schemas.microsoft.com/office/word/2010/wordprocessingShape" mc:Ignorable="w14 wp14">
   <w:p>
     <w:pPr>
       <w:pStyle w:val="Header"/>
@@ -2314,7 +2534,7 @@
     </w:pPr>
     <w:r>
       <w:rPr>
-        <w:rFonts w:ascii="Times New Roman" w:hAnsi="Times New Roman"/>
+        <w:rFonts w:ascii="Times New Roman" w:hAnsi="Times New Roman" w:eastAsia="黑体"/>
         <w:sz w:val="18"/>
         <w:rFonts w:eastAsia="黑体"/>
         <w:rFonts w:eastAsia="黑体"/>
@@ -2326,7 +2546,7 @@
 </file>
 
 <file path=word/numbering.xml><?xml version="1.0" encoding="utf-8"?>
-<w:numbering xmlns:m="http://schemas.openxmlformats.org/officeDocument/2006/math" xmlns:mc="http://schemas.openxmlformats.org/markup-compatibility/2006" xmlns:mo="http://schemas.microsoft.com/office/mac/office/2008/main" xmlns:mv="urn:schemas-microsoft-com:mac:vml" xmlns:o="urn:schemas-microsoft-com:office:office" xmlns:r="http://schemas.openxmlformats.org/officeDocument/2006/relationships" xmlns:v="urn:schemas-microsoft-com:vml" xmlns:w="http://schemas.openxmlformats.org/wordprocessingml/2006/main" xmlns:w10="urn:schemas-microsoft-com:office:word" xmlns:w14="http://schemas.microsoft.com/office/word/2010/wordml" xmlns:wne="http://schemas.microsoft.com/office/word/2006/wordml" xmlns:wp="http://schemas.openxmlformats.org/drawingml/2006/wordprocessingDrawing" xmlns:wp14="http://schemas.microsoft.com/office/word/2010/wordprocessingDrawing" xmlns:wpc="http://schemas.microsoft.com/office/word/2010/wordprocessingCanvas" xmlns:wpg="http://schemas.microsoft.com/office/word/2010/wordprocessingGroup" xmlns:wpi="http://schemas.microsoft.com/office/word/2010/wordprocessingInk" xmlns:wps="http://schemas.microsoft.com/office/word/2010/wordprocessingShape" mc:Ignorable="w14 wp14">
+<w:numbering xmlns:mc="http://schemas.openxmlformats.org/markup-compatibility/2006" xmlns:w="http://schemas.openxmlformats.org/wordprocessingml/2006/main" xmlns:m="http://schemas.openxmlformats.org/officeDocument/2006/math" xmlns:mo="http://schemas.microsoft.com/office/mac/office/2008/main" xmlns:mv="urn:schemas-microsoft-com:mac:vml" xmlns:o="urn:schemas-microsoft-com:office:office" xmlns:r="http://schemas.openxmlformats.org/officeDocument/2006/relationships" xmlns:v="urn:schemas-microsoft-com:vml" xmlns:w10="urn:schemas-microsoft-com:office:word" xmlns:w14="http://schemas.microsoft.com/office/word/2010/wordml" xmlns:wne="http://schemas.microsoft.com/office/word/2006/wordml" xmlns:wp="http://schemas.openxmlformats.org/drawingml/2006/wordprocessingDrawing" xmlns:wp14="http://schemas.microsoft.com/office/word/2010/wordprocessingDrawing" xmlns:wpc="http://schemas.microsoft.com/office/word/2010/wordprocessingCanvas" xmlns:wpg="http://schemas.microsoft.com/office/word/2010/wordprocessingGroup" xmlns:wpi="http://schemas.microsoft.com/office/word/2010/wordprocessingInk" xmlns:wps="http://schemas.microsoft.com/office/word/2010/wordprocessingShape" mc:Ignorable="w14 wp14">
   <w:abstractNum w:abstractNumId="0">
     <w:nsid w:val="FFFFFF7C"/>
     <w:multiLevelType w:val="singleLevel"/>
@@ -2413,7 +2633,7 @@
         <w:ind w:hanging="360" w:left="1440"/>
       </w:pPr>
       <w:rPr>
-        <w:rFonts w:ascii="Symbol" w:hAnsi="Symbol" w:hint="default"/>
+        <w:rFonts w:ascii="Symbol" w:hAnsi="Symbol" w:hint="default" w:eastAsia="黑体"/>
       </w:rPr>
     </w:lvl>
   </w:abstractNum>
@@ -2434,7 +2654,7 @@
         <w:ind w:hanging="360" w:left="1080"/>
       </w:pPr>
       <w:rPr>
-        <w:rFonts w:ascii="Symbol" w:hAnsi="Symbol" w:hint="default"/>
+        <w:rFonts w:ascii="Symbol" w:hAnsi="Symbol" w:hint="default" w:eastAsia="黑体"/>
       </w:rPr>
     </w:lvl>
   </w:abstractNum>
@@ -2455,7 +2675,7 @@
         <w:ind w:hanging="360" w:left="720"/>
       </w:pPr>
       <w:rPr>
-        <w:rFonts w:ascii="Symbol" w:hAnsi="Symbol" w:hint="default"/>
+        <w:rFonts w:ascii="Symbol" w:hAnsi="Symbol" w:hint="default" w:eastAsia="黑体"/>
       </w:rPr>
     </w:lvl>
   </w:abstractNum>
@@ -2494,7 +2714,7 @@
         <w:ind w:hanging="360" w:left="360"/>
       </w:pPr>
       <w:rPr>
-        <w:rFonts w:ascii="Symbol" w:hAnsi="Symbol" w:hint="default"/>
+        <w:rFonts w:ascii="Symbol" w:hAnsi="Symbol" w:hint="default" w:eastAsia="黑体"/>
       </w:rPr>
     </w:lvl>
   </w:abstractNum>
@@ -2585,7 +2805,7 @@
         <w:ind w:left="720" w:hanging="360"/>
       </w:pPr>
       <w:rPr>
-        <w:rFonts w:ascii="Symbol" w:hAnsi="Symbol" w:cs="Symbol" w:hint="default"/>
+        <w:rFonts w:ascii="Symbol" w:hAnsi="Symbol" w:cs="Symbol" w:hint="default" w:eastAsia="黑体"/>
       </w:rPr>
     </w:lvl>
     <w:lvl w:ilvl="1">
@@ -2596,7 +2816,7 @@
         <w:ind w:left="1440" w:hanging="360"/>
       </w:pPr>
       <w:rPr>
-        <w:rFonts w:ascii="Courier New" w:hAnsi="Courier New" w:cs="Courier New" w:hint="default"/>
+        <w:rFonts w:ascii="Courier New" w:hAnsi="Courier New" w:cs="Courier New" w:hint="default" w:eastAsia="黑体"/>
       </w:rPr>
     </w:lvl>
     <w:lvl w:ilvl="2">
@@ -2607,7 +2827,7 @@
         <w:ind w:left="2160" w:hanging="360"/>
       </w:pPr>
       <w:rPr>
-        <w:rFonts w:ascii="Wingdings" w:hAnsi="Wingdings" w:cs="Wingdings" w:hint="default"/>
+        <w:rFonts w:ascii="Wingdings" w:hAnsi="Wingdings" w:cs="Wingdings" w:hint="default" w:eastAsia="黑体"/>
       </w:rPr>
     </w:lvl>
     <w:lvl w:ilvl="3">
@@ -2618,7 +2838,7 @@
         <w:ind w:left="2880" w:hanging="360"/>
       </w:pPr>
       <w:rPr>
-        <w:rFonts w:ascii="Symbol" w:hAnsi="Symbol" w:cs="Symbol" w:hint="default"/>
+        <w:rFonts w:ascii="Symbol" w:hAnsi="Symbol" w:cs="Symbol" w:hint="default" w:eastAsia="黑体"/>
       </w:rPr>
     </w:lvl>
     <w:lvl w:ilvl="4">
@@ -2629,7 +2849,7 @@
         <w:ind w:left="3600" w:hanging="360"/>
       </w:pPr>
       <w:rPr>
-        <w:rFonts w:ascii="Courier New" w:hAnsi="Courier New" w:cs="Courier New" w:hint="default"/>
+        <w:rFonts w:ascii="Courier New" w:hAnsi="Courier New" w:cs="Courier New" w:hint="default" w:eastAsia="黑体"/>
       </w:rPr>
     </w:lvl>
     <w:lvl w:ilvl="5">
@@ -2640,7 +2860,7 @@
         <w:ind w:left="4320" w:hanging="360"/>
       </w:pPr>
       <w:rPr>
-        <w:rFonts w:ascii="Wingdings" w:hAnsi="Wingdings" w:cs="Wingdings" w:hint="default"/>
+        <w:rFonts w:ascii="Wingdings" w:hAnsi="Wingdings" w:cs="Wingdings" w:hint="default" w:eastAsia="黑体"/>
       </w:rPr>
     </w:lvl>
     <w:lvl w:ilvl="6">
@@ -2651,7 +2871,7 @@
         <w:ind w:left="5040" w:hanging="360"/>
       </w:pPr>
       <w:rPr>
-        <w:rFonts w:ascii="Symbol" w:hAnsi="Symbol" w:cs="Symbol" w:hint="default"/>
+        <w:rFonts w:ascii="Symbol" w:hAnsi="Symbol" w:cs="Symbol" w:hint="default" w:eastAsia="黑体"/>
       </w:rPr>
     </w:lvl>
     <w:lvl w:ilvl="7">
@@ -2662,7 +2882,7 @@
         <w:ind w:left="5760" w:hanging="360"/>
       </w:pPr>
       <w:rPr>
-        <w:rFonts w:ascii="Courier New" w:hAnsi="Courier New" w:cs="Courier New" w:hint="default"/>
+        <w:rFonts w:ascii="Courier New" w:hAnsi="Courier New" w:cs="Courier New" w:hint="default" w:eastAsia="黑体"/>
       </w:rPr>
     </w:lvl>
     <w:lvl w:ilvl="8">
@@ -2673,7 +2893,7 @@
         <w:ind w:left="6480" w:hanging="360"/>
       </w:pPr>
       <w:rPr>
-        <w:rFonts w:ascii="Wingdings" w:hAnsi="Wingdings" w:cs="Wingdings" w:hint="default"/>
+        <w:rFonts w:ascii="Wingdings" w:hAnsi="Wingdings" w:cs="Wingdings" w:hint="default" w:eastAsia="黑体"/>
       </w:rPr>
     </w:lvl>
   </w:abstractNum>
@@ -2726,11 +2946,11 @@
 </file>
 
 <file path=word/styles.xml><?xml version="1.0" encoding="utf-8"?>
-<w:styles xmlns:mc="http://schemas.openxmlformats.org/markup-compatibility/2006" xmlns:r="http://schemas.openxmlformats.org/officeDocument/2006/relationships" xmlns:w="http://schemas.openxmlformats.org/wordprocessingml/2006/main" xmlns:w14="http://schemas.microsoft.com/office/word/2010/wordml" mc:Ignorable="w14">
+<w:styles xmlns:mc="http://schemas.openxmlformats.org/markup-compatibility/2006" xmlns:w="http://schemas.openxmlformats.org/wordprocessingml/2006/main" xmlns:r="http://schemas.openxmlformats.org/officeDocument/2006/relationships" xmlns:w14="http://schemas.microsoft.com/office/word/2010/wordml" mc:Ignorable="w14">
   <w:docDefaults>
     <w:rPrDefault>
       <w:rPr>
-        <w:rFonts w:asciiTheme="minorHAnsi" w:cstheme="minorBidi" w:eastAsiaTheme="minorEastAsia" w:hAnsiTheme="minorHAnsi"/>
+        <w:rFonts w:asciiTheme="minorHAnsi" w:cstheme="minorBidi" w:hAnsiTheme="minorHAnsi" w:eastAsia="黑体"/>
         <w:sz w:val="22"/>
         <w:szCs w:val="22"/>
         <w:lang w:bidi="ar-SA" w:eastAsia="en-US" w:val="en-US"/>
@@ -2952,7 +3172,7 @@
       <w:outlineLvl w:val="0"/>
     </w:pPr>
     <w:rPr>
-      <w:rFonts w:ascii="Times New Roman" w:asciiTheme="majorHAnsi" w:cstheme="majorBidi" w:eastAsia="黑体" w:eastAsiaTheme="majorEastAsia" w:hAnsi="Times New Roman" w:hAnsiTheme="majorHAnsi"/>
+      <w:rFonts w:ascii="Times New Roman" w:asciiTheme="majorHAnsi" w:cstheme="majorBidi" w:eastAsia="黑体" w:hAnsi="Times New Roman" w:hAnsiTheme="majorHAnsi"/>
       <w:b/>
       <w:bCs/>
       <w:color w:val="1F3864"/>
@@ -2976,7 +3196,7 @@
       <w:outlineLvl w:val="1"/>
     </w:pPr>
     <w:rPr>
-      <w:rFonts w:ascii="Times New Roman" w:asciiTheme="majorHAnsi" w:cstheme="majorBidi" w:eastAsia="黑体" w:eastAsiaTheme="majorEastAsia" w:hAnsi="Times New Roman" w:hAnsiTheme="majorHAnsi"/>
+      <w:rFonts w:ascii="Times New Roman" w:asciiTheme="majorHAnsi" w:cstheme="majorBidi" w:eastAsia="黑体" w:hAnsi="Times New Roman" w:hAnsiTheme="majorHAnsi"/>
       <w:b/>
       <w:bCs/>
       <w:color w:val="2E4E7E"/>
@@ -3000,7 +3220,7 @@
       <w:outlineLvl w:val="2"/>
     </w:pPr>
     <w:rPr>
-      <w:rFonts w:ascii="Times New Roman" w:asciiTheme="majorHAnsi" w:cstheme="majorBidi" w:eastAsia="黑体" w:eastAsiaTheme="majorEastAsia" w:hAnsi="Times New Roman" w:hAnsiTheme="majorHAnsi"/>
+      <w:rFonts w:ascii="Times New Roman" w:asciiTheme="majorHAnsi" w:cstheme="majorBidi" w:eastAsia="黑体" w:hAnsi="Times New Roman" w:hAnsiTheme="majorHAnsi"/>
       <w:b/>
       <w:bCs/>
       <w:color w:val="2E4E7E"/>
@@ -3024,7 +3244,7 @@
       <w:outlineLvl w:val="3"/>
     </w:pPr>
     <w:rPr>
-      <w:rFonts w:ascii="Times New Roman" w:asciiTheme="majorHAnsi" w:cstheme="majorBidi" w:eastAsia="黑体" w:eastAsiaTheme="majorEastAsia" w:hAnsi="Times New Roman" w:hAnsiTheme="majorHAnsi"/>
+      <w:rFonts w:ascii="Times New Roman" w:asciiTheme="majorHAnsi" w:cstheme="majorBidi" w:eastAsia="黑体" w:hAnsi="Times New Roman" w:hAnsiTheme="majorHAnsi"/>
       <w:b/>
       <w:bCs/>
       <w:i/>
@@ -3050,7 +3270,7 @@
       <w:outlineLvl w:val="4"/>
     </w:pPr>
     <w:rPr>
-      <w:rFonts w:ascii="Times New Roman" w:asciiTheme="majorHAnsi" w:cstheme="majorBidi" w:eastAsia="黑体" w:eastAsiaTheme="majorEastAsia" w:hAnsi="Times New Roman" w:hAnsiTheme="majorHAnsi"/>
+      <w:rFonts w:ascii="Times New Roman" w:asciiTheme="majorHAnsi" w:cstheme="majorBidi" w:eastAsia="黑体" w:hAnsi="Times New Roman" w:hAnsiTheme="majorHAnsi"/>
       <w:b/>
       <w:color w:val="333333"/>
       <w:sz w:val="22"/>
@@ -3073,7 +3293,7 @@
       <w:outlineLvl w:val="5"/>
     </w:pPr>
     <w:rPr>
-      <w:rFonts w:asciiTheme="majorHAnsi" w:cstheme="majorBidi" w:eastAsiaTheme="majorEastAsia" w:hAnsiTheme="majorHAnsi"/>
+      <w:rFonts w:asciiTheme="majorHAnsi" w:cstheme="majorBidi" w:hAnsiTheme="majorHAnsi" w:eastAsia="黑体"/>
       <w:i/>
       <w:iCs/>
       <w:color w:themeColor="accent1" w:themeShade="7F" w:val="243F60"/>
@@ -3096,7 +3316,7 @@
       <w:outlineLvl w:val="6"/>
     </w:pPr>
     <w:rPr>
-      <w:rFonts w:asciiTheme="majorHAnsi" w:cstheme="majorBidi" w:eastAsiaTheme="majorEastAsia" w:hAnsiTheme="majorHAnsi"/>
+      <w:rFonts w:asciiTheme="majorHAnsi" w:cstheme="majorBidi" w:hAnsiTheme="majorHAnsi" w:eastAsia="黑体"/>
       <w:i/>
       <w:iCs/>
       <w:color w:themeColor="text1" w:themeTint="BF" w:val="404040"/>
@@ -3119,7 +3339,7 @@
       <w:outlineLvl w:val="7"/>
     </w:pPr>
     <w:rPr>
-      <w:rFonts w:asciiTheme="majorHAnsi" w:cstheme="majorBidi" w:eastAsiaTheme="majorEastAsia" w:hAnsiTheme="majorHAnsi"/>
+      <w:rFonts w:asciiTheme="majorHAnsi" w:cstheme="majorBidi" w:hAnsiTheme="majorHAnsi" w:eastAsia="黑体"/>
       <w:color w:themeColor="accent1" w:val="4F81BD"/>
       <w:sz w:val="20"/>
       <w:szCs w:val="20"/>
@@ -3142,7 +3362,7 @@
       <w:outlineLvl w:val="8"/>
     </w:pPr>
     <w:rPr>
-      <w:rFonts w:asciiTheme="majorHAnsi" w:cstheme="majorBidi" w:eastAsiaTheme="majorEastAsia" w:hAnsiTheme="majorHAnsi"/>
+      <w:rFonts w:asciiTheme="majorHAnsi" w:cstheme="majorBidi" w:hAnsiTheme="majorHAnsi" w:eastAsia="黑体"/>
       <w:i/>
       <w:iCs/>
       <w:color w:themeColor="text1" w:themeTint="BF" w:val="404040"/>
@@ -3193,7 +3413,7 @@
     <w:uiPriority w:val="9"/>
     <w:rsid w:val="00FC693F"/>
     <w:rPr>
-      <w:rFonts w:asciiTheme="majorHAnsi" w:cstheme="majorBidi" w:eastAsiaTheme="majorEastAsia" w:hAnsiTheme="majorHAnsi"/>
+      <w:rFonts w:asciiTheme="majorHAnsi" w:cstheme="majorBidi" w:hAnsiTheme="majorHAnsi" w:eastAsia="黑体"/>
       <w:b/>
       <w:bCs/>
       <w:color w:themeColor="accent1" w:themeShade="BF" w:val="365F91"/>
@@ -3208,7 +3428,7 @@
     <w:uiPriority w:val="9"/>
     <w:rsid w:val="00FC693F"/>
     <w:rPr>
-      <w:rFonts w:asciiTheme="majorHAnsi" w:cstheme="majorBidi" w:eastAsiaTheme="majorEastAsia" w:hAnsiTheme="majorHAnsi"/>
+      <w:rFonts w:asciiTheme="majorHAnsi" w:cstheme="majorBidi" w:hAnsiTheme="majorHAnsi" w:eastAsia="黑体"/>
       <w:b/>
       <w:bCs/>
       <w:color w:themeColor="accent1" w:val="4F81BD"/>
@@ -3223,7 +3443,7 @@
     <w:uiPriority w:val="9"/>
     <w:rsid w:val="00FC693F"/>
     <w:rPr>
-      <w:rFonts w:asciiTheme="majorHAnsi" w:cstheme="majorBidi" w:eastAsiaTheme="majorEastAsia" w:hAnsiTheme="majorHAnsi"/>
+      <w:rFonts w:asciiTheme="majorHAnsi" w:cstheme="majorBidi" w:hAnsiTheme="majorHAnsi" w:eastAsia="黑体"/>
       <w:b/>
       <w:bCs/>
       <w:color w:themeColor="accent1" w:val="4F81BD"/>
@@ -3246,7 +3466,7 @@
       <w:contextualSpacing/>
     </w:pPr>
     <w:rPr>
-      <w:rFonts w:ascii="Times New Roman" w:asciiTheme="majorHAnsi" w:cstheme="majorBidi" w:eastAsia="黑体" w:eastAsiaTheme="majorEastAsia" w:hAnsi="Times New Roman" w:hAnsiTheme="majorHAnsi"/>
+      <w:rFonts w:ascii="Times New Roman" w:asciiTheme="majorHAnsi" w:cstheme="majorBidi" w:eastAsia="黑体" w:hAnsi="Times New Roman" w:hAnsiTheme="majorHAnsi"/>
       <w:b/>
       <w:color w:val="1F3864"/>
       <w:spacing w:val="5"/>
@@ -3262,7 +3482,7 @@
     <w:uiPriority w:val="10"/>
     <w:rsid w:val="00FC693F"/>
     <w:rPr>
-      <w:rFonts w:asciiTheme="majorHAnsi" w:cstheme="majorBidi" w:eastAsiaTheme="majorEastAsia" w:hAnsiTheme="majorHAnsi"/>
+      <w:rFonts w:asciiTheme="majorHAnsi" w:cstheme="majorBidi" w:hAnsiTheme="majorHAnsi" w:eastAsia="黑体"/>
       <w:color w:themeColor="text2" w:themeShade="BF" w:val="17365D"/>
       <w:spacing w:val="5"/>
       <w:kern w:val="28"/>
@@ -3284,7 +3504,7 @@
       </w:numPr>
     </w:pPr>
     <w:rPr>
-      <w:rFonts w:asciiTheme="majorHAnsi" w:cstheme="majorBidi" w:eastAsiaTheme="majorEastAsia" w:hAnsiTheme="majorHAnsi"/>
+      <w:rFonts w:asciiTheme="majorHAnsi" w:cstheme="majorBidi" w:hAnsiTheme="majorHAnsi" w:eastAsia="黑体"/>
       <w:i/>
       <w:iCs/>
       <w:color w:themeColor="accent1" w:val="4F81BD"/>
@@ -3300,7 +3520,7 @@
     <w:uiPriority w:val="11"/>
     <w:rsid w:val="00FC693F"/>
     <w:rPr>
-      <w:rFonts w:asciiTheme="majorHAnsi" w:cstheme="majorBidi" w:eastAsiaTheme="majorEastAsia" w:hAnsiTheme="majorHAnsi"/>
+      <w:rFonts w:asciiTheme="majorHAnsi" w:cstheme="majorBidi" w:hAnsiTheme="majorHAnsi" w:eastAsia="黑体"/>
       <w:i/>
       <w:iCs/>
       <w:color w:themeColor="accent1" w:val="4F81BD"/>
@@ -3367,6 +3587,7 @@
       <w:spacing w:after="120"/>
     </w:pPr>
     <w:rPr>
+      <w:rFonts w:eastAsia="黑体"/>
       <w:sz w:val="16"/>
       <w:szCs w:val="16"/>
     </w:rPr>
@@ -3378,6 +3599,7 @@
     <w:uiPriority w:val="99"/>
     <w:rsid w:val="00AA1D8D"/>
     <w:rPr>
+      <w:rFonts w:eastAsia="黑体"/>
       <w:sz w:val="16"/>
       <w:szCs w:val="16"/>
     </w:rPr>
@@ -3547,7 +3769,7 @@
       </w:tabs>
     </w:pPr>
     <w:rPr>
-      <w:rFonts w:ascii="Courier" w:hAnsi="Courier"/>
+      <w:rFonts w:ascii="Courier" w:hAnsi="Courier" w:eastAsia="黑体"/>
       <w:sz w:val="20"/>
       <w:szCs w:val="20"/>
     </w:rPr>
@@ -3559,7 +3781,7 @@
     <w:uiPriority w:val="99"/>
     <w:rsid w:val="0029639D"/>
     <w:rPr>
-      <w:rFonts w:ascii="Courier" w:hAnsi="Courier"/>
+      <w:rFonts w:ascii="Courier" w:hAnsi="Courier" w:eastAsia="黑体"/>
       <w:sz w:val="20"/>
       <w:szCs w:val="20"/>
     </w:rPr>
@@ -3595,6 +3817,7 @@
     <w:uiPriority w:val="29"/>
     <w:rsid w:val="00FC693F"/>
     <w:rPr>
+      <w:rFonts w:eastAsia="黑体"/>
       <w:i/>
       <w:iCs/>
       <w:color w:themeColor="text1" w:val="000000"/>
@@ -3608,7 +3831,7 @@
     <w:semiHidden/>
     <w:rsid w:val="00FC693F"/>
     <w:rPr>
-      <w:rFonts w:asciiTheme="majorHAnsi" w:cstheme="majorBidi" w:eastAsiaTheme="majorEastAsia" w:hAnsiTheme="majorHAnsi"/>
+      <w:rFonts w:asciiTheme="majorHAnsi" w:cstheme="majorBidi" w:hAnsiTheme="majorHAnsi" w:eastAsia="黑体"/>
       <w:b/>
       <w:bCs/>
       <w:i/>
@@ -3624,7 +3847,7 @@
     <w:semiHidden/>
     <w:rsid w:val="00FC693F"/>
     <w:rPr>
-      <w:rFonts w:asciiTheme="majorHAnsi" w:cstheme="majorBidi" w:eastAsiaTheme="majorEastAsia" w:hAnsiTheme="majorHAnsi"/>
+      <w:rFonts w:asciiTheme="majorHAnsi" w:cstheme="majorBidi" w:hAnsiTheme="majorHAnsi" w:eastAsia="黑体"/>
       <w:color w:themeColor="accent1" w:themeShade="7F" w:val="243F60"/>
     </w:rPr>
   </w:style>
@@ -3636,7 +3859,7 @@
     <w:semiHidden/>
     <w:rsid w:val="00FC693F"/>
     <w:rPr>
-      <w:rFonts w:asciiTheme="majorHAnsi" w:cstheme="majorBidi" w:eastAsiaTheme="majorEastAsia" w:hAnsiTheme="majorHAnsi"/>
+      <w:rFonts w:asciiTheme="majorHAnsi" w:cstheme="majorBidi" w:hAnsiTheme="majorHAnsi" w:eastAsia="黑体"/>
       <w:i/>
       <w:iCs/>
       <w:color w:themeColor="accent1" w:themeShade="7F" w:val="243F60"/>
@@ -3650,7 +3873,7 @@
     <w:semiHidden/>
     <w:rsid w:val="00FC693F"/>
     <w:rPr>
-      <w:rFonts w:asciiTheme="majorHAnsi" w:cstheme="majorBidi" w:eastAsiaTheme="majorEastAsia" w:hAnsiTheme="majorHAnsi"/>
+      <w:rFonts w:asciiTheme="majorHAnsi" w:cstheme="majorBidi" w:hAnsiTheme="majorHAnsi" w:eastAsia="黑体"/>
       <w:i/>
       <w:iCs/>
       <w:color w:themeColor="text1" w:themeTint="BF" w:val="404040"/>
@@ -3664,7 +3887,7 @@
     <w:semiHidden/>
     <w:rsid w:val="00FC693F"/>
     <w:rPr>
-      <w:rFonts w:asciiTheme="majorHAnsi" w:cstheme="majorBidi" w:eastAsiaTheme="majorEastAsia" w:hAnsiTheme="majorHAnsi"/>
+      <w:rFonts w:asciiTheme="majorHAnsi" w:cstheme="majorBidi" w:hAnsiTheme="majorHAnsi" w:eastAsia="黑体"/>
       <w:color w:themeColor="accent1" w:val="4F81BD"/>
       <w:sz w:val="20"/>
       <w:szCs w:val="20"/>
@@ -3678,7 +3901,7 @@
     <w:semiHidden/>
     <w:rsid w:val="00FC693F"/>
     <w:rPr>
-      <w:rFonts w:asciiTheme="majorHAnsi" w:cstheme="majorBidi" w:eastAsiaTheme="majorEastAsia" w:hAnsiTheme="majorHAnsi"/>
+      <w:rFonts w:asciiTheme="majorHAnsi" w:cstheme="majorBidi" w:hAnsiTheme="majorHAnsi" w:eastAsia="黑体"/>
       <w:i/>
       <w:iCs/>
       <w:color w:themeColor="text1" w:themeTint="BF" w:val="404040"/>
@@ -3699,6 +3922,7 @@
       <w:spacing w:line="240" w:lineRule="auto"/>
     </w:pPr>
     <w:rPr>
+      <w:rFonts w:eastAsia="黑体"/>
       <w:b/>
       <w:bCs/>
       <w:color w:themeColor="accent1" w:val="4F81BD"/>
@@ -3713,6 +3937,7 @@
     <w:qFormat/>
     <w:rsid w:val="00FC693F"/>
     <w:rPr>
+      <w:rFonts w:eastAsia="黑体"/>
       <w:b/>
       <w:bCs/>
     </w:rPr>
@@ -3724,6 +3949,7 @@
     <w:qFormat/>
     <w:rsid w:val="00FC693F"/>
     <w:rPr>
+      <w:rFonts w:eastAsia="黑体"/>
       <w:i/>
       <w:iCs/>
     </w:rPr>
@@ -3744,6 +3970,7 @@
       <w:ind w:left="936" w:right="936"/>
     </w:pPr>
     <w:rPr>
+      <w:rFonts w:eastAsia="黑体"/>
       <w:b/>
       <w:bCs/>
       <w:i/>
@@ -3758,6 +3985,7 @@
     <w:uiPriority w:val="30"/>
     <w:rsid w:val="00FC693F"/>
     <w:rPr>
+      <w:rFonts w:eastAsia="黑体"/>
       <w:b/>
       <w:bCs/>
       <w:i/>
@@ -3772,6 +4000,7 @@
     <w:qFormat/>
     <w:rsid w:val="00FC693F"/>
     <w:rPr>
+      <w:rFonts w:eastAsia="黑体"/>
       <w:i/>
       <w:iCs/>
       <w:color w:themeColor="text1" w:themeTint="7F" w:val="808080"/>
@@ -3784,6 +4013,7 @@
     <w:qFormat/>
     <w:rsid w:val="00FC693F"/>
     <w:rPr>
+      <w:rFonts w:eastAsia="黑体"/>
       <w:b/>
       <w:bCs/>
       <w:i/>
@@ -3798,6 +4028,7 @@
     <w:qFormat/>
     <w:rsid w:val="00FC693F"/>
     <w:rPr>
+      <w:rFonts w:eastAsia="黑体"/>
       <w:smallCaps/>
       <w:color w:themeColor="accent2" w:val="C0504D"/>
       <w:u w:val="single"/>
@@ -3810,6 +4041,7 @@
     <w:qFormat/>
     <w:rsid w:val="00FC693F"/>
     <w:rPr>
+      <w:rFonts w:eastAsia="黑体"/>
       <w:b/>
       <w:bCs/>
       <w:smallCaps/>
@@ -3825,6 +4057,7 @@
     <w:qFormat/>
     <w:rsid w:val="00FC693F"/>
     <w:rPr>
+      <w:rFonts w:eastAsia="黑体"/>
       <w:b/>
       <w:bCs/>
       <w:smallCaps/>
@@ -3879,6 +4112,7 @@
       <w:spacing w:after="0" w:line="240" w:lineRule="auto"/>
     </w:pPr>
     <w:rPr>
+      <w:rFonts w:eastAsia="黑体"/>
       <w:color w:themeColor="text1" w:themeShade="BF" w:val="000000"/>
     </w:rPr>
     <w:tblPr>
@@ -3901,6 +4135,7 @@
         <w:spacing w:after="0" w:before="0" w:line="240" w:lineRule="auto"/>
       </w:pPr>
       <w:rPr>
+        <w:rFonts w:eastAsia="黑体"/>
         <w:b/>
         <w:bCs/>
       </w:rPr>
@@ -3921,6 +4156,7 @@
         <w:spacing w:after="0" w:before="0" w:line="240" w:lineRule="auto"/>
       </w:pPr>
       <w:rPr>
+        <w:rFonts w:eastAsia="黑体"/>
         <w:b/>
         <w:bCs/>
       </w:rPr>
@@ -3938,12 +4174,14 @@
     </w:tblStylePr>
     <w:tblStylePr w:type="firstCol">
       <w:rPr>
+        <w:rFonts w:eastAsia="黑体"/>
         <w:b/>
         <w:bCs/>
       </w:rPr>
     </w:tblStylePr>
     <w:tblStylePr w:type="lastCol">
       <w:rPr>
+        <w:rFonts w:eastAsia="黑体"/>
         <w:b/>
         <w:bCs/>
       </w:rPr>
@@ -3982,6 +4220,7 @@
       <w:spacing w:after="0" w:line="240" w:lineRule="auto"/>
     </w:pPr>
     <w:rPr>
+      <w:rFonts w:eastAsia="黑体"/>
       <w:color w:themeColor="accent1" w:themeShade="BF" w:val="365F91"/>
     </w:rPr>
     <w:tblPr>
@@ -4004,6 +4243,7 @@
         <w:spacing w:after="0" w:before="0" w:line="240" w:lineRule="auto"/>
       </w:pPr>
       <w:rPr>
+        <w:rFonts w:eastAsia="黑体"/>
         <w:b/>
         <w:bCs/>
       </w:rPr>
@@ -4024,6 +4264,7 @@
         <w:spacing w:after="0" w:before="0" w:line="240" w:lineRule="auto"/>
       </w:pPr>
       <w:rPr>
+        <w:rFonts w:eastAsia="黑体"/>
         <w:b/>
         <w:bCs/>
       </w:rPr>
@@ -4041,12 +4282,14 @@
     </w:tblStylePr>
     <w:tblStylePr w:type="firstCol">
       <w:rPr>
+        <w:rFonts w:eastAsia="黑体"/>
         <w:b/>
         <w:bCs/>
       </w:rPr>
     </w:tblStylePr>
     <w:tblStylePr w:type="lastCol">
       <w:rPr>
+        <w:rFonts w:eastAsia="黑体"/>
         <w:b/>
         <w:bCs/>
       </w:rPr>
@@ -4085,6 +4328,7 @@
       <w:spacing w:after="0" w:line="240" w:lineRule="auto"/>
     </w:pPr>
     <w:rPr>
+      <w:rFonts w:eastAsia="黑体"/>
       <w:color w:themeColor="accent2" w:themeShade="BF" w:val="943634"/>
     </w:rPr>
     <w:tblPr>
@@ -4107,6 +4351,7 @@
         <w:spacing w:after="0" w:before="0" w:line="240" w:lineRule="auto"/>
       </w:pPr>
       <w:rPr>
+        <w:rFonts w:eastAsia="黑体"/>
         <w:b/>
         <w:bCs/>
       </w:rPr>
@@ -4127,6 +4372,7 @@
         <w:spacing w:after="0" w:before="0" w:line="240" w:lineRule="auto"/>
       </w:pPr>
       <w:rPr>
+        <w:rFonts w:eastAsia="黑体"/>
         <w:b/>
         <w:bCs/>
       </w:rPr>
@@ -4144,12 +4390,14 @@
     </w:tblStylePr>
     <w:tblStylePr w:type="firstCol">
       <w:rPr>
+        <w:rFonts w:eastAsia="黑体"/>
         <w:b/>
         <w:bCs/>
       </w:rPr>
     </w:tblStylePr>
     <w:tblStylePr w:type="lastCol">
       <w:rPr>
+        <w:rFonts w:eastAsia="黑体"/>
         <w:b/>
         <w:bCs/>
       </w:rPr>
@@ -4188,6 +4436,7 @@
       <w:spacing w:after="0" w:line="240" w:lineRule="auto"/>
     </w:pPr>
     <w:rPr>
+      <w:rFonts w:eastAsia="黑体"/>
       <w:color w:themeColor="accent3" w:themeShade="BF" w:val="76923C"/>
     </w:rPr>
     <w:tblPr>
@@ -4210,6 +4459,7 @@
         <w:spacing w:after="0" w:before="0" w:line="240" w:lineRule="auto"/>
       </w:pPr>
       <w:rPr>
+        <w:rFonts w:eastAsia="黑体"/>
         <w:b/>
         <w:bCs/>
       </w:rPr>
@@ -4230,6 +4480,7 @@
         <w:spacing w:after="0" w:before="0" w:line="240" w:lineRule="auto"/>
       </w:pPr>
       <w:rPr>
+        <w:rFonts w:eastAsia="黑体"/>
         <w:b/>
         <w:bCs/>
       </w:rPr>
@@ -4247,12 +4498,14 @@
     </w:tblStylePr>
     <w:tblStylePr w:type="firstCol">
       <w:rPr>
+        <w:rFonts w:eastAsia="黑体"/>
         <w:b/>
         <w:bCs/>
       </w:rPr>
     </w:tblStylePr>
     <w:tblStylePr w:type="lastCol">
       <w:rPr>
+        <w:rFonts w:eastAsia="黑体"/>
         <w:b/>
         <w:bCs/>
       </w:rPr>
@@ -4291,6 +4544,7 @@
       <w:spacing w:after="0" w:line="240" w:lineRule="auto"/>
     </w:pPr>
     <w:rPr>
+      <w:rFonts w:eastAsia="黑体"/>
       <w:color w:themeColor="accent4" w:themeShade="BF" w:val="5F497A"/>
     </w:rPr>
     <w:tblPr>
@@ -4313,6 +4567,7 @@
         <w:spacing w:after="0" w:before="0" w:line="240" w:lineRule="auto"/>
       </w:pPr>
       <w:rPr>
+        <w:rFonts w:eastAsia="黑体"/>
         <w:b/>
         <w:bCs/>
       </w:rPr>
@@ -4333,6 +4588,7 @@
         <w:spacing w:after="0" w:before="0" w:line="240" w:lineRule="auto"/>
       </w:pPr>
       <w:rPr>
+        <w:rFonts w:eastAsia="黑体"/>
         <w:b/>
         <w:bCs/>
       </w:rPr>
@@ -4350,12 +4606,14 @@
     </w:tblStylePr>
     <w:tblStylePr w:type="firstCol">
       <w:rPr>
+        <w:rFonts w:eastAsia="黑体"/>
         <w:b/>
         <w:bCs/>
       </w:rPr>
     </w:tblStylePr>
     <w:tblStylePr w:type="lastCol">
       <w:rPr>
+        <w:rFonts w:eastAsia="黑体"/>
         <w:b/>
         <w:bCs/>
       </w:rPr>
@@ -4394,6 +4652,7 @@
       <w:spacing w:after="0" w:line="240" w:lineRule="auto"/>
     </w:pPr>
     <w:rPr>
+      <w:rFonts w:eastAsia="黑体"/>
       <w:color w:themeColor="accent5" w:themeShade="BF" w:val="31849B"/>
     </w:rPr>
     <w:tblPr>
@@ -4416,6 +4675,7 @@
         <w:spacing w:after="0" w:before="0" w:line="240" w:lineRule="auto"/>
       </w:pPr>
       <w:rPr>
+        <w:rFonts w:eastAsia="黑体"/>
         <w:b/>
         <w:bCs/>
       </w:rPr>
@@ -4436,6 +4696,7 @@
         <w:spacing w:after="0" w:before="0" w:line="240" w:lineRule="auto"/>
       </w:pPr>
       <w:rPr>
+        <w:rFonts w:eastAsia="黑体"/>
         <w:b/>
         <w:bCs/>
       </w:rPr>
@@ -4453,12 +4714,14 @@
     </w:tblStylePr>
     <w:tblStylePr w:type="firstCol">
       <w:rPr>
+        <w:rFonts w:eastAsia="黑体"/>
         <w:b/>
         <w:bCs/>
       </w:rPr>
     </w:tblStylePr>
     <w:tblStylePr w:type="lastCol">
       <w:rPr>
+        <w:rFonts w:eastAsia="黑体"/>
         <w:b/>
         <w:bCs/>
       </w:rPr>
@@ -4497,6 +4760,7 @@
       <w:spacing w:after="0" w:line="240" w:lineRule="auto"/>
     </w:pPr>
     <w:rPr>
+      <w:rFonts w:eastAsia="黑体"/>
       <w:color w:themeColor="accent6" w:themeShade="BF" w:val="E36C0A"/>
     </w:rPr>
     <w:tblPr>
@@ -4519,6 +4783,7 @@
         <w:spacing w:after="0" w:before="0" w:line="240" w:lineRule="auto"/>
       </w:pPr>
       <w:rPr>
+        <w:rFonts w:eastAsia="黑体"/>
         <w:b/>
         <w:bCs/>
       </w:rPr>
@@ -4539,6 +4804,7 @@
         <w:spacing w:after="0" w:before="0" w:line="240" w:lineRule="auto"/>
       </w:pPr>
       <w:rPr>
+        <w:rFonts w:eastAsia="黑体"/>
         <w:b/>
         <w:bCs/>
       </w:rPr>
@@ -4556,12 +4822,14 @@
     </w:tblStylePr>
     <w:tblStylePr w:type="firstCol">
       <w:rPr>
+        <w:rFonts w:eastAsia="黑体"/>
         <w:b/>
         <w:bCs/>
       </w:rPr>
     </w:tblStylePr>
     <w:tblStylePr w:type="lastCol">
       <w:rPr>
+        <w:rFonts w:eastAsia="黑体"/>
         <w:b/>
         <w:bCs/>
       </w:rPr>
@@ -4621,6 +4889,7 @@
         <w:spacing w:after="0" w:before="0" w:line="240" w:lineRule="auto"/>
       </w:pPr>
       <w:rPr>
+        <w:rFonts w:eastAsia="黑体"/>
         <w:b/>
         <w:bCs/>
         <w:color w:themeColor="background1" w:val="FFFFFF"/>
@@ -4635,6 +4904,7 @@
         <w:spacing w:after="0" w:before="0" w:line="240" w:lineRule="auto"/>
       </w:pPr>
       <w:rPr>
+        <w:rFonts w:eastAsia="黑体"/>
         <w:b/>
         <w:bCs/>
       </w:rPr>
@@ -4650,12 +4920,14 @@
     </w:tblStylePr>
     <w:tblStylePr w:type="firstCol">
       <w:rPr>
+        <w:rFonts w:eastAsia="黑体"/>
         <w:b/>
         <w:bCs/>
       </w:rPr>
     </w:tblStylePr>
     <w:tblStylePr w:type="lastCol">
       <w:rPr>
+        <w:rFonts w:eastAsia="黑体"/>
         <w:b/>
         <w:bCs/>
       </w:rPr>
@@ -4713,6 +4985,7 @@
         <w:spacing w:after="0" w:before="0" w:line="240" w:lineRule="auto"/>
       </w:pPr>
       <w:rPr>
+        <w:rFonts w:eastAsia="黑体"/>
         <w:b/>
         <w:bCs/>
         <w:color w:themeColor="background1" w:val="FFFFFF"/>
@@ -4727,6 +5000,7 @@
         <w:spacing w:after="0" w:before="0" w:line="240" w:lineRule="auto"/>
       </w:pPr>
       <w:rPr>
+        <w:rFonts w:eastAsia="黑体"/>
         <w:b/>
         <w:bCs/>
       </w:rPr>
@@ -4742,12 +5016,14 @@
     </w:tblStylePr>
     <w:tblStylePr w:type="firstCol">
       <w:rPr>
+        <w:rFonts w:eastAsia="黑体"/>
         <w:b/>
         <w:bCs/>
       </w:rPr>
     </w:tblStylePr>
     <w:tblStylePr w:type="lastCol">
       <w:rPr>
+        <w:rFonts w:eastAsia="黑体"/>
         <w:b/>
         <w:bCs/>
       </w:rPr>
@@ -4805,6 +5081,7 @@
         <w:spacing w:after="0" w:before="0" w:line="240" w:lineRule="auto"/>
       </w:pPr>
       <w:rPr>
+        <w:rFonts w:eastAsia="黑体"/>
         <w:b/>
         <w:bCs/>
         <w:color w:themeColor="background1" w:val="FFFFFF"/>
@@ -4819,6 +5096,7 @@
         <w:spacing w:after="0" w:before="0" w:line="240" w:lineRule="auto"/>
       </w:pPr>
       <w:rPr>
+        <w:rFonts w:eastAsia="黑体"/>
         <w:b/>
         <w:bCs/>
       </w:rPr>
@@ -4834,12 +5112,14 @@
     </w:tblStylePr>
     <w:tblStylePr w:type="firstCol">
       <w:rPr>
+        <w:rFonts w:eastAsia="黑体"/>
         <w:b/>
         <w:bCs/>
       </w:rPr>
     </w:tblStylePr>
     <w:tblStylePr w:type="lastCol">
       <w:rPr>
+        <w:rFonts w:eastAsia="黑体"/>
         <w:b/>
         <w:bCs/>
       </w:rPr>
@@ -4897,6 +5177,7 @@
         <w:spacing w:after="0" w:before="0" w:line="240" w:lineRule="auto"/>
       </w:pPr>
       <w:rPr>
+        <w:rFonts w:eastAsia="黑体"/>
         <w:b/>
         <w:bCs/>
         <w:color w:themeColor="background1" w:val="FFFFFF"/>
@@ -4911,6 +5192,7 @@
         <w:spacing w:after="0" w:before="0" w:line="240" w:lineRule="auto"/>
       </w:pPr>
       <w:rPr>
+        <w:rFonts w:eastAsia="黑体"/>
         <w:b/>
         <w:bCs/>
       </w:rPr>
@@ -4926,12 +5208,14 @@
     </w:tblStylePr>
     <w:tblStylePr w:type="firstCol">
       <w:rPr>
+        <w:rFonts w:eastAsia="黑体"/>
         <w:b/>
         <w:bCs/>
       </w:rPr>
     </w:tblStylePr>
     <w:tblStylePr w:type="lastCol">
       <w:rPr>
+        <w:rFonts w:eastAsia="黑体"/>
         <w:b/>
         <w:bCs/>
       </w:rPr>
@@ -4989,6 +5273,7 @@
         <w:spacing w:after="0" w:before="0" w:line="240" w:lineRule="auto"/>
       </w:pPr>
       <w:rPr>
+        <w:rFonts w:eastAsia="黑体"/>
         <w:b/>
         <w:bCs/>
         <w:color w:themeColor="background1" w:val="FFFFFF"/>
@@ -5003,6 +5288,7 @@
         <w:spacing w:after="0" w:before="0" w:line="240" w:lineRule="auto"/>
       </w:pPr>
       <w:rPr>
+        <w:rFonts w:eastAsia="黑体"/>
         <w:b/>
         <w:bCs/>
       </w:rPr>
@@ -5018,12 +5304,14 @@
     </w:tblStylePr>
     <w:tblStylePr w:type="firstCol">
       <w:rPr>
+        <w:rFonts w:eastAsia="黑体"/>
         <w:b/>
         <w:bCs/>
       </w:rPr>
     </w:tblStylePr>
     <w:tblStylePr w:type="lastCol">
       <w:rPr>
+        <w:rFonts w:eastAsia="黑体"/>
         <w:b/>
         <w:bCs/>
       </w:rPr>
@@ -5081,6 +5369,7 @@
         <w:spacing w:after="0" w:before="0" w:line="240" w:lineRule="auto"/>
       </w:pPr>
       <w:rPr>
+        <w:rFonts w:eastAsia="黑体"/>
         <w:b/>
         <w:bCs/>
         <w:color w:themeColor="background1" w:val="FFFFFF"/>
@@ -5095,6 +5384,7 @@
         <w:spacing w:after="0" w:before="0" w:line="240" w:lineRule="auto"/>
       </w:pPr>
       <w:rPr>
+        <w:rFonts w:eastAsia="黑体"/>
         <w:b/>
         <w:bCs/>
       </w:rPr>
@@ -5110,12 +5400,14 @@
     </w:tblStylePr>
     <w:tblStylePr w:type="firstCol">
       <w:rPr>
+        <w:rFonts w:eastAsia="黑体"/>
         <w:b/>
         <w:bCs/>
       </w:rPr>
     </w:tblStylePr>
     <w:tblStylePr w:type="lastCol">
       <w:rPr>
+        <w:rFonts w:eastAsia="黑体"/>
         <w:b/>
         <w:bCs/>
       </w:rPr>
@@ -5173,6 +5465,7 @@
         <w:spacing w:after="0" w:before="0" w:line="240" w:lineRule="auto"/>
       </w:pPr>
       <w:rPr>
+        <w:rFonts w:eastAsia="黑体"/>
         <w:b/>
         <w:bCs/>
         <w:color w:themeColor="background1" w:val="FFFFFF"/>
@@ -5187,6 +5480,7 @@
         <w:spacing w:after="0" w:before="0" w:line="240" w:lineRule="auto"/>
       </w:pPr>
       <w:rPr>
+        <w:rFonts w:eastAsia="黑体"/>
         <w:b/>
         <w:bCs/>
       </w:rPr>
@@ -5202,12 +5496,14 @@
     </w:tblStylePr>
     <w:tblStylePr w:type="firstCol">
       <w:rPr>
+        <w:rFonts w:eastAsia="黑体"/>
         <w:b/>
         <w:bCs/>
       </w:rPr>
     </w:tblStylePr>
     <w:tblStylePr w:type="lastCol">
       <w:rPr>
+        <w:rFonts w:eastAsia="黑体"/>
         <w:b/>
         <w:bCs/>
       </w:rPr>
@@ -5267,7 +5563,7 @@
         <w:spacing w:after="0" w:before="0" w:line="240" w:lineRule="auto"/>
       </w:pPr>
       <w:rPr>
-        <w:rFonts w:asciiTheme="majorHAnsi" w:cstheme="majorBidi" w:eastAsiaTheme="majorEastAsia" w:hAnsiTheme="majorHAnsi"/>
+        <w:rFonts w:asciiTheme="majorHAnsi" w:cstheme="majorBidi" w:hAnsiTheme="majorHAnsi" w:eastAsia="黑体"/>
         <w:b/>
         <w:bCs/>
       </w:rPr>
@@ -5288,7 +5584,7 @@
         <w:spacing w:after="0" w:before="0" w:line="240" w:lineRule="auto"/>
       </w:pPr>
       <w:rPr>
-        <w:rFonts w:asciiTheme="majorHAnsi" w:cstheme="majorBidi" w:eastAsiaTheme="majorEastAsia" w:hAnsiTheme="majorHAnsi"/>
+        <w:rFonts w:asciiTheme="majorHAnsi" w:cstheme="majorBidi" w:hAnsiTheme="majorHAnsi" w:eastAsia="黑体"/>
         <w:b/>
         <w:bCs/>
       </w:rPr>
@@ -5306,14 +5602,14 @@
     </w:tblStylePr>
     <w:tblStylePr w:type="firstCol">
       <w:rPr>
-        <w:rFonts w:asciiTheme="majorHAnsi" w:cstheme="majorBidi" w:eastAsiaTheme="majorEastAsia" w:hAnsiTheme="majorHAnsi"/>
+        <w:rFonts w:asciiTheme="majorHAnsi" w:cstheme="majorBidi" w:hAnsiTheme="majorHAnsi" w:eastAsia="黑体"/>
         <w:b/>
         <w:bCs/>
       </w:rPr>
     </w:tblStylePr>
     <w:tblStylePr w:type="lastCol">
       <w:rPr>
-        <w:rFonts w:asciiTheme="majorHAnsi" w:cstheme="majorBidi" w:eastAsiaTheme="majorEastAsia" w:hAnsiTheme="majorHAnsi"/>
+        <w:rFonts w:asciiTheme="majorHAnsi" w:cstheme="majorBidi" w:hAnsiTheme="majorHAnsi" w:eastAsia="黑体"/>
         <w:b/>
         <w:bCs/>
       </w:rPr>
@@ -5397,7 +5693,7 @@
         <w:spacing w:after="0" w:before="0" w:line="240" w:lineRule="auto"/>
       </w:pPr>
       <w:rPr>
-        <w:rFonts w:asciiTheme="majorHAnsi" w:cstheme="majorBidi" w:eastAsiaTheme="majorEastAsia" w:hAnsiTheme="majorHAnsi"/>
+        <w:rFonts w:asciiTheme="majorHAnsi" w:cstheme="majorBidi" w:hAnsiTheme="majorHAnsi" w:eastAsia="黑体"/>
         <w:b/>
         <w:bCs/>
       </w:rPr>
@@ -5418,7 +5714,7 @@
         <w:spacing w:after="0" w:before="0" w:line="240" w:lineRule="auto"/>
       </w:pPr>
       <w:rPr>
-        <w:rFonts w:asciiTheme="majorHAnsi" w:cstheme="majorBidi" w:eastAsiaTheme="majorEastAsia" w:hAnsiTheme="majorHAnsi"/>
+        <w:rFonts w:asciiTheme="majorHAnsi" w:cstheme="majorBidi" w:hAnsiTheme="majorHAnsi" w:eastAsia="黑体"/>
         <w:b/>
         <w:bCs/>
       </w:rPr>
@@ -5436,14 +5732,14 @@
     </w:tblStylePr>
     <w:tblStylePr w:type="firstCol">
       <w:rPr>
-        <w:rFonts w:asciiTheme="majorHAnsi" w:cstheme="majorBidi" w:eastAsiaTheme="majorEastAsia" w:hAnsiTheme="majorHAnsi"/>
+        <w:rFonts w:asciiTheme="majorHAnsi" w:cstheme="majorBidi" w:hAnsiTheme="majorHAnsi" w:eastAsia="黑体"/>
         <w:b/>
         <w:bCs/>
       </w:rPr>
     </w:tblStylePr>
     <w:tblStylePr w:type="lastCol">
       <w:rPr>
-        <w:rFonts w:asciiTheme="majorHAnsi" w:cstheme="majorBidi" w:eastAsiaTheme="majorEastAsia" w:hAnsiTheme="majorHAnsi"/>
+        <w:rFonts w:asciiTheme="majorHAnsi" w:cstheme="majorBidi" w:hAnsiTheme="majorHAnsi" w:eastAsia="黑体"/>
         <w:b/>
         <w:bCs/>
       </w:rPr>
@@ -5527,7 +5823,7 @@
         <w:spacing w:after="0" w:before="0" w:line="240" w:lineRule="auto"/>
       </w:pPr>
       <w:rPr>
-        <w:rFonts w:asciiTheme="majorHAnsi" w:cstheme="majorBidi" w:eastAsiaTheme="majorEastAsia" w:hAnsiTheme="majorHAnsi"/>
+        <w:rFonts w:asciiTheme="majorHAnsi" w:cstheme="majorBidi" w:hAnsiTheme="majorHAnsi" w:eastAsia="黑体"/>
         <w:b/>
         <w:bCs/>
       </w:rPr>
@@ -5548,7 +5844,7 @@
         <w:spacing w:after="0" w:before="0" w:line="240" w:lineRule="auto"/>
       </w:pPr>
       <w:rPr>
-        <w:rFonts w:asciiTheme="majorHAnsi" w:cstheme="majorBidi" w:eastAsiaTheme="majorEastAsia" w:hAnsiTheme="majorHAnsi"/>
+        <w:rFonts w:asciiTheme="majorHAnsi" w:cstheme="majorBidi" w:hAnsiTheme="majorHAnsi" w:eastAsia="黑体"/>
         <w:b/>
         <w:bCs/>
       </w:rPr>
@@ -5566,14 +5862,14 @@
     </w:tblStylePr>
     <w:tblStylePr w:type="firstCol">
       <w:rPr>
-        <w:rFonts w:asciiTheme="majorHAnsi" w:cstheme="majorBidi" w:eastAsiaTheme="majorEastAsia" w:hAnsiTheme="majorHAnsi"/>
+        <w:rFonts w:asciiTheme="majorHAnsi" w:cstheme="majorBidi" w:hAnsiTheme="majorHAnsi" w:eastAsia="黑体"/>
         <w:b/>
         <w:bCs/>
       </w:rPr>
     </w:tblStylePr>
     <w:tblStylePr w:type="lastCol">
       <w:rPr>
-        <w:rFonts w:asciiTheme="majorHAnsi" w:cstheme="majorBidi" w:eastAsiaTheme="majorEastAsia" w:hAnsiTheme="majorHAnsi"/>
+        <w:rFonts w:asciiTheme="majorHAnsi" w:cstheme="majorBidi" w:hAnsiTheme="majorHAnsi" w:eastAsia="黑体"/>
         <w:b/>
         <w:bCs/>
       </w:rPr>
@@ -5657,7 +5953,7 @@
         <w:spacing w:after="0" w:before="0" w:line="240" w:lineRule="auto"/>
       </w:pPr>
       <w:rPr>
-        <w:rFonts w:asciiTheme="majorHAnsi" w:cstheme="majorBidi" w:eastAsiaTheme="majorEastAsia" w:hAnsiTheme="majorHAnsi"/>
+        <w:rFonts w:asciiTheme="majorHAnsi" w:cstheme="majorBidi" w:hAnsiTheme="majorHAnsi" w:eastAsia="黑体"/>
         <w:b/>
         <w:bCs/>
       </w:rPr>
@@ -5678,7 +5974,7 @@
         <w:spacing w:after="0" w:before="0" w:line="240" w:lineRule="auto"/>
       </w:pPr>
       <w:rPr>
-        <w:rFonts w:asciiTheme="majorHAnsi" w:cstheme="majorBidi" w:eastAsiaTheme="majorEastAsia" w:hAnsiTheme="majorHAnsi"/>
+        <w:rFonts w:asciiTheme="majorHAnsi" w:cstheme="majorBidi" w:hAnsiTheme="majorHAnsi" w:eastAsia="黑体"/>
         <w:b/>
         <w:bCs/>
       </w:rPr>
@@ -5696,14 +5992,14 @@
     </w:tblStylePr>
     <w:tblStylePr w:type="firstCol">
       <w:rPr>
-        <w:rFonts w:asciiTheme="majorHAnsi" w:cstheme="majorBidi" w:eastAsiaTheme="majorEastAsia" w:hAnsiTheme="majorHAnsi"/>
+        <w:rFonts w:asciiTheme="majorHAnsi" w:cstheme="majorBidi" w:hAnsiTheme="majorHAnsi" w:eastAsia="黑体"/>
         <w:b/>
         <w:bCs/>
       </w:rPr>
     </w:tblStylePr>
     <w:tblStylePr w:type="lastCol">
       <w:rPr>
-        <w:rFonts w:asciiTheme="majorHAnsi" w:cstheme="majorBidi" w:eastAsiaTheme="majorEastAsia" w:hAnsiTheme="majorHAnsi"/>
+        <w:rFonts w:asciiTheme="majorHAnsi" w:cstheme="majorBidi" w:hAnsiTheme="majorHAnsi" w:eastAsia="黑体"/>
         <w:b/>
         <w:bCs/>
       </w:rPr>
@@ -5787,7 +6083,7 @@
         <w:spacing w:after="0" w:before="0" w:line="240" w:lineRule="auto"/>
       </w:pPr>
       <w:rPr>
-        <w:rFonts w:asciiTheme="majorHAnsi" w:cstheme="majorBidi" w:eastAsiaTheme="majorEastAsia" w:hAnsiTheme="majorHAnsi"/>
+        <w:rFonts w:asciiTheme="majorHAnsi" w:cstheme="majorBidi" w:hAnsiTheme="majorHAnsi" w:eastAsia="黑体"/>
         <w:b/>
         <w:bCs/>
       </w:rPr>
@@ -5808,7 +6104,7 @@
         <w:spacing w:after="0" w:before="0" w:line="240" w:lineRule="auto"/>
       </w:pPr>
       <w:rPr>
-        <w:rFonts w:asciiTheme="majorHAnsi" w:cstheme="majorBidi" w:eastAsiaTheme="majorEastAsia" w:hAnsiTheme="majorHAnsi"/>
+        <w:rFonts w:asciiTheme="majorHAnsi" w:cstheme="majorBidi" w:hAnsiTheme="majorHAnsi" w:eastAsia="黑体"/>
         <w:b/>
         <w:bCs/>
       </w:rPr>
@@ -5826,14 +6122,14 @@
     </w:tblStylePr>
     <w:tblStylePr w:type="firstCol">
       <w:rPr>
-        <w:rFonts w:asciiTheme="majorHAnsi" w:cstheme="majorBidi" w:eastAsiaTheme="majorEastAsia" w:hAnsiTheme="majorHAnsi"/>
+        <w:rFonts w:asciiTheme="majorHAnsi" w:cstheme="majorBidi" w:hAnsiTheme="majorHAnsi" w:eastAsia="黑体"/>
         <w:b/>
         <w:bCs/>
       </w:rPr>
     </w:tblStylePr>
     <w:tblStylePr w:type="lastCol">
       <w:rPr>
-        <w:rFonts w:asciiTheme="majorHAnsi" w:cstheme="majorBidi" w:eastAsiaTheme="majorEastAsia" w:hAnsiTheme="majorHAnsi"/>
+        <w:rFonts w:asciiTheme="majorHAnsi" w:cstheme="majorBidi" w:hAnsiTheme="majorHAnsi" w:eastAsia="黑体"/>
         <w:b/>
         <w:bCs/>
       </w:rPr>
@@ -5917,7 +6213,7 @@
         <w:spacing w:after="0" w:before="0" w:line="240" w:lineRule="auto"/>
       </w:pPr>
       <w:rPr>
-        <w:rFonts w:asciiTheme="majorHAnsi" w:cstheme="majorBidi" w:eastAsiaTheme="majorEastAsia" w:hAnsiTheme="majorHAnsi"/>
+        <w:rFonts w:asciiTheme="majorHAnsi" w:cstheme="majorBidi" w:hAnsiTheme="majorHAnsi" w:eastAsia="黑体"/>
         <w:b/>
         <w:bCs/>
       </w:rPr>
@@ -5938,7 +6234,7 @@
         <w:spacing w:after="0" w:before="0" w:line="240" w:lineRule="auto"/>
       </w:pPr>
       <w:rPr>
-        <w:rFonts w:asciiTheme="majorHAnsi" w:cstheme="majorBidi" w:eastAsiaTheme="majorEastAsia" w:hAnsiTheme="majorHAnsi"/>
+        <w:rFonts w:asciiTheme="majorHAnsi" w:cstheme="majorBidi" w:hAnsiTheme="majorHAnsi" w:eastAsia="黑体"/>
         <w:b/>
         <w:bCs/>
       </w:rPr>
@@ -5956,14 +6252,14 @@
     </w:tblStylePr>
     <w:tblStylePr w:type="firstCol">
       <w:rPr>
-        <w:rFonts w:asciiTheme="majorHAnsi" w:cstheme="majorBidi" w:eastAsiaTheme="majorEastAsia" w:hAnsiTheme="majorHAnsi"/>
+        <w:rFonts w:asciiTheme="majorHAnsi" w:cstheme="majorBidi" w:hAnsiTheme="majorHAnsi" w:eastAsia="黑体"/>
         <w:b/>
         <w:bCs/>
       </w:rPr>
     </w:tblStylePr>
     <w:tblStylePr w:type="lastCol">
       <w:rPr>
-        <w:rFonts w:asciiTheme="majorHAnsi" w:cstheme="majorBidi" w:eastAsiaTheme="majorEastAsia" w:hAnsiTheme="majorHAnsi"/>
+        <w:rFonts w:asciiTheme="majorHAnsi" w:cstheme="majorBidi" w:hAnsiTheme="majorHAnsi" w:eastAsia="黑体"/>
         <w:b/>
         <w:bCs/>
       </w:rPr>
@@ -6047,7 +6343,7 @@
         <w:spacing w:after="0" w:before="0" w:line="240" w:lineRule="auto"/>
       </w:pPr>
       <w:rPr>
-        <w:rFonts w:asciiTheme="majorHAnsi" w:cstheme="majorBidi" w:eastAsiaTheme="majorEastAsia" w:hAnsiTheme="majorHAnsi"/>
+        <w:rFonts w:asciiTheme="majorHAnsi" w:cstheme="majorBidi" w:hAnsiTheme="majorHAnsi" w:eastAsia="黑体"/>
         <w:b/>
         <w:bCs/>
       </w:rPr>
@@ -6068,7 +6364,7 @@
         <w:spacing w:after="0" w:before="0" w:line="240" w:lineRule="auto"/>
       </w:pPr>
       <w:rPr>
-        <w:rFonts w:asciiTheme="majorHAnsi" w:cstheme="majorBidi" w:eastAsiaTheme="majorEastAsia" w:hAnsiTheme="majorHAnsi"/>
+        <w:rFonts w:asciiTheme="majorHAnsi" w:cstheme="majorBidi" w:hAnsiTheme="majorHAnsi" w:eastAsia="黑体"/>
         <w:b/>
         <w:bCs/>
       </w:rPr>
@@ -6086,14 +6382,14 @@
     </w:tblStylePr>
     <w:tblStylePr w:type="firstCol">
       <w:rPr>
-        <w:rFonts w:asciiTheme="majorHAnsi" w:cstheme="majorBidi" w:eastAsiaTheme="majorEastAsia" w:hAnsiTheme="majorHAnsi"/>
+        <w:rFonts w:asciiTheme="majorHAnsi" w:cstheme="majorBidi" w:hAnsiTheme="majorHAnsi" w:eastAsia="黑体"/>
         <w:b/>
         <w:bCs/>
       </w:rPr>
     </w:tblStylePr>
     <w:tblStylePr w:type="lastCol">
       <w:rPr>
-        <w:rFonts w:asciiTheme="majorHAnsi" w:cstheme="majorBidi" w:eastAsiaTheme="majorEastAsia" w:hAnsiTheme="majorHAnsi"/>
+        <w:rFonts w:asciiTheme="majorHAnsi" w:cstheme="majorBidi" w:hAnsiTheme="majorHAnsi" w:eastAsia="黑体"/>
         <w:b/>
         <w:bCs/>
       </w:rPr>
@@ -6176,6 +6472,7 @@
         <w:spacing w:after="0" w:before="0" w:line="240" w:lineRule="auto"/>
       </w:pPr>
       <w:rPr>
+        <w:rFonts w:eastAsia="黑体"/>
         <w:b/>
         <w:bCs/>
         <w:color w:themeColor="background1" w:val="FFFFFF"/>
@@ -6198,6 +6495,7 @@
         <w:spacing w:after="0" w:before="0" w:line="240" w:lineRule="auto"/>
       </w:pPr>
       <w:rPr>
+        <w:rFonts w:eastAsia="黑体"/>
         <w:b/>
         <w:bCs/>
       </w:rPr>
@@ -6215,12 +6513,14 @@
     </w:tblStylePr>
     <w:tblStylePr w:type="firstCol">
       <w:rPr>
+        <w:rFonts w:eastAsia="黑体"/>
         <w:b/>
         <w:bCs/>
       </w:rPr>
     </w:tblStylePr>
     <w:tblStylePr w:type="lastCol">
       <w:rPr>
+        <w:rFonts w:eastAsia="黑体"/>
         <w:b/>
         <w:bCs/>
       </w:rPr>
@@ -6282,6 +6582,7 @@
         <w:spacing w:after="0" w:before="0" w:line="240" w:lineRule="auto"/>
       </w:pPr>
       <w:rPr>
+        <w:rFonts w:eastAsia="黑体"/>
         <w:b/>
         <w:bCs/>
         <w:color w:themeColor="background1" w:val="FFFFFF"/>
@@ -6304,6 +6605,7 @@
         <w:spacing w:after="0" w:before="0" w:line="240" w:lineRule="auto"/>
       </w:pPr>
       <w:rPr>
+        <w:rFonts w:eastAsia="黑体"/>
         <w:b/>
         <w:bCs/>
       </w:rPr>
@@ -6321,12 +6623,14 @@
     </w:tblStylePr>
     <w:tblStylePr w:type="firstCol">
       <w:rPr>
+        <w:rFonts w:eastAsia="黑体"/>
         <w:b/>
         <w:bCs/>
       </w:rPr>
     </w:tblStylePr>
     <w:tblStylePr w:type="lastCol">
       <w:rPr>
+        <w:rFonts w:eastAsia="黑体"/>
         <w:b/>
         <w:bCs/>
       </w:rPr>
@@ -6388,6 +6692,7 @@
         <w:spacing w:after="0" w:before="0" w:line="240" w:lineRule="auto"/>
       </w:pPr>
       <w:rPr>
+        <w:rFonts w:eastAsia="黑体"/>
         <w:b/>
         <w:bCs/>
         <w:color w:themeColor="background1" w:val="FFFFFF"/>
@@ -6410,6 +6715,7 @@
         <w:spacing w:after="0" w:before="0" w:line="240" w:lineRule="auto"/>
       </w:pPr>
       <w:rPr>
+        <w:rFonts w:eastAsia="黑体"/>
         <w:b/>
         <w:bCs/>
       </w:rPr>
@@ -6427,12 +6733,14 @@
     </w:tblStylePr>
     <w:tblStylePr w:type="firstCol">
       <w:rPr>
+        <w:rFonts w:eastAsia="黑体"/>
         <w:b/>
         <w:bCs/>
       </w:rPr>
     </w:tblStylePr>
     <w:tblStylePr w:type="lastCol">
       <w:rPr>
+        <w:rFonts w:eastAsia="黑体"/>
         <w:b/>
         <w:bCs/>
       </w:rPr>
@@ -6494,6 +6802,7 @@
         <w:spacing w:after="0" w:before="0" w:line="240" w:lineRule="auto"/>
       </w:pPr>
       <w:rPr>
+        <w:rFonts w:eastAsia="黑体"/>
         <w:b/>
         <w:bCs/>
         <w:color w:themeColor="background1" w:val="FFFFFF"/>
@@ -6516,6 +6825,7 @@
         <w:spacing w:after="0" w:before="0" w:line="240" w:lineRule="auto"/>
       </w:pPr>
       <w:rPr>
+        <w:rFonts w:eastAsia="黑体"/>
         <w:b/>
         <w:bCs/>
       </w:rPr>
@@ -6533,12 +6843,14 @@
     </w:tblStylePr>
     <w:tblStylePr w:type="firstCol">
       <w:rPr>
+        <w:rFonts w:eastAsia="黑体"/>
         <w:b/>
         <w:bCs/>
       </w:rPr>
     </w:tblStylePr>
     <w:tblStylePr w:type="lastCol">
       <w:rPr>
+        <w:rFonts w:eastAsia="黑体"/>
         <w:b/>
         <w:bCs/>
       </w:rPr>
@@ -6600,6 +6912,7 @@
         <w:spacing w:after="0" w:before="0" w:line="240" w:lineRule="auto"/>
       </w:pPr>
       <w:rPr>
+        <w:rFonts w:eastAsia="黑体"/>
         <w:b/>
         <w:bCs/>
         <w:color w:themeColor="background1" w:val="FFFFFF"/>
@@ -6622,6 +6935,7 @@
         <w:spacing w:after="0" w:before="0" w:line="240" w:lineRule="auto"/>
       </w:pPr>
       <w:rPr>
+        <w:rFonts w:eastAsia="黑体"/>
         <w:b/>
         <w:bCs/>
       </w:rPr>
@@ -6639,12 +6953,14 @@
     </w:tblStylePr>
     <w:tblStylePr w:type="firstCol">
       <w:rPr>
+        <w:rFonts w:eastAsia="黑体"/>
         <w:b/>
         <w:bCs/>
       </w:rPr>
     </w:tblStylePr>
     <w:tblStylePr w:type="lastCol">
       <w:rPr>
+        <w:rFonts w:eastAsia="黑体"/>
         <w:b/>
         <w:bCs/>
       </w:rPr>
@@ -6706,6 +7022,7 @@
         <w:spacing w:after="0" w:before="0" w:line="240" w:lineRule="auto"/>
       </w:pPr>
       <w:rPr>
+        <w:rFonts w:eastAsia="黑体"/>
         <w:b/>
         <w:bCs/>
         <w:color w:themeColor="background1" w:val="FFFFFF"/>
@@ -6728,6 +7045,7 @@
         <w:spacing w:after="0" w:before="0" w:line="240" w:lineRule="auto"/>
       </w:pPr>
       <w:rPr>
+        <w:rFonts w:eastAsia="黑体"/>
         <w:b/>
         <w:bCs/>
       </w:rPr>
@@ -6745,12 +7063,14 @@
     </w:tblStylePr>
     <w:tblStylePr w:type="firstCol">
       <w:rPr>
+        <w:rFonts w:eastAsia="黑体"/>
         <w:b/>
         <w:bCs/>
       </w:rPr>
     </w:tblStylePr>
     <w:tblStylePr w:type="lastCol">
       <w:rPr>
+        <w:rFonts w:eastAsia="黑体"/>
         <w:b/>
         <w:bCs/>
       </w:rPr>
@@ -6812,6 +7132,7 @@
         <w:spacing w:after="0" w:before="0" w:line="240" w:lineRule="auto"/>
       </w:pPr>
       <w:rPr>
+        <w:rFonts w:eastAsia="黑体"/>
         <w:b/>
         <w:bCs/>
         <w:color w:themeColor="background1" w:val="FFFFFF"/>
@@ -6834,6 +7155,7 @@
         <w:spacing w:after="0" w:before="0" w:line="240" w:lineRule="auto"/>
       </w:pPr>
       <w:rPr>
+        <w:rFonts w:eastAsia="黑体"/>
         <w:b/>
         <w:bCs/>
       </w:rPr>
@@ -6851,12 +7173,14 @@
     </w:tblStylePr>
     <w:tblStylePr w:type="firstCol">
       <w:rPr>
+        <w:rFonts w:eastAsia="黑体"/>
         <w:b/>
         <w:bCs/>
       </w:rPr>
     </w:tblStylePr>
     <w:tblStylePr w:type="lastCol">
       <w:rPr>
+        <w:rFonts w:eastAsia="黑体"/>
         <w:b/>
         <w:bCs/>
       </w:rPr>
@@ -6915,6 +7239,7 @@
         <w:spacing w:after="0" w:before="0" w:line="240" w:lineRule="auto"/>
       </w:pPr>
       <w:rPr>
+        <w:rFonts w:eastAsia="黑体"/>
         <w:b/>
         <w:bCs/>
         <w:color w:themeColor="background1" w:val="FFFFFF"/>
@@ -6937,6 +7262,7 @@
         <w:spacing w:after="0" w:before="0" w:line="240" w:lineRule="auto"/>
       </w:pPr>
       <w:rPr>
+        <w:rFonts w:eastAsia="黑体"/>
         <w:color w:val="auto"/>
       </w:rPr>
       <w:tblPr/>
@@ -6954,6 +7280,7 @@
     </w:tblStylePr>
     <w:tblStylePr w:type="firstCol">
       <w:rPr>
+        <w:rFonts w:eastAsia="黑体"/>
         <w:b/>
         <w:bCs/>
         <w:color w:themeColor="background1" w:val="FFFFFF"/>
@@ -6973,6 +7300,7 @@
     </w:tblStylePr>
     <w:tblStylePr w:type="lastCol">
       <w:rPr>
+        <w:rFonts w:eastAsia="黑体"/>
         <w:b/>
         <w:bCs/>
         <w:color w:themeColor="background1" w:val="FFFFFF"/>
@@ -7021,6 +7349,7 @@
     </w:tblStylePr>
     <w:tblStylePr w:type="nwCell">
       <w:rPr>
+        <w:rFonts w:eastAsia="黑体"/>
         <w:color w:themeColor="background1" w:val="FFFFFF"/>
       </w:rPr>
       <w:tblPr/>
@@ -7064,6 +7393,7 @@
         <w:spacing w:after="0" w:before="0" w:line="240" w:lineRule="auto"/>
       </w:pPr>
       <w:rPr>
+        <w:rFonts w:eastAsia="黑体"/>
         <w:b/>
         <w:bCs/>
         <w:color w:themeColor="background1" w:val="FFFFFF"/>
@@ -7086,6 +7416,7 @@
         <w:spacing w:after="0" w:before="0" w:line="240" w:lineRule="auto"/>
       </w:pPr>
       <w:rPr>
+        <w:rFonts w:eastAsia="黑体"/>
         <w:color w:val="auto"/>
       </w:rPr>
       <w:tblPr/>
@@ -7103,6 +7434,7 @@
     </w:tblStylePr>
     <w:tblStylePr w:type="firstCol">
       <w:rPr>
+        <w:rFonts w:eastAsia="黑体"/>
         <w:b/>
         <w:bCs/>
         <w:color w:themeColor="background1" w:val="FFFFFF"/>
@@ -7122,6 +7454,7 @@
     </w:tblStylePr>
     <w:tblStylePr w:type="lastCol">
       <w:rPr>
+        <w:rFonts w:eastAsia="黑体"/>
         <w:b/>
         <w:bCs/>
         <w:color w:themeColor="background1" w:val="FFFFFF"/>
@@ -7170,6 +7503,7 @@
     </w:tblStylePr>
     <w:tblStylePr w:type="nwCell">
       <w:rPr>
+        <w:rFonts w:eastAsia="黑体"/>
         <w:color w:themeColor="background1" w:val="FFFFFF"/>
       </w:rPr>
       <w:tblPr/>
@@ -7213,6 +7547,7 @@
         <w:spacing w:after="0" w:before="0" w:line="240" w:lineRule="auto"/>
       </w:pPr>
       <w:rPr>
+        <w:rFonts w:eastAsia="黑体"/>
         <w:b/>
         <w:bCs/>
         <w:color w:themeColor="background1" w:val="FFFFFF"/>
@@ -7235,6 +7570,7 @@
         <w:spacing w:after="0" w:before="0" w:line="240" w:lineRule="auto"/>
       </w:pPr>
       <w:rPr>
+        <w:rFonts w:eastAsia="黑体"/>
         <w:color w:val="auto"/>
       </w:rPr>
       <w:tblPr/>
@@ -7252,6 +7588,7 @@
     </w:tblStylePr>
     <w:tblStylePr w:type="firstCol">
       <w:rPr>
+        <w:rFonts w:eastAsia="黑体"/>
         <w:b/>
         <w:bCs/>
         <w:color w:themeColor="background1" w:val="FFFFFF"/>
@@ -7271,6 +7608,7 @@
     </w:tblStylePr>
     <w:tblStylePr w:type="lastCol">
       <w:rPr>
+        <w:rFonts w:eastAsia="黑体"/>
         <w:b/>
         <w:bCs/>
         <w:color w:themeColor="background1" w:val="FFFFFF"/>
@@ -7319,6 +7657,7 @@
     </w:tblStylePr>
     <w:tblStylePr w:type="nwCell">
       <w:rPr>
+        <w:rFonts w:eastAsia="黑体"/>
         <w:color w:themeColor="background1" w:val="FFFFFF"/>
       </w:rPr>
       <w:tblPr/>
@@ -7362,6 +7701,7 @@
         <w:spacing w:after="0" w:before="0" w:line="240" w:lineRule="auto"/>
       </w:pPr>
       <w:rPr>
+        <w:rFonts w:eastAsia="黑体"/>
         <w:b/>
         <w:bCs/>
         <w:color w:themeColor="background1" w:val="FFFFFF"/>
@@ -7384,6 +7724,7 @@
         <w:spacing w:after="0" w:before="0" w:line="240" w:lineRule="auto"/>
       </w:pPr>
       <w:rPr>
+        <w:rFonts w:eastAsia="黑体"/>
         <w:color w:val="auto"/>
       </w:rPr>
       <w:tblPr/>
@@ -7401,6 +7742,7 @@
     </w:tblStylePr>
     <w:tblStylePr w:type="firstCol">
       <w:rPr>
+        <w:rFonts w:eastAsia="黑体"/>
         <w:b/>
         <w:bCs/>
         <w:color w:themeColor="background1" w:val="FFFFFF"/>
@@ -7420,6 +7762,7 @@
     </w:tblStylePr>
     <w:tblStylePr w:type="lastCol">
       <w:rPr>
+        <w:rFonts w:eastAsia="黑体"/>
         <w:b/>
         <w:bCs/>
         <w:color w:themeColor="background1" w:val="FFFFFF"/>
@@ -7468,6 +7811,7 @@
     </w:tblStylePr>
     <w:tblStylePr w:type="nwCell">
       <w:rPr>
+        <w:rFonts w:eastAsia="黑体"/>
         <w:color w:themeColor="background1" w:val="FFFFFF"/>
       </w:rPr>
       <w:tblPr/>
@@ -7511,6 +7855,7 @@
         <w:spacing w:after="0" w:before="0" w:line="240" w:lineRule="auto"/>
       </w:pPr>
       <w:rPr>
+        <w:rFonts w:eastAsia="黑体"/>
         <w:b/>
         <w:bCs/>
         <w:color w:themeColor="background1" w:val="FFFFFF"/>
@@ -7533,6 +7878,7 @@
         <w:spacing w:after="0" w:before="0" w:line="240" w:lineRule="auto"/>
       </w:pPr>
       <w:rPr>
+        <w:rFonts w:eastAsia="黑体"/>
         <w:color w:val="auto"/>
       </w:rPr>
       <w:tblPr/>
@@ -7550,6 +7896,7 @@
     </w:tblStylePr>
     <w:tblStylePr w:type="firstCol">
       <w:rPr>
+        <w:rFonts w:eastAsia="黑体"/>
         <w:b/>
         <w:bCs/>
         <w:color w:themeColor="background1" w:val="FFFFFF"/>
@@ -7569,6 +7916,7 @@
     </w:tblStylePr>
     <w:tblStylePr w:type="lastCol">
       <w:rPr>
+        <w:rFonts w:eastAsia="黑体"/>
         <w:b/>
         <w:bCs/>
         <w:color w:themeColor="background1" w:val="FFFFFF"/>
@@ -7617,6 +7965,7 @@
     </w:tblStylePr>
     <w:tblStylePr w:type="nwCell">
       <w:rPr>
+        <w:rFonts w:eastAsia="黑体"/>
         <w:color w:themeColor="background1" w:val="FFFFFF"/>
       </w:rPr>
       <w:tblPr/>
@@ -7660,6 +8009,7 @@
         <w:spacing w:after="0" w:before="0" w:line="240" w:lineRule="auto"/>
       </w:pPr>
       <w:rPr>
+        <w:rFonts w:eastAsia="黑体"/>
         <w:b/>
         <w:bCs/>
         <w:color w:themeColor="background1" w:val="FFFFFF"/>
@@ -7682,6 +8032,7 @@
         <w:spacing w:after="0" w:before="0" w:line="240" w:lineRule="auto"/>
       </w:pPr>
       <w:rPr>
+        <w:rFonts w:eastAsia="黑体"/>
         <w:color w:val="auto"/>
       </w:rPr>
       <w:tblPr/>
@@ -7699,6 +8050,7 @@
     </w:tblStylePr>
     <w:tblStylePr w:type="firstCol">
       <w:rPr>
+        <w:rFonts w:eastAsia="黑体"/>
         <w:b/>
         <w:bCs/>
         <w:color w:themeColor="background1" w:val="FFFFFF"/>
@@ -7718,6 +8070,7 @@
     </w:tblStylePr>
     <w:tblStylePr w:type="lastCol">
       <w:rPr>
+        <w:rFonts w:eastAsia="黑体"/>
         <w:b/>
         <w:bCs/>
         <w:color w:themeColor="background1" w:val="FFFFFF"/>
@@ -7766,6 +8119,7 @@
     </w:tblStylePr>
     <w:tblStylePr w:type="nwCell">
       <w:rPr>
+        <w:rFonts w:eastAsia="黑体"/>
         <w:color w:themeColor="background1" w:val="FFFFFF"/>
       </w:rPr>
       <w:tblPr/>
@@ -7809,6 +8163,7 @@
         <w:spacing w:after="0" w:before="0" w:line="240" w:lineRule="auto"/>
       </w:pPr>
       <w:rPr>
+        <w:rFonts w:eastAsia="黑体"/>
         <w:b/>
         <w:bCs/>
         <w:color w:themeColor="background1" w:val="FFFFFF"/>
@@ -7831,6 +8186,7 @@
         <w:spacing w:after="0" w:before="0" w:line="240" w:lineRule="auto"/>
       </w:pPr>
       <w:rPr>
+        <w:rFonts w:eastAsia="黑体"/>
         <w:color w:val="auto"/>
       </w:rPr>
       <w:tblPr/>
@@ -7848,6 +8204,7 @@
     </w:tblStylePr>
     <w:tblStylePr w:type="firstCol">
       <w:rPr>
+        <w:rFonts w:eastAsia="黑体"/>
         <w:b/>
         <w:bCs/>
         <w:color w:themeColor="background1" w:val="FFFFFF"/>
@@ -7867,6 +8224,7 @@
     </w:tblStylePr>
     <w:tblStylePr w:type="lastCol">
       <w:rPr>
+        <w:rFonts w:eastAsia="黑体"/>
         <w:b/>
         <w:bCs/>
         <w:color w:themeColor="background1" w:val="FFFFFF"/>
@@ -7915,6 +8273,7 @@
     </w:tblStylePr>
     <w:tblStylePr w:type="nwCell">
       <w:rPr>
+        <w:rFonts w:eastAsia="黑体"/>
         <w:color w:themeColor="background1" w:val="FFFFFF"/>
       </w:rPr>
       <w:tblPr/>
@@ -7939,6 +8298,7 @@
       <w:spacing w:after="0" w:line="240" w:lineRule="auto"/>
     </w:pPr>
     <w:rPr>
+      <w:rFonts w:eastAsia="黑体"/>
       <w:color w:themeColor="text1" w:val="000000"/>
     </w:rPr>
     <w:tblPr>
@@ -7958,7 +8318,7 @@
     </w:tblPr>
     <w:tblStylePr w:type="firstRow">
       <w:rPr>
-        <w:rFonts w:asciiTheme="majorHAnsi" w:cstheme="majorBidi" w:eastAsiaTheme="majorEastAsia" w:hAnsiTheme="majorHAnsi"/>
+        <w:rFonts w:asciiTheme="majorHAnsi" w:cstheme="majorBidi" w:hAnsiTheme="majorHAnsi" w:eastAsia="黑体"/>
       </w:rPr>
       <w:tblPr/>
       <w:tcPr>
@@ -7970,6 +8330,7 @@
     </w:tblStylePr>
     <w:tblStylePr w:type="lastRow">
       <w:rPr>
+        <w:rFonts w:eastAsia="黑体"/>
         <w:b/>
         <w:bCs/>
         <w:color w:themeColor="text2" w:val="1F497D"/>
@@ -7984,12 +8345,14 @@
     </w:tblStylePr>
     <w:tblStylePr w:type="firstCol">
       <w:rPr>
+        <w:rFonts w:eastAsia="黑体"/>
         <w:b/>
         <w:bCs/>
       </w:rPr>
     </w:tblStylePr>
     <w:tblStylePr w:type="lastCol">
       <w:rPr>
+        <w:rFonts w:eastAsia="黑体"/>
         <w:b/>
         <w:bCs/>
       </w:rPr>
@@ -8023,6 +8386,7 @@
       <w:spacing w:after="0" w:line="240" w:lineRule="auto"/>
     </w:pPr>
     <w:rPr>
+      <w:rFonts w:eastAsia="黑体"/>
       <w:color w:themeColor="text1" w:val="000000"/>
     </w:rPr>
     <w:tblPr>
@@ -8042,7 +8406,7 @@
     </w:tblPr>
     <w:tblStylePr w:type="firstRow">
       <w:rPr>
-        <w:rFonts w:asciiTheme="majorHAnsi" w:cstheme="majorBidi" w:eastAsiaTheme="majorEastAsia" w:hAnsiTheme="majorHAnsi"/>
+        <w:rFonts w:asciiTheme="majorHAnsi" w:cstheme="majorBidi" w:hAnsiTheme="majorHAnsi" w:eastAsia="黑体"/>
       </w:rPr>
       <w:tblPr/>
       <w:tcPr>
@@ -8054,6 +8418,7 @@
     </w:tblStylePr>
     <w:tblStylePr w:type="lastRow">
       <w:rPr>
+        <w:rFonts w:eastAsia="黑体"/>
         <w:b/>
         <w:bCs/>
         <w:color w:themeColor="text2" w:val="1F497D"/>
@@ -8068,12 +8433,14 @@
     </w:tblStylePr>
     <w:tblStylePr w:type="firstCol">
       <w:rPr>
+        <w:rFonts w:eastAsia="黑体"/>
         <w:b/>
         <w:bCs/>
       </w:rPr>
     </w:tblStylePr>
     <w:tblStylePr w:type="lastCol">
       <w:rPr>
+        <w:rFonts w:eastAsia="黑体"/>
         <w:b/>
         <w:bCs/>
       </w:rPr>
@@ -8107,6 +8474,7 @@
       <w:spacing w:after="0" w:line="240" w:lineRule="auto"/>
     </w:pPr>
     <w:rPr>
+      <w:rFonts w:eastAsia="黑体"/>
       <w:color w:themeColor="text1" w:val="000000"/>
     </w:rPr>
     <w:tblPr>
@@ -8126,7 +8494,7 @@
     </w:tblPr>
     <w:tblStylePr w:type="firstRow">
       <w:rPr>
-        <w:rFonts w:asciiTheme="majorHAnsi" w:cstheme="majorBidi" w:eastAsiaTheme="majorEastAsia" w:hAnsiTheme="majorHAnsi"/>
+        <w:rFonts w:asciiTheme="majorHAnsi" w:cstheme="majorBidi" w:hAnsiTheme="majorHAnsi" w:eastAsia="黑体"/>
       </w:rPr>
       <w:tblPr/>
       <w:tcPr>
@@ -8138,6 +8506,7 @@
     </w:tblStylePr>
     <w:tblStylePr w:type="lastRow">
       <w:rPr>
+        <w:rFonts w:eastAsia="黑体"/>
         <w:b/>
         <w:bCs/>
         <w:color w:themeColor="text2" w:val="1F497D"/>
@@ -8152,12 +8521,14 @@
     </w:tblStylePr>
     <w:tblStylePr w:type="firstCol">
       <w:rPr>
+        <w:rFonts w:eastAsia="黑体"/>
         <w:b/>
         <w:bCs/>
       </w:rPr>
     </w:tblStylePr>
     <w:tblStylePr w:type="lastCol">
       <w:rPr>
+        <w:rFonts w:eastAsia="黑体"/>
         <w:b/>
         <w:bCs/>
       </w:rPr>
@@ -8191,6 +8562,7 @@
       <w:spacing w:after="0" w:line="240" w:lineRule="auto"/>
     </w:pPr>
     <w:rPr>
+      <w:rFonts w:eastAsia="黑体"/>
       <w:color w:themeColor="text1" w:val="000000"/>
     </w:rPr>
     <w:tblPr>
@@ -8210,7 +8582,7 @@
     </w:tblPr>
     <w:tblStylePr w:type="firstRow">
       <w:rPr>
-        <w:rFonts w:asciiTheme="majorHAnsi" w:cstheme="majorBidi" w:eastAsiaTheme="majorEastAsia" w:hAnsiTheme="majorHAnsi"/>
+        <w:rFonts w:asciiTheme="majorHAnsi" w:cstheme="majorBidi" w:hAnsiTheme="majorHAnsi" w:eastAsia="黑体"/>
       </w:rPr>
       <w:tblPr/>
       <w:tcPr>
@@ -8222,6 +8594,7 @@
     </w:tblStylePr>
     <w:tblStylePr w:type="lastRow">
       <w:rPr>
+        <w:rFonts w:eastAsia="黑体"/>
         <w:b/>
         <w:bCs/>
         <w:color w:themeColor="text2" w:val="1F497D"/>
@@ -8236,12 +8609,14 @@
     </w:tblStylePr>
     <w:tblStylePr w:type="firstCol">
       <w:rPr>
+        <w:rFonts w:eastAsia="黑体"/>
         <w:b/>
         <w:bCs/>
       </w:rPr>
     </w:tblStylePr>
     <w:tblStylePr w:type="lastCol">
       <w:rPr>
+        <w:rFonts w:eastAsia="黑体"/>
         <w:b/>
         <w:bCs/>
       </w:rPr>
@@ -8275,6 +8650,7 @@
       <w:spacing w:after="0" w:line="240" w:lineRule="auto"/>
     </w:pPr>
     <w:rPr>
+      <w:rFonts w:eastAsia="黑体"/>
       <w:color w:themeColor="text1" w:val="000000"/>
     </w:rPr>
     <w:tblPr>
@@ -8294,7 +8670,7 @@
     </w:tblPr>
     <w:tblStylePr w:type="firstRow">
       <w:rPr>
-        <w:rFonts w:asciiTheme="majorHAnsi" w:cstheme="majorBidi" w:eastAsiaTheme="majorEastAsia" w:hAnsiTheme="majorHAnsi"/>
+        <w:rFonts w:asciiTheme="majorHAnsi" w:cstheme="majorBidi" w:hAnsiTheme="majorHAnsi" w:eastAsia="黑体"/>
       </w:rPr>
       <w:tblPr/>
       <w:tcPr>
@@ -8306,6 +8682,7 @@
     </w:tblStylePr>
     <w:tblStylePr w:type="lastRow">
       <w:rPr>
+        <w:rFonts w:eastAsia="黑体"/>
         <w:b/>
         <w:bCs/>
         <w:color w:themeColor="text2" w:val="1F497D"/>
@@ -8320,12 +8697,14 @@
     </w:tblStylePr>
     <w:tblStylePr w:type="firstCol">
       <w:rPr>
+        <w:rFonts w:eastAsia="黑体"/>
         <w:b/>
         <w:bCs/>
       </w:rPr>
     </w:tblStylePr>
     <w:tblStylePr w:type="lastCol">
       <w:rPr>
+        <w:rFonts w:eastAsia="黑体"/>
         <w:b/>
         <w:bCs/>
       </w:rPr>
@@ -8359,6 +8738,7 @@
       <w:spacing w:after="0" w:line="240" w:lineRule="auto"/>
     </w:pPr>
     <w:rPr>
+      <w:rFonts w:eastAsia="黑体"/>
       <w:color w:themeColor="text1" w:val="000000"/>
     </w:rPr>
     <w:tblPr>
@@ -8378,7 +8758,7 @@
     </w:tblPr>
     <w:tblStylePr w:type="firstRow">
       <w:rPr>
-        <w:rFonts w:asciiTheme="majorHAnsi" w:cstheme="majorBidi" w:eastAsiaTheme="majorEastAsia" w:hAnsiTheme="majorHAnsi"/>
+        <w:rFonts w:asciiTheme="majorHAnsi" w:cstheme="majorBidi" w:hAnsiTheme="majorHAnsi" w:eastAsia="黑体"/>
       </w:rPr>
       <w:tblPr/>
       <w:tcPr>
@@ -8390,6 +8770,7 @@
     </w:tblStylePr>
     <w:tblStylePr w:type="lastRow">
       <w:rPr>
+        <w:rFonts w:eastAsia="黑体"/>
         <w:b/>
         <w:bCs/>
         <w:color w:themeColor="text2" w:val="1F497D"/>
@@ -8404,12 +8785,14 @@
     </w:tblStylePr>
     <w:tblStylePr w:type="firstCol">
       <w:rPr>
+        <w:rFonts w:eastAsia="黑体"/>
         <w:b/>
         <w:bCs/>
       </w:rPr>
     </w:tblStylePr>
     <w:tblStylePr w:type="lastCol">
       <w:rPr>
+        <w:rFonts w:eastAsia="黑体"/>
         <w:b/>
         <w:bCs/>
       </w:rPr>
@@ -8443,6 +8826,7 @@
       <w:spacing w:after="0" w:line="240" w:lineRule="auto"/>
     </w:pPr>
     <w:rPr>
+      <w:rFonts w:eastAsia="黑体"/>
       <w:color w:themeColor="text1" w:val="000000"/>
     </w:rPr>
     <w:tblPr>
@@ -8462,7 +8846,7 @@
     </w:tblPr>
     <w:tblStylePr w:type="firstRow">
       <w:rPr>
-        <w:rFonts w:asciiTheme="majorHAnsi" w:cstheme="majorBidi" w:eastAsiaTheme="majorEastAsia" w:hAnsiTheme="majorHAnsi"/>
+        <w:rFonts w:asciiTheme="majorHAnsi" w:cstheme="majorBidi" w:hAnsiTheme="majorHAnsi" w:eastAsia="黑体"/>
       </w:rPr>
       <w:tblPr/>
       <w:tcPr>
@@ -8474,6 +8858,7 @@
     </w:tblStylePr>
     <w:tblStylePr w:type="lastRow">
       <w:rPr>
+        <w:rFonts w:eastAsia="黑体"/>
         <w:b/>
         <w:bCs/>
         <w:color w:themeColor="text2" w:val="1F497D"/>
@@ -8488,12 +8873,14 @@
     </w:tblStylePr>
     <w:tblStylePr w:type="firstCol">
       <w:rPr>
+        <w:rFonts w:eastAsia="黑体"/>
         <w:b/>
         <w:bCs/>
       </w:rPr>
     </w:tblStylePr>
     <w:tblStylePr w:type="lastCol">
       <w:rPr>
+        <w:rFonts w:eastAsia="黑体"/>
         <w:b/>
         <w:bCs/>
       </w:rPr>
@@ -8527,7 +8914,7 @@
       <w:spacing w:after="0" w:line="240" w:lineRule="auto"/>
     </w:pPr>
     <w:rPr>
-      <w:rFonts w:asciiTheme="majorHAnsi" w:cstheme="majorBidi" w:eastAsiaTheme="majorEastAsia" w:hAnsiTheme="majorHAnsi"/>
+      <w:rFonts w:asciiTheme="majorHAnsi" w:cstheme="majorBidi" w:hAnsiTheme="majorHAnsi" w:eastAsia="黑体"/>
       <w:color w:themeColor="text1" w:val="000000"/>
     </w:rPr>
     <w:tblPr>
@@ -8549,6 +8936,7 @@
     </w:tblPr>
     <w:tblStylePr w:type="firstRow">
       <w:rPr>
+        <w:rFonts w:eastAsia="黑体"/>
         <w:sz w:val="24"/>
         <w:szCs w:val="24"/>
       </w:rPr>
@@ -8655,7 +9043,7 @@
       <w:spacing w:after="0" w:line="240" w:lineRule="auto"/>
     </w:pPr>
     <w:rPr>
-      <w:rFonts w:asciiTheme="majorHAnsi" w:cstheme="majorBidi" w:eastAsiaTheme="majorEastAsia" w:hAnsiTheme="majorHAnsi"/>
+      <w:rFonts w:asciiTheme="majorHAnsi" w:cstheme="majorBidi" w:hAnsiTheme="majorHAnsi" w:eastAsia="黑体"/>
       <w:color w:themeColor="text1" w:val="000000"/>
     </w:rPr>
     <w:tblPr>
@@ -8677,6 +9065,7 @@
     </w:tblPr>
     <w:tblStylePr w:type="firstRow">
       <w:rPr>
+        <w:rFonts w:eastAsia="黑体"/>
         <w:sz w:val="24"/>
         <w:szCs w:val="24"/>
       </w:rPr>
@@ -8783,7 +9172,7 @@
       <w:spacing w:after="0" w:line="240" w:lineRule="auto"/>
     </w:pPr>
     <w:rPr>
-      <w:rFonts w:asciiTheme="majorHAnsi" w:cstheme="majorBidi" w:eastAsiaTheme="majorEastAsia" w:hAnsiTheme="majorHAnsi"/>
+      <w:rFonts w:asciiTheme="majorHAnsi" w:cstheme="majorBidi" w:hAnsiTheme="majorHAnsi" w:eastAsia="黑体"/>
       <w:color w:themeColor="text1" w:val="000000"/>
     </w:rPr>
     <w:tblPr>
@@ -8805,6 +9194,7 @@
     </w:tblPr>
     <w:tblStylePr w:type="firstRow">
       <w:rPr>
+        <w:rFonts w:eastAsia="黑体"/>
         <w:sz w:val="24"/>
         <w:szCs w:val="24"/>
       </w:rPr>
@@ -8911,7 +9301,7 @@
       <w:spacing w:after="0" w:line="240" w:lineRule="auto"/>
     </w:pPr>
     <w:rPr>
-      <w:rFonts w:asciiTheme="majorHAnsi" w:cstheme="majorBidi" w:eastAsiaTheme="majorEastAsia" w:hAnsiTheme="majorHAnsi"/>
+      <w:rFonts w:asciiTheme="majorHAnsi" w:cstheme="majorBidi" w:hAnsiTheme="majorHAnsi" w:eastAsia="黑体"/>
       <w:color w:themeColor="text1" w:val="000000"/>
     </w:rPr>
     <w:tblPr>
@@ -8933,6 +9323,7 @@
     </w:tblPr>
     <w:tblStylePr w:type="firstRow">
       <w:rPr>
+        <w:rFonts w:eastAsia="黑体"/>
         <w:sz w:val="24"/>
         <w:szCs w:val="24"/>
       </w:rPr>
@@ -9039,7 +9430,7 @@
       <w:spacing w:after="0" w:line="240" w:lineRule="auto"/>
     </w:pPr>
     <w:rPr>
-      <w:rFonts w:asciiTheme="majorHAnsi" w:cstheme="majorBidi" w:eastAsiaTheme="majorEastAsia" w:hAnsiTheme="majorHAnsi"/>
+      <w:rFonts w:asciiTheme="majorHAnsi" w:cstheme="majorBidi" w:hAnsiTheme="majorHAnsi" w:eastAsia="黑体"/>
       <w:color w:themeColor="text1" w:val="000000"/>
     </w:rPr>
     <w:tblPr>
@@ -9061,6 +9452,7 @@
     </w:tblPr>
     <w:tblStylePr w:type="firstRow">
       <w:rPr>
+        <w:rFonts w:eastAsia="黑体"/>
         <w:sz w:val="24"/>
         <w:szCs w:val="24"/>
       </w:rPr>
@@ -9167,7 +9559,7 @@
       <w:spacing w:after="0" w:line="240" w:lineRule="auto"/>
     </w:pPr>
     <w:rPr>
-      <w:rFonts w:asciiTheme="majorHAnsi" w:cstheme="majorBidi" w:eastAsiaTheme="majorEastAsia" w:hAnsiTheme="majorHAnsi"/>
+      <w:rFonts w:asciiTheme="majorHAnsi" w:cstheme="majorBidi" w:hAnsiTheme="majorHAnsi" w:eastAsia="黑体"/>
       <w:color w:themeColor="text1" w:val="000000"/>
     </w:rPr>
     <w:tblPr>
@@ -9189,6 +9581,7 @@
     </w:tblPr>
     <w:tblStylePr w:type="firstRow">
       <w:rPr>
+        <w:rFonts w:eastAsia="黑体"/>
         <w:sz w:val="24"/>
         <w:szCs w:val="24"/>
       </w:rPr>
@@ -9295,7 +9688,7 @@
       <w:spacing w:after="0" w:line="240" w:lineRule="auto"/>
     </w:pPr>
     <w:rPr>
-      <w:rFonts w:asciiTheme="majorHAnsi" w:cstheme="majorBidi" w:eastAsiaTheme="majorEastAsia" w:hAnsiTheme="majorHAnsi"/>
+      <w:rFonts w:asciiTheme="majorHAnsi" w:cstheme="majorBidi" w:hAnsiTheme="majorHAnsi" w:eastAsia="黑体"/>
       <w:color w:themeColor="text1" w:val="000000"/>
     </w:rPr>
     <w:tblPr>
@@ -9317,6 +9710,7 @@
     </w:tblPr>
     <w:tblStylePr w:type="firstRow">
       <w:rPr>
+        <w:rFonts w:eastAsia="黑体"/>
         <w:sz w:val="24"/>
         <w:szCs w:val="24"/>
       </w:rPr>
@@ -9446,12 +9840,14 @@
     </w:tcPr>
     <w:tblStylePr w:type="firstRow">
       <w:rPr>
+        <w:rFonts w:eastAsia="黑体"/>
         <w:b/>
         <w:bCs/>
       </w:rPr>
     </w:tblStylePr>
     <w:tblStylePr w:type="lastRow">
       <w:rPr>
+        <w:rFonts w:eastAsia="黑体"/>
         <w:b/>
         <w:bCs/>
       </w:rPr>
@@ -9464,12 +9860,14 @@
     </w:tblStylePr>
     <w:tblStylePr w:type="firstCol">
       <w:rPr>
+        <w:rFonts w:eastAsia="黑体"/>
         <w:b/>
         <w:bCs/>
       </w:rPr>
     </w:tblStylePr>
     <w:tblStylePr w:type="lastCol">
       <w:rPr>
+        <w:rFonts w:eastAsia="黑体"/>
         <w:b/>
         <w:bCs/>
       </w:rPr>
@@ -9519,12 +9917,14 @@
     </w:tcPr>
     <w:tblStylePr w:type="firstRow">
       <w:rPr>
+        <w:rFonts w:eastAsia="黑体"/>
         <w:b/>
         <w:bCs/>
       </w:rPr>
     </w:tblStylePr>
     <w:tblStylePr w:type="lastRow">
       <w:rPr>
+        <w:rFonts w:eastAsia="黑体"/>
         <w:b/>
         <w:bCs/>
       </w:rPr>
@@ -9537,12 +9937,14 @@
     </w:tblStylePr>
     <w:tblStylePr w:type="firstCol">
       <w:rPr>
+        <w:rFonts w:eastAsia="黑体"/>
         <w:b/>
         <w:bCs/>
       </w:rPr>
     </w:tblStylePr>
     <w:tblStylePr w:type="lastCol">
       <w:rPr>
+        <w:rFonts w:eastAsia="黑体"/>
         <w:b/>
         <w:bCs/>
       </w:rPr>
@@ -9592,12 +9994,14 @@
     </w:tcPr>
     <w:tblStylePr w:type="firstRow">
       <w:rPr>
+        <w:rFonts w:eastAsia="黑体"/>
         <w:b/>
         <w:bCs/>
       </w:rPr>
     </w:tblStylePr>
     <w:tblStylePr w:type="lastRow">
       <w:rPr>
+        <w:rFonts w:eastAsia="黑体"/>
         <w:b/>
         <w:bCs/>
       </w:rPr>
@@ -9610,12 +10014,14 @@
     </w:tblStylePr>
     <w:tblStylePr w:type="firstCol">
       <w:rPr>
+        <w:rFonts w:eastAsia="黑体"/>
         <w:b/>
         <w:bCs/>
       </w:rPr>
     </w:tblStylePr>
     <w:tblStylePr w:type="lastCol">
       <w:rPr>
+        <w:rFonts w:eastAsia="黑体"/>
         <w:b/>
         <w:bCs/>
       </w:rPr>
@@ -9665,12 +10071,14 @@
     </w:tcPr>
     <w:tblStylePr w:type="firstRow">
       <w:rPr>
+        <w:rFonts w:eastAsia="黑体"/>
         <w:b/>
         <w:bCs/>
       </w:rPr>
     </w:tblStylePr>
     <w:tblStylePr w:type="lastRow">
       <w:rPr>
+        <w:rFonts w:eastAsia="黑体"/>
         <w:b/>
         <w:bCs/>
       </w:rPr>
@@ -9683,12 +10091,14 @@
     </w:tblStylePr>
     <w:tblStylePr w:type="firstCol">
       <w:rPr>
+        <w:rFonts w:eastAsia="黑体"/>
         <w:b/>
         <w:bCs/>
       </w:rPr>
     </w:tblStylePr>
     <w:tblStylePr w:type="lastCol">
       <w:rPr>
+        <w:rFonts w:eastAsia="黑体"/>
         <w:b/>
         <w:bCs/>
       </w:rPr>
@@ -9738,12 +10148,14 @@
     </w:tcPr>
     <w:tblStylePr w:type="firstRow">
       <w:rPr>
+        <w:rFonts w:eastAsia="黑体"/>
         <w:b/>
         <w:bCs/>
       </w:rPr>
     </w:tblStylePr>
     <w:tblStylePr w:type="lastRow">
       <w:rPr>
+        <w:rFonts w:eastAsia="黑体"/>
         <w:b/>
         <w:bCs/>
       </w:rPr>
@@ -9756,12 +10168,14 @@
     </w:tblStylePr>
     <w:tblStylePr w:type="firstCol">
       <w:rPr>
+        <w:rFonts w:eastAsia="黑体"/>
         <w:b/>
         <w:bCs/>
       </w:rPr>
     </w:tblStylePr>
     <w:tblStylePr w:type="lastCol">
       <w:rPr>
+        <w:rFonts w:eastAsia="黑体"/>
         <w:b/>
         <w:bCs/>
       </w:rPr>
@@ -9811,12 +10225,14 @@
     </w:tcPr>
     <w:tblStylePr w:type="firstRow">
       <w:rPr>
+        <w:rFonts w:eastAsia="黑体"/>
         <w:b/>
         <w:bCs/>
       </w:rPr>
     </w:tblStylePr>
     <w:tblStylePr w:type="lastRow">
       <w:rPr>
+        <w:rFonts w:eastAsia="黑体"/>
         <w:b/>
         <w:bCs/>
       </w:rPr>
@@ -9829,12 +10245,14 @@
     </w:tblStylePr>
     <w:tblStylePr w:type="firstCol">
       <w:rPr>
+        <w:rFonts w:eastAsia="黑体"/>
         <w:b/>
         <w:bCs/>
       </w:rPr>
     </w:tblStylePr>
     <w:tblStylePr w:type="lastCol">
       <w:rPr>
+        <w:rFonts w:eastAsia="黑体"/>
         <w:b/>
         <w:bCs/>
       </w:rPr>
@@ -9884,12 +10302,14 @@
     </w:tcPr>
     <w:tblStylePr w:type="firstRow">
       <w:rPr>
+        <w:rFonts w:eastAsia="黑体"/>
         <w:b/>
         <w:bCs/>
       </w:rPr>
     </w:tblStylePr>
     <w:tblStylePr w:type="lastRow">
       <w:rPr>
+        <w:rFonts w:eastAsia="黑体"/>
         <w:b/>
         <w:bCs/>
       </w:rPr>
@@ -9902,12 +10322,14 @@
     </w:tblStylePr>
     <w:tblStylePr w:type="firstCol">
       <w:rPr>
+        <w:rFonts w:eastAsia="黑体"/>
         <w:b/>
         <w:bCs/>
       </w:rPr>
     </w:tblStylePr>
     <w:tblStylePr w:type="lastCol">
       <w:rPr>
+        <w:rFonts w:eastAsia="黑体"/>
         <w:b/>
         <w:bCs/>
       </w:rPr>
@@ -9934,7 +10356,7 @@
       <w:spacing w:after="0" w:line="240" w:lineRule="auto"/>
     </w:pPr>
     <w:rPr>
-      <w:rFonts w:asciiTheme="majorHAnsi" w:cstheme="majorBidi" w:eastAsiaTheme="majorEastAsia" w:hAnsiTheme="majorHAnsi"/>
+      <w:rFonts w:asciiTheme="majorHAnsi" w:cstheme="majorBidi" w:hAnsiTheme="majorHAnsi" w:eastAsia="黑体"/>
       <w:color w:themeColor="text1" w:val="000000"/>
     </w:rPr>
     <w:tblPr>
@@ -9961,6 +10383,7 @@
     </w:tcPr>
     <w:tblStylePr w:type="firstRow">
       <w:rPr>
+        <w:rFonts w:eastAsia="黑体"/>
         <w:b/>
         <w:bCs/>
         <w:color w:themeColor="text1" w:val="000000"/>
@@ -9972,6 +10395,7 @@
     </w:tblStylePr>
     <w:tblStylePr w:type="lastRow">
       <w:rPr>
+        <w:rFonts w:eastAsia="黑体"/>
         <w:b/>
         <w:bCs/>
         <w:color w:themeColor="text1" w:val="000000"/>
@@ -9991,6 +10415,7 @@
     </w:tblStylePr>
     <w:tblStylePr w:type="firstCol">
       <w:rPr>
+        <w:rFonts w:eastAsia="黑体"/>
         <w:b/>
         <w:bCs/>
         <w:color w:themeColor="text1" w:val="000000"/>
@@ -10010,6 +10435,7 @@
     </w:tblStylePr>
     <w:tblStylePr w:type="lastCol">
       <w:rPr>
+        <w:rFonts w:eastAsia="黑体"/>
         <w:b w:val="0"/>
         <w:bCs w:val="0"/>
         <w:color w:themeColor="text1" w:val="000000"/>
@@ -10059,7 +10485,7 @@
       <w:spacing w:after="0" w:line="240" w:lineRule="auto"/>
     </w:pPr>
     <w:rPr>
-      <w:rFonts w:asciiTheme="majorHAnsi" w:cstheme="majorBidi" w:eastAsiaTheme="majorEastAsia" w:hAnsiTheme="majorHAnsi"/>
+      <w:rFonts w:asciiTheme="majorHAnsi" w:cstheme="majorBidi" w:hAnsiTheme="majorHAnsi" w:eastAsia="黑体"/>
       <w:color w:themeColor="text1" w:val="000000"/>
     </w:rPr>
     <w:tblPr>
@@ -10086,6 +10512,7 @@
     </w:tcPr>
     <w:tblStylePr w:type="firstRow">
       <w:rPr>
+        <w:rFonts w:eastAsia="黑体"/>
         <w:b/>
         <w:bCs/>
         <w:color w:themeColor="text1" w:val="000000"/>
@@ -10097,6 +10524,7 @@
     </w:tblStylePr>
     <w:tblStylePr w:type="lastRow">
       <w:rPr>
+        <w:rFonts w:eastAsia="黑体"/>
         <w:b/>
         <w:bCs/>
         <w:color w:themeColor="text1" w:val="000000"/>
@@ -10116,6 +10544,7 @@
     </w:tblStylePr>
     <w:tblStylePr w:type="firstCol">
       <w:rPr>
+        <w:rFonts w:eastAsia="黑体"/>
         <w:b/>
         <w:bCs/>
         <w:color w:themeColor="text1" w:val="000000"/>
@@ -10135,6 +10564,7 @@
     </w:tblStylePr>
     <w:tblStylePr w:type="lastCol">
       <w:rPr>
+        <w:rFonts w:eastAsia="黑体"/>
         <w:b w:val="0"/>
         <w:bCs w:val="0"/>
         <w:color w:themeColor="text1" w:val="000000"/>
@@ -10184,7 +10614,7 @@
       <w:spacing w:after="0" w:line="240" w:lineRule="auto"/>
     </w:pPr>
     <w:rPr>
-      <w:rFonts w:asciiTheme="majorHAnsi" w:cstheme="majorBidi" w:eastAsiaTheme="majorEastAsia" w:hAnsiTheme="majorHAnsi"/>
+      <w:rFonts w:asciiTheme="majorHAnsi" w:cstheme="majorBidi" w:hAnsiTheme="majorHAnsi" w:eastAsia="黑体"/>
       <w:color w:themeColor="text1" w:val="000000"/>
     </w:rPr>
     <w:tblPr>
@@ -10211,6 +10641,7 @@
     </w:tcPr>
     <w:tblStylePr w:type="firstRow">
       <w:rPr>
+        <w:rFonts w:eastAsia="黑体"/>
         <w:b/>
         <w:bCs/>
         <w:color w:themeColor="text1" w:val="000000"/>
@@ -10222,6 +10653,7 @@
     </w:tblStylePr>
     <w:tblStylePr w:type="lastRow">
       <w:rPr>
+        <w:rFonts w:eastAsia="黑体"/>
         <w:b/>
         <w:bCs/>
         <w:color w:themeColor="text1" w:val="000000"/>
@@ -10241,6 +10673,7 @@
     </w:tblStylePr>
     <w:tblStylePr w:type="firstCol">
       <w:rPr>
+        <w:rFonts w:eastAsia="黑体"/>
         <w:b/>
         <w:bCs/>
         <w:color w:themeColor="text1" w:val="000000"/>
@@ -10260,6 +10693,7 @@
     </w:tblStylePr>
     <w:tblStylePr w:type="lastCol">
       <w:rPr>
+        <w:rFonts w:eastAsia="黑体"/>
         <w:b w:val="0"/>
         <w:bCs w:val="0"/>
         <w:color w:themeColor="text1" w:val="000000"/>
@@ -10309,7 +10743,7 @@
       <w:spacing w:after="0" w:line="240" w:lineRule="auto"/>
     </w:pPr>
     <w:rPr>
-      <w:rFonts w:asciiTheme="majorHAnsi" w:cstheme="majorBidi" w:eastAsiaTheme="majorEastAsia" w:hAnsiTheme="majorHAnsi"/>
+      <w:rFonts w:asciiTheme="majorHAnsi" w:cstheme="majorBidi" w:hAnsiTheme="majorHAnsi" w:eastAsia="黑体"/>
       <w:color w:themeColor="text1" w:val="000000"/>
     </w:rPr>
     <w:tblPr>
@@ -10336,6 +10770,7 @@
     </w:tcPr>
     <w:tblStylePr w:type="firstRow">
       <w:rPr>
+        <w:rFonts w:eastAsia="黑体"/>
         <w:b/>
         <w:bCs/>
         <w:color w:themeColor="text1" w:val="000000"/>
@@ -10347,6 +10782,7 @@
     </w:tblStylePr>
     <w:tblStylePr w:type="lastRow">
       <w:rPr>
+        <w:rFonts w:eastAsia="黑体"/>
         <w:b/>
         <w:bCs/>
         <w:color w:themeColor="text1" w:val="000000"/>
@@ -10366,6 +10802,7 @@
     </w:tblStylePr>
     <w:tblStylePr w:type="firstCol">
       <w:rPr>
+        <w:rFonts w:eastAsia="黑体"/>
         <w:b/>
         <w:bCs/>
         <w:color w:themeColor="text1" w:val="000000"/>
@@ -10385,6 +10822,7 @@
     </w:tblStylePr>
     <w:tblStylePr w:type="lastCol">
       <w:rPr>
+        <w:rFonts w:eastAsia="黑体"/>
         <w:b w:val="0"/>
         <w:bCs w:val="0"/>
         <w:color w:themeColor="text1" w:val="000000"/>
@@ -10434,7 +10872,7 @@
       <w:spacing w:after="0" w:line="240" w:lineRule="auto"/>
     </w:pPr>
     <w:rPr>
-      <w:rFonts w:asciiTheme="majorHAnsi" w:cstheme="majorBidi" w:eastAsiaTheme="majorEastAsia" w:hAnsiTheme="majorHAnsi"/>
+      <w:rFonts w:asciiTheme="majorHAnsi" w:cstheme="majorBidi" w:hAnsiTheme="majorHAnsi" w:eastAsia="黑体"/>
       <w:color w:themeColor="text1" w:val="000000"/>
     </w:rPr>
     <w:tblPr>
@@ -10461,6 +10899,7 @@
     </w:tcPr>
     <w:tblStylePr w:type="firstRow">
       <w:rPr>
+        <w:rFonts w:eastAsia="黑体"/>
         <w:b/>
         <w:bCs/>
         <w:color w:themeColor="text1" w:val="000000"/>
@@ -10472,6 +10911,7 @@
     </w:tblStylePr>
     <w:tblStylePr w:type="lastRow">
       <w:rPr>
+        <w:rFonts w:eastAsia="黑体"/>
         <w:b/>
         <w:bCs/>
         <w:color w:themeColor="text1" w:val="000000"/>
@@ -10491,6 +10931,7 @@
     </w:tblStylePr>
     <w:tblStylePr w:type="firstCol">
       <w:rPr>
+        <w:rFonts w:eastAsia="黑体"/>
         <w:b/>
         <w:bCs/>
         <w:color w:themeColor="text1" w:val="000000"/>
@@ -10510,6 +10951,7 @@
     </w:tblStylePr>
     <w:tblStylePr w:type="lastCol">
       <w:rPr>
+        <w:rFonts w:eastAsia="黑体"/>
         <w:b w:val="0"/>
         <w:bCs w:val="0"/>
         <w:color w:themeColor="text1" w:val="000000"/>
@@ -10559,7 +11001,7 @@
       <w:spacing w:after="0" w:line="240" w:lineRule="auto"/>
     </w:pPr>
     <w:rPr>
-      <w:rFonts w:asciiTheme="majorHAnsi" w:cstheme="majorBidi" w:eastAsiaTheme="majorEastAsia" w:hAnsiTheme="majorHAnsi"/>
+      <w:rFonts w:asciiTheme="majorHAnsi" w:cstheme="majorBidi" w:hAnsiTheme="majorHAnsi" w:eastAsia="黑体"/>
       <w:color w:themeColor="text1" w:val="000000"/>
     </w:rPr>
     <w:tblPr>
@@ -10586,6 +11028,7 @@
     </w:tcPr>
     <w:tblStylePr w:type="firstRow">
       <w:rPr>
+        <w:rFonts w:eastAsia="黑体"/>
         <w:b/>
         <w:bCs/>
         <w:color w:themeColor="text1" w:val="000000"/>
@@ -10597,6 +11040,7 @@
     </w:tblStylePr>
     <w:tblStylePr w:type="lastRow">
       <w:rPr>
+        <w:rFonts w:eastAsia="黑体"/>
         <w:b/>
         <w:bCs/>
         <w:color w:themeColor="text1" w:val="000000"/>
@@ -10616,6 +11060,7 @@
     </w:tblStylePr>
     <w:tblStylePr w:type="firstCol">
       <w:rPr>
+        <w:rFonts w:eastAsia="黑体"/>
         <w:b/>
         <w:bCs/>
         <w:color w:themeColor="text1" w:val="000000"/>
@@ -10635,6 +11080,7 @@
     </w:tblStylePr>
     <w:tblStylePr w:type="lastCol">
       <w:rPr>
+        <w:rFonts w:eastAsia="黑体"/>
         <w:b w:val="0"/>
         <w:bCs w:val="0"/>
         <w:color w:themeColor="text1" w:val="000000"/>
@@ -10684,7 +11130,7 @@
       <w:spacing w:after="0" w:line="240" w:lineRule="auto"/>
     </w:pPr>
     <w:rPr>
-      <w:rFonts w:asciiTheme="majorHAnsi" w:cstheme="majorBidi" w:eastAsiaTheme="majorEastAsia" w:hAnsiTheme="majorHAnsi"/>
+      <w:rFonts w:asciiTheme="majorHAnsi" w:cstheme="majorBidi" w:hAnsiTheme="majorHAnsi" w:eastAsia="黑体"/>
       <w:color w:themeColor="text1" w:val="000000"/>
     </w:rPr>
     <w:tblPr>
@@ -10711,6 +11157,7 @@
     </w:tcPr>
     <w:tblStylePr w:type="firstRow">
       <w:rPr>
+        <w:rFonts w:eastAsia="黑体"/>
         <w:b/>
         <w:bCs/>
         <w:color w:themeColor="text1" w:val="000000"/>
@@ -10722,6 +11169,7 @@
     </w:tblStylePr>
     <w:tblStylePr w:type="lastRow">
       <w:rPr>
+        <w:rFonts w:eastAsia="黑体"/>
         <w:b/>
         <w:bCs/>
         <w:color w:themeColor="text1" w:val="000000"/>
@@ -10741,6 +11189,7 @@
     </w:tblStylePr>
     <w:tblStylePr w:type="firstCol">
       <w:rPr>
+        <w:rFonts w:eastAsia="黑体"/>
         <w:b/>
         <w:bCs/>
         <w:color w:themeColor="text1" w:val="000000"/>
@@ -10760,6 +11209,7 @@
     </w:tblStylePr>
     <w:tblStylePr w:type="lastCol">
       <w:rPr>
+        <w:rFonts w:eastAsia="黑体"/>
         <w:b w:val="0"/>
         <w:bCs w:val="0"/>
         <w:color w:themeColor="text1" w:val="000000"/>
@@ -10832,6 +11282,7 @@
     </w:tcPr>
     <w:tblStylePr w:type="firstRow">
       <w:rPr>
+        <w:rFonts w:eastAsia="黑体"/>
         <w:b/>
         <w:bCs/>
         <w:i w:val="0"/>
@@ -10853,6 +11304,7 @@
     </w:tblStylePr>
     <w:tblStylePr w:type="lastRow">
       <w:rPr>
+        <w:rFonts w:eastAsia="黑体"/>
         <w:b/>
         <w:bCs/>
         <w:i w:val="0"/>
@@ -10874,6 +11326,7 @@
     </w:tblStylePr>
     <w:tblStylePr w:type="firstCol">
       <w:rPr>
+        <w:rFonts w:eastAsia="黑体"/>
         <w:b/>
         <w:bCs/>
         <w:i w:val="0"/>
@@ -10893,6 +11346,7 @@
     </w:tblStylePr>
     <w:tblStylePr w:type="lastCol">
       <w:rPr>
+        <w:rFonts w:eastAsia="黑体"/>
         <w:b/>
         <w:bCs/>
         <w:i w:val="0"/>
@@ -10973,6 +11427,7 @@
     </w:tcPr>
     <w:tblStylePr w:type="firstRow">
       <w:rPr>
+        <w:rFonts w:eastAsia="黑体"/>
         <w:b/>
         <w:bCs/>
         <w:i w:val="0"/>
@@ -10994,6 +11449,7 @@
     </w:tblStylePr>
     <w:tblStylePr w:type="lastRow">
       <w:rPr>
+        <w:rFonts w:eastAsia="黑体"/>
         <w:b/>
         <w:bCs/>
         <w:i w:val="0"/>
@@ -11015,6 +11471,7 @@
     </w:tblStylePr>
     <w:tblStylePr w:type="firstCol">
       <w:rPr>
+        <w:rFonts w:eastAsia="黑体"/>
         <w:b/>
         <w:bCs/>
         <w:i w:val="0"/>
@@ -11034,6 +11491,7 @@
     </w:tblStylePr>
     <w:tblStylePr w:type="lastCol">
       <w:rPr>
+        <w:rFonts w:eastAsia="黑体"/>
         <w:b/>
         <w:bCs/>
         <w:i w:val="0"/>
@@ -11114,6 +11572,7 @@
     </w:tcPr>
     <w:tblStylePr w:type="firstRow">
       <w:rPr>
+        <w:rFonts w:eastAsia="黑体"/>
         <w:b/>
         <w:bCs/>
         <w:i w:val="0"/>
@@ -11135,6 +11594,7 @@
     </w:tblStylePr>
     <w:tblStylePr w:type="lastRow">
       <w:rPr>
+        <w:rFonts w:eastAsia="黑体"/>
         <w:b/>
         <w:bCs/>
         <w:i w:val="0"/>
@@ -11156,6 +11616,7 @@
     </w:tblStylePr>
     <w:tblStylePr w:type="firstCol">
       <w:rPr>
+        <w:rFonts w:eastAsia="黑体"/>
         <w:b/>
         <w:bCs/>
         <w:i w:val="0"/>
@@ -11175,6 +11636,7 @@
     </w:tblStylePr>
     <w:tblStylePr w:type="lastCol">
       <w:rPr>
+        <w:rFonts w:eastAsia="黑体"/>
         <w:b/>
         <w:bCs/>
         <w:i w:val="0"/>
@@ -11255,6 +11717,7 @@
     </w:tcPr>
     <w:tblStylePr w:type="firstRow">
       <w:rPr>
+        <w:rFonts w:eastAsia="黑体"/>
         <w:b/>
         <w:bCs/>
         <w:i w:val="0"/>
@@ -11276,6 +11739,7 @@
     </w:tblStylePr>
     <w:tblStylePr w:type="lastRow">
       <w:rPr>
+        <w:rFonts w:eastAsia="黑体"/>
         <w:b/>
         <w:bCs/>
         <w:i w:val="0"/>
@@ -11297,6 +11761,7 @@
     </w:tblStylePr>
     <w:tblStylePr w:type="firstCol">
       <w:rPr>
+        <w:rFonts w:eastAsia="黑体"/>
         <w:b/>
         <w:bCs/>
         <w:i w:val="0"/>
@@ -11316,6 +11781,7 @@
     </w:tblStylePr>
     <w:tblStylePr w:type="lastCol">
       <w:rPr>
+        <w:rFonts w:eastAsia="黑体"/>
         <w:b/>
         <w:bCs/>
         <w:i w:val="0"/>
@@ -11396,6 +11862,7 @@
     </w:tcPr>
     <w:tblStylePr w:type="firstRow">
       <w:rPr>
+        <w:rFonts w:eastAsia="黑体"/>
         <w:b/>
         <w:bCs/>
         <w:i w:val="0"/>
@@ -11417,6 +11884,7 @@
     </w:tblStylePr>
     <w:tblStylePr w:type="lastRow">
       <w:rPr>
+        <w:rFonts w:eastAsia="黑体"/>
         <w:b/>
         <w:bCs/>
         <w:i w:val="0"/>
@@ -11438,6 +11906,7 @@
     </w:tblStylePr>
     <w:tblStylePr w:type="firstCol">
       <w:rPr>
+        <w:rFonts w:eastAsia="黑体"/>
         <w:b/>
         <w:bCs/>
         <w:i w:val="0"/>
@@ -11457,6 +11926,7 @@
     </w:tblStylePr>
     <w:tblStylePr w:type="lastCol">
       <w:rPr>
+        <w:rFonts w:eastAsia="黑体"/>
         <w:b/>
         <w:bCs/>
         <w:i w:val="0"/>
@@ -11537,6 +12007,7 @@
     </w:tcPr>
     <w:tblStylePr w:type="firstRow">
       <w:rPr>
+        <w:rFonts w:eastAsia="黑体"/>
         <w:b/>
         <w:bCs/>
         <w:i w:val="0"/>
@@ -11558,6 +12029,7 @@
     </w:tblStylePr>
     <w:tblStylePr w:type="lastRow">
       <w:rPr>
+        <w:rFonts w:eastAsia="黑体"/>
         <w:b/>
         <w:bCs/>
         <w:i w:val="0"/>
@@ -11579,6 +12051,7 @@
     </w:tblStylePr>
     <w:tblStylePr w:type="firstCol">
       <w:rPr>
+        <w:rFonts w:eastAsia="黑体"/>
         <w:b/>
         <w:bCs/>
         <w:i w:val="0"/>
@@ -11598,6 +12071,7 @@
     </w:tblStylePr>
     <w:tblStylePr w:type="lastCol">
       <w:rPr>
+        <w:rFonts w:eastAsia="黑体"/>
         <w:b/>
         <w:bCs/>
         <w:i w:val="0"/>
@@ -11678,6 +12152,7 @@
     </w:tcPr>
     <w:tblStylePr w:type="firstRow">
       <w:rPr>
+        <w:rFonts w:eastAsia="黑体"/>
         <w:b/>
         <w:bCs/>
         <w:i w:val="0"/>
@@ -11699,6 +12174,7 @@
     </w:tblStylePr>
     <w:tblStylePr w:type="lastRow">
       <w:rPr>
+        <w:rFonts w:eastAsia="黑体"/>
         <w:b/>
         <w:bCs/>
         <w:i w:val="0"/>
@@ -11720,6 +12196,7 @@
     </w:tblStylePr>
     <w:tblStylePr w:type="firstCol">
       <w:rPr>
+        <w:rFonts w:eastAsia="黑体"/>
         <w:b/>
         <w:bCs/>
         <w:i w:val="0"/>
@@ -11739,6 +12216,7 @@
     </w:tblStylePr>
     <w:tblStylePr w:type="lastCol">
       <w:rPr>
+        <w:rFonts w:eastAsia="黑体"/>
         <w:b/>
         <w:bCs/>
         <w:i w:val="0"/>
@@ -11796,6 +12274,7 @@
       <w:spacing w:after="0" w:line="240" w:lineRule="auto"/>
     </w:pPr>
     <w:rPr>
+      <w:rFonts w:eastAsia="黑体"/>
       <w:color w:themeColor="background1" w:val="FFFFFF"/>
     </w:rPr>
     <w:tblPr>
@@ -11814,6 +12293,7 @@
     </w:tcPr>
     <w:tblStylePr w:type="firstRow">
       <w:rPr>
+        <w:rFonts w:eastAsia="黑体"/>
         <w:b/>
         <w:bCs/>
       </w:rPr>
@@ -11910,6 +12390,7 @@
       <w:spacing w:after="0" w:line="240" w:lineRule="auto"/>
     </w:pPr>
     <w:rPr>
+      <w:rFonts w:eastAsia="黑体"/>
       <w:color w:themeColor="background1" w:val="FFFFFF"/>
     </w:rPr>
     <w:tblPr>
@@ -11928,6 +12409,7 @@
     </w:tcPr>
     <w:tblStylePr w:type="firstRow">
       <w:rPr>
+        <w:rFonts w:eastAsia="黑体"/>
         <w:b/>
         <w:bCs/>
       </w:rPr>
@@ -12024,6 +12506,7 @@
       <w:spacing w:after="0" w:line="240" w:lineRule="auto"/>
     </w:pPr>
     <w:rPr>
+      <w:rFonts w:eastAsia="黑体"/>
       <w:color w:themeColor="background1" w:val="FFFFFF"/>
     </w:rPr>
     <w:tblPr>
@@ -12042,6 +12525,7 @@
     </w:tcPr>
     <w:tblStylePr w:type="firstRow">
       <w:rPr>
+        <w:rFonts w:eastAsia="黑体"/>
         <w:b/>
         <w:bCs/>
       </w:rPr>
@@ -12138,6 +12622,7 @@
       <w:spacing w:after="0" w:line="240" w:lineRule="auto"/>
     </w:pPr>
     <w:rPr>
+      <w:rFonts w:eastAsia="黑体"/>
       <w:color w:themeColor="background1" w:val="FFFFFF"/>
     </w:rPr>
     <w:tblPr>
@@ -12156,6 +12641,7 @@
     </w:tcPr>
     <w:tblStylePr w:type="firstRow">
       <w:rPr>
+        <w:rFonts w:eastAsia="黑体"/>
         <w:b/>
         <w:bCs/>
       </w:rPr>
@@ -12252,6 +12738,7 @@
       <w:spacing w:after="0" w:line="240" w:lineRule="auto"/>
     </w:pPr>
     <w:rPr>
+      <w:rFonts w:eastAsia="黑体"/>
       <w:color w:themeColor="background1" w:val="FFFFFF"/>
     </w:rPr>
     <w:tblPr>
@@ -12270,6 +12757,7 @@
     </w:tcPr>
     <w:tblStylePr w:type="firstRow">
       <w:rPr>
+        <w:rFonts w:eastAsia="黑体"/>
         <w:b/>
         <w:bCs/>
       </w:rPr>
@@ -12366,6 +12854,7 @@
       <w:spacing w:after="0" w:line="240" w:lineRule="auto"/>
     </w:pPr>
     <w:rPr>
+      <w:rFonts w:eastAsia="黑体"/>
       <w:color w:themeColor="background1" w:val="FFFFFF"/>
     </w:rPr>
     <w:tblPr>
@@ -12384,6 +12873,7 @@
     </w:tcPr>
     <w:tblStylePr w:type="firstRow">
       <w:rPr>
+        <w:rFonts w:eastAsia="黑体"/>
         <w:b/>
         <w:bCs/>
       </w:rPr>
@@ -12480,6 +12970,7 @@
       <w:spacing w:after="0" w:line="240" w:lineRule="auto"/>
     </w:pPr>
     <w:rPr>
+      <w:rFonts w:eastAsia="黑体"/>
       <w:color w:themeColor="background1" w:val="FFFFFF"/>
     </w:rPr>
     <w:tblPr>
@@ -12498,6 +12989,7 @@
     </w:tcPr>
     <w:tblStylePr w:type="firstRow">
       <w:rPr>
+        <w:rFonts w:eastAsia="黑体"/>
         <w:b/>
         <w:bCs/>
       </w:rPr>
@@ -12594,6 +13086,7 @@
       <w:spacing w:after="0" w:line="240" w:lineRule="auto"/>
     </w:pPr>
     <w:rPr>
+      <w:rFonts w:eastAsia="黑体"/>
       <w:color w:themeColor="text1" w:val="000000"/>
     </w:rPr>
     <w:tblPr>
@@ -12620,6 +13113,7 @@
     </w:tcPr>
     <w:tblStylePr w:type="firstRow">
       <w:rPr>
+        <w:rFonts w:eastAsia="黑体"/>
         <w:b/>
         <w:bCs/>
       </w:rPr>
@@ -12638,6 +13132,7 @@
     </w:tblStylePr>
     <w:tblStylePr w:type="lastRow">
       <w:rPr>
+        <w:rFonts w:eastAsia="黑体"/>
         <w:b/>
         <w:bCs/>
         <w:color w:themeColor="background1" w:val="FFFFFF"/>
@@ -12652,6 +13147,7 @@
     </w:tblStylePr>
     <w:tblStylePr w:type="firstCol">
       <w:rPr>
+        <w:rFonts w:eastAsia="黑体"/>
         <w:color w:themeColor="background1" w:val="FFFFFF"/>
       </w:rPr>
       <w:tblPr/>
@@ -12669,6 +13165,7 @@
     </w:tblStylePr>
     <w:tblStylePr w:type="lastCol">
       <w:rPr>
+        <w:rFonts w:eastAsia="黑体"/>
         <w:color w:themeColor="background1" w:val="FFFFFF"/>
       </w:rPr>
       <w:tblPr/>
@@ -12698,11 +13195,13 @@
     </w:tblStylePr>
     <w:tblStylePr w:type="neCell">
       <w:rPr>
+        <w:rFonts w:eastAsia="黑体"/>
         <w:color w:themeColor="text1" w:val="000000"/>
       </w:rPr>
     </w:tblStylePr>
     <w:tblStylePr w:type="nwCell">
       <w:rPr>
+        <w:rFonts w:eastAsia="黑体"/>
         <w:color w:themeColor="text1" w:val="000000"/>
       </w:rPr>
     </w:tblStylePr>
@@ -12716,6 +13215,7 @@
       <w:spacing w:after="0" w:line="240" w:lineRule="auto"/>
     </w:pPr>
     <w:rPr>
+      <w:rFonts w:eastAsia="黑体"/>
       <w:color w:themeColor="text1" w:val="000000"/>
     </w:rPr>
     <w:tblPr>
@@ -12742,6 +13242,7 @@
     </w:tcPr>
     <w:tblStylePr w:type="firstRow">
       <w:rPr>
+        <w:rFonts w:eastAsia="黑体"/>
         <w:b/>
         <w:bCs/>
       </w:rPr>
@@ -12760,6 +13261,7 @@
     </w:tblStylePr>
     <w:tblStylePr w:type="lastRow">
       <w:rPr>
+        <w:rFonts w:eastAsia="黑体"/>
         <w:b/>
         <w:bCs/>
         <w:color w:themeColor="background1" w:val="FFFFFF"/>
@@ -12774,6 +13276,7 @@
     </w:tblStylePr>
     <w:tblStylePr w:type="firstCol">
       <w:rPr>
+        <w:rFonts w:eastAsia="黑体"/>
         <w:color w:themeColor="background1" w:val="FFFFFF"/>
       </w:rPr>
       <w:tblPr/>
@@ -12791,6 +13294,7 @@
     </w:tblStylePr>
     <w:tblStylePr w:type="lastCol">
       <w:rPr>
+        <w:rFonts w:eastAsia="黑体"/>
         <w:color w:themeColor="background1" w:val="FFFFFF"/>
       </w:rPr>
       <w:tblPr/>
@@ -12820,11 +13324,13 @@
     </w:tblStylePr>
     <w:tblStylePr w:type="neCell">
       <w:rPr>
+        <w:rFonts w:eastAsia="黑体"/>
         <w:color w:themeColor="text1" w:val="000000"/>
       </w:rPr>
     </w:tblStylePr>
     <w:tblStylePr w:type="nwCell">
       <w:rPr>
+        <w:rFonts w:eastAsia="黑体"/>
         <w:color w:themeColor="text1" w:val="000000"/>
       </w:rPr>
     </w:tblStylePr>
@@ -12838,6 +13344,7 @@
       <w:spacing w:after="0" w:line="240" w:lineRule="auto"/>
     </w:pPr>
     <w:rPr>
+      <w:rFonts w:eastAsia="黑体"/>
       <w:color w:themeColor="text1" w:val="000000"/>
     </w:rPr>
     <w:tblPr>
@@ -12864,6 +13371,7 @@
     </w:tcPr>
     <w:tblStylePr w:type="firstRow">
       <w:rPr>
+        <w:rFonts w:eastAsia="黑体"/>
         <w:b/>
         <w:bCs/>
       </w:rPr>
@@ -12882,6 +13390,7 @@
     </w:tblStylePr>
     <w:tblStylePr w:type="lastRow">
       <w:rPr>
+        <w:rFonts w:eastAsia="黑体"/>
         <w:b/>
         <w:bCs/>
         <w:color w:themeColor="background1" w:val="FFFFFF"/>
@@ -12896,6 +13405,7 @@
     </w:tblStylePr>
     <w:tblStylePr w:type="firstCol">
       <w:rPr>
+        <w:rFonts w:eastAsia="黑体"/>
         <w:color w:themeColor="background1" w:val="FFFFFF"/>
       </w:rPr>
       <w:tblPr/>
@@ -12913,6 +13423,7 @@
     </w:tblStylePr>
     <w:tblStylePr w:type="lastCol">
       <w:rPr>
+        <w:rFonts w:eastAsia="黑体"/>
         <w:color w:themeColor="background1" w:val="FFFFFF"/>
       </w:rPr>
       <w:tblPr/>
@@ -12942,11 +13453,13 @@
     </w:tblStylePr>
     <w:tblStylePr w:type="neCell">
       <w:rPr>
+        <w:rFonts w:eastAsia="黑体"/>
         <w:color w:themeColor="text1" w:val="000000"/>
       </w:rPr>
     </w:tblStylePr>
     <w:tblStylePr w:type="nwCell">
       <w:rPr>
+        <w:rFonts w:eastAsia="黑体"/>
         <w:color w:themeColor="text1" w:val="000000"/>
       </w:rPr>
     </w:tblStylePr>
@@ -12960,6 +13473,7 @@
       <w:spacing w:after="0" w:line="240" w:lineRule="auto"/>
     </w:pPr>
     <w:rPr>
+      <w:rFonts w:eastAsia="黑体"/>
       <w:color w:themeColor="text1" w:val="000000"/>
     </w:rPr>
     <w:tblPr>
@@ -12986,6 +13500,7 @@
     </w:tcPr>
     <w:tblStylePr w:type="firstRow">
       <w:rPr>
+        <w:rFonts w:eastAsia="黑体"/>
         <w:b/>
         <w:bCs/>
       </w:rPr>
@@ -13004,6 +13519,7 @@
     </w:tblStylePr>
     <w:tblStylePr w:type="lastRow">
       <w:rPr>
+        <w:rFonts w:eastAsia="黑体"/>
         <w:b/>
         <w:bCs/>
         <w:color w:themeColor="background1" w:val="FFFFFF"/>
@@ -13018,6 +13534,7 @@
     </w:tblStylePr>
     <w:tblStylePr w:type="firstCol">
       <w:rPr>
+        <w:rFonts w:eastAsia="黑体"/>
         <w:color w:themeColor="background1" w:val="FFFFFF"/>
       </w:rPr>
       <w:tblPr/>
@@ -13035,6 +13552,7 @@
     </w:tblStylePr>
     <w:tblStylePr w:type="lastCol">
       <w:rPr>
+        <w:rFonts w:eastAsia="黑体"/>
         <w:color w:themeColor="background1" w:val="FFFFFF"/>
       </w:rPr>
       <w:tblPr/>
@@ -13072,6 +13590,7 @@
       <w:spacing w:after="0" w:line="240" w:lineRule="auto"/>
     </w:pPr>
     <w:rPr>
+      <w:rFonts w:eastAsia="黑体"/>
       <w:color w:themeColor="text1" w:val="000000"/>
     </w:rPr>
     <w:tblPr>
@@ -13098,6 +13617,7 @@
     </w:tcPr>
     <w:tblStylePr w:type="firstRow">
       <w:rPr>
+        <w:rFonts w:eastAsia="黑体"/>
         <w:b/>
         <w:bCs/>
       </w:rPr>
@@ -13116,6 +13636,7 @@
     </w:tblStylePr>
     <w:tblStylePr w:type="lastRow">
       <w:rPr>
+        <w:rFonts w:eastAsia="黑体"/>
         <w:b/>
         <w:bCs/>
         <w:color w:themeColor="background1" w:val="FFFFFF"/>
@@ -13130,6 +13651,7 @@
     </w:tblStylePr>
     <w:tblStylePr w:type="firstCol">
       <w:rPr>
+        <w:rFonts w:eastAsia="黑体"/>
         <w:color w:themeColor="background1" w:val="FFFFFF"/>
       </w:rPr>
       <w:tblPr/>
@@ -13147,6 +13669,7 @@
     </w:tblStylePr>
     <w:tblStylePr w:type="lastCol">
       <w:rPr>
+        <w:rFonts w:eastAsia="黑体"/>
         <w:color w:themeColor="background1" w:val="FFFFFF"/>
       </w:rPr>
       <w:tblPr/>
@@ -13176,11 +13699,13 @@
     </w:tblStylePr>
     <w:tblStylePr w:type="neCell">
       <w:rPr>
+        <w:rFonts w:eastAsia="黑体"/>
         <w:color w:themeColor="text1" w:val="000000"/>
       </w:rPr>
     </w:tblStylePr>
     <w:tblStylePr w:type="nwCell">
       <w:rPr>
+        <w:rFonts w:eastAsia="黑体"/>
         <w:color w:themeColor="text1" w:val="000000"/>
       </w:rPr>
     </w:tblStylePr>
@@ -13194,6 +13719,7 @@
       <w:spacing w:after="0" w:line="240" w:lineRule="auto"/>
     </w:pPr>
     <w:rPr>
+      <w:rFonts w:eastAsia="黑体"/>
       <w:color w:themeColor="text1" w:val="000000"/>
     </w:rPr>
     <w:tblPr>
@@ -13220,6 +13746,7 @@
     </w:tcPr>
     <w:tblStylePr w:type="firstRow">
       <w:rPr>
+        <w:rFonts w:eastAsia="黑体"/>
         <w:b/>
         <w:bCs/>
       </w:rPr>
@@ -13238,6 +13765,7 @@
     </w:tblStylePr>
     <w:tblStylePr w:type="lastRow">
       <w:rPr>
+        <w:rFonts w:eastAsia="黑体"/>
         <w:b/>
         <w:bCs/>
         <w:color w:themeColor="background1" w:val="FFFFFF"/>
@@ -13252,6 +13780,7 @@
     </w:tblStylePr>
     <w:tblStylePr w:type="firstCol">
       <w:rPr>
+        <w:rFonts w:eastAsia="黑体"/>
         <w:color w:themeColor="background1" w:val="FFFFFF"/>
       </w:rPr>
       <w:tblPr/>
@@ -13269,6 +13798,7 @@
     </w:tblStylePr>
     <w:tblStylePr w:type="lastCol">
       <w:rPr>
+        <w:rFonts w:eastAsia="黑体"/>
         <w:color w:themeColor="background1" w:val="FFFFFF"/>
       </w:rPr>
       <w:tblPr/>
@@ -13298,11 +13828,13 @@
     </w:tblStylePr>
     <w:tblStylePr w:type="neCell">
       <w:rPr>
+        <w:rFonts w:eastAsia="黑体"/>
         <w:color w:themeColor="text1" w:val="000000"/>
       </w:rPr>
     </w:tblStylePr>
     <w:tblStylePr w:type="nwCell">
       <w:rPr>
+        <w:rFonts w:eastAsia="黑体"/>
         <w:color w:themeColor="text1" w:val="000000"/>
       </w:rPr>
     </w:tblStylePr>
@@ -13316,6 +13848,7 @@
       <w:spacing w:after="0" w:line="240" w:lineRule="auto"/>
     </w:pPr>
     <w:rPr>
+      <w:rFonts w:eastAsia="黑体"/>
       <w:color w:themeColor="text1" w:val="000000"/>
     </w:rPr>
     <w:tblPr>
@@ -13342,6 +13875,7 @@
     </w:tcPr>
     <w:tblStylePr w:type="firstRow">
       <w:rPr>
+        <w:rFonts w:eastAsia="黑体"/>
         <w:b/>
         <w:bCs/>
       </w:rPr>
@@ -13360,6 +13894,7 @@
     </w:tblStylePr>
     <w:tblStylePr w:type="lastRow">
       <w:rPr>
+        <w:rFonts w:eastAsia="黑体"/>
         <w:b/>
         <w:bCs/>
         <w:color w:themeColor="background1" w:val="FFFFFF"/>
@@ -13374,6 +13909,7 @@
     </w:tblStylePr>
     <w:tblStylePr w:type="firstCol">
       <w:rPr>
+        <w:rFonts w:eastAsia="黑体"/>
         <w:color w:themeColor="background1" w:val="FFFFFF"/>
       </w:rPr>
       <w:tblPr/>
@@ -13391,6 +13927,7 @@
     </w:tblStylePr>
     <w:tblStylePr w:type="lastCol">
       <w:rPr>
+        <w:rFonts w:eastAsia="黑体"/>
         <w:color w:themeColor="background1" w:val="FFFFFF"/>
       </w:rPr>
       <w:tblPr/>
@@ -13420,11 +13957,13 @@
     </w:tblStylePr>
     <w:tblStylePr w:type="neCell">
       <w:rPr>
+        <w:rFonts w:eastAsia="黑体"/>
         <w:color w:themeColor="text1" w:val="000000"/>
       </w:rPr>
     </w:tblStylePr>
     <w:tblStylePr w:type="nwCell">
       <w:rPr>
+        <w:rFonts w:eastAsia="黑体"/>
         <w:color w:themeColor="text1" w:val="000000"/>
       </w:rPr>
     </w:tblStylePr>
@@ -13438,6 +13977,7 @@
       <w:spacing w:after="0" w:line="240" w:lineRule="auto"/>
     </w:pPr>
     <w:rPr>
+      <w:rFonts w:eastAsia="黑体"/>
       <w:color w:themeColor="text1" w:val="000000"/>
     </w:rPr>
     <w:tblPr>
@@ -13456,6 +13996,7 @@
     </w:tcPr>
     <w:tblStylePr w:type="firstRow">
       <w:rPr>
+        <w:rFonts w:eastAsia="黑体"/>
         <w:b/>
         <w:bCs/>
         <w:color w:themeColor="background1" w:val="FFFFFF"/>
@@ -13470,6 +14011,7 @@
     </w:tblStylePr>
     <w:tblStylePr w:type="lastRow">
       <w:rPr>
+        <w:rFonts w:eastAsia="黑体"/>
         <w:b/>
         <w:bCs/>
         <w:color w:themeColor="accent2" w:themeShade="CC" w:val="9E3A38"/>
@@ -13484,12 +14026,14 @@
     </w:tblStylePr>
     <w:tblStylePr w:type="firstCol">
       <w:rPr>
+        <w:rFonts w:eastAsia="黑体"/>
         <w:b/>
         <w:bCs/>
       </w:rPr>
     </w:tblStylePr>
     <w:tblStylePr w:type="lastCol">
       <w:rPr>
+        <w:rFonts w:eastAsia="黑体"/>
         <w:b/>
         <w:bCs/>
       </w:rPr>
@@ -13524,6 +14068,7 @@
       <w:spacing w:after="0" w:line="240" w:lineRule="auto"/>
     </w:pPr>
     <w:rPr>
+      <w:rFonts w:eastAsia="黑体"/>
       <w:color w:themeColor="text1" w:val="000000"/>
     </w:rPr>
     <w:tblPr>
@@ -13542,6 +14087,7 @@
     </w:tcPr>
     <w:tblStylePr w:type="firstRow">
       <w:rPr>
+        <w:rFonts w:eastAsia="黑体"/>
         <w:b/>
         <w:bCs/>
         <w:color w:themeColor="background1" w:val="FFFFFF"/>
@@ -13556,6 +14102,7 @@
     </w:tblStylePr>
     <w:tblStylePr w:type="lastRow">
       <w:rPr>
+        <w:rFonts w:eastAsia="黑体"/>
         <w:b/>
         <w:bCs/>
         <w:color w:themeColor="accent2" w:themeShade="CC" w:val="9E3A38"/>
@@ -13570,12 +14117,14 @@
     </w:tblStylePr>
     <w:tblStylePr w:type="firstCol">
       <w:rPr>
+        <w:rFonts w:eastAsia="黑体"/>
         <w:b/>
         <w:bCs/>
       </w:rPr>
     </w:tblStylePr>
     <w:tblStylePr w:type="lastCol">
       <w:rPr>
+        <w:rFonts w:eastAsia="黑体"/>
         <w:b/>
         <w:bCs/>
       </w:rPr>
@@ -13610,6 +14159,7 @@
       <w:spacing w:after="0" w:line="240" w:lineRule="auto"/>
     </w:pPr>
     <w:rPr>
+      <w:rFonts w:eastAsia="黑体"/>
       <w:color w:themeColor="text1" w:val="000000"/>
     </w:rPr>
     <w:tblPr>
@@ -13628,6 +14178,7 @@
     </w:tcPr>
     <w:tblStylePr w:type="firstRow">
       <w:rPr>
+        <w:rFonts w:eastAsia="黑体"/>
         <w:b/>
         <w:bCs/>
         <w:color w:themeColor="background1" w:val="FFFFFF"/>
@@ -13642,6 +14193,7 @@
     </w:tblStylePr>
     <w:tblStylePr w:type="lastRow">
       <w:rPr>
+        <w:rFonts w:eastAsia="黑体"/>
         <w:b/>
         <w:bCs/>
         <w:color w:themeColor="accent2" w:themeShade="CC" w:val="9E3A38"/>
@@ -13656,12 +14208,14 @@
     </w:tblStylePr>
     <w:tblStylePr w:type="firstCol">
       <w:rPr>
+        <w:rFonts w:eastAsia="黑体"/>
         <w:b/>
         <w:bCs/>
       </w:rPr>
     </w:tblStylePr>
     <w:tblStylePr w:type="lastCol">
       <w:rPr>
+        <w:rFonts w:eastAsia="黑体"/>
         <w:b/>
         <w:bCs/>
       </w:rPr>
@@ -13696,6 +14250,7 @@
       <w:spacing w:after="0" w:line="240" w:lineRule="auto"/>
     </w:pPr>
     <w:rPr>
+      <w:rFonts w:eastAsia="黑体"/>
       <w:color w:themeColor="text1" w:val="000000"/>
     </w:rPr>
     <w:tblPr>
@@ -13714,6 +14269,7 @@
     </w:tcPr>
     <w:tblStylePr w:type="firstRow">
       <w:rPr>
+        <w:rFonts w:eastAsia="黑体"/>
         <w:b/>
         <w:bCs/>
         <w:color w:themeColor="background1" w:val="FFFFFF"/>
@@ -13728,6 +14284,7 @@
     </w:tblStylePr>
     <w:tblStylePr w:type="lastRow">
       <w:rPr>
+        <w:rFonts w:eastAsia="黑体"/>
         <w:b/>
         <w:bCs/>
         <w:color w:themeColor="accent4" w:themeShade="CC" w:val="664E82"/>
@@ -13742,12 +14299,14 @@
     </w:tblStylePr>
     <w:tblStylePr w:type="firstCol">
       <w:rPr>
+        <w:rFonts w:eastAsia="黑体"/>
         <w:b/>
         <w:bCs/>
       </w:rPr>
     </w:tblStylePr>
     <w:tblStylePr w:type="lastCol">
       <w:rPr>
+        <w:rFonts w:eastAsia="黑体"/>
         <w:b/>
         <w:bCs/>
       </w:rPr>
@@ -13782,6 +14341,7 @@
       <w:spacing w:after="0" w:line="240" w:lineRule="auto"/>
     </w:pPr>
     <w:rPr>
+      <w:rFonts w:eastAsia="黑体"/>
       <w:color w:themeColor="text1" w:val="000000"/>
     </w:rPr>
     <w:tblPr>
@@ -13800,6 +14360,7 @@
     </w:tcPr>
     <w:tblStylePr w:type="firstRow">
       <w:rPr>
+        <w:rFonts w:eastAsia="黑体"/>
         <w:b/>
         <w:bCs/>
         <w:color w:themeColor="background1" w:val="FFFFFF"/>
@@ -13814,6 +14375,7 @@
     </w:tblStylePr>
     <w:tblStylePr w:type="lastRow">
       <w:rPr>
+        <w:rFonts w:eastAsia="黑体"/>
         <w:b/>
         <w:bCs/>
         <w:color w:themeColor="accent3" w:themeShade="CC" w:val="7E9C40"/>
@@ -13828,12 +14390,14 @@
     </w:tblStylePr>
     <w:tblStylePr w:type="firstCol">
       <w:rPr>
+        <w:rFonts w:eastAsia="黑体"/>
         <w:b/>
         <w:bCs/>
       </w:rPr>
     </w:tblStylePr>
     <w:tblStylePr w:type="lastCol">
       <w:rPr>
+        <w:rFonts w:eastAsia="黑体"/>
         <w:b/>
         <w:bCs/>
       </w:rPr>
@@ -13868,6 +14432,7 @@
       <w:spacing w:after="0" w:line="240" w:lineRule="auto"/>
     </w:pPr>
     <w:rPr>
+      <w:rFonts w:eastAsia="黑体"/>
       <w:color w:themeColor="text1" w:val="000000"/>
     </w:rPr>
     <w:tblPr>
@@ -13886,6 +14451,7 @@
     </w:tcPr>
     <w:tblStylePr w:type="firstRow">
       <w:rPr>
+        <w:rFonts w:eastAsia="黑体"/>
         <w:b/>
         <w:bCs/>
         <w:color w:themeColor="background1" w:val="FFFFFF"/>
@@ -13900,6 +14466,7 @@
     </w:tblStylePr>
     <w:tblStylePr w:type="lastRow">
       <w:rPr>
+        <w:rFonts w:eastAsia="黑体"/>
         <w:b/>
         <w:bCs/>
         <w:color w:themeColor="accent6" w:themeShade="CC" w:val="F2730A"/>
@@ -13914,12 +14481,14 @@
     </w:tblStylePr>
     <w:tblStylePr w:type="firstCol">
       <w:rPr>
+        <w:rFonts w:eastAsia="黑体"/>
         <w:b/>
         <w:bCs/>
       </w:rPr>
     </w:tblStylePr>
     <w:tblStylePr w:type="lastCol">
       <w:rPr>
+        <w:rFonts w:eastAsia="黑体"/>
         <w:b/>
         <w:bCs/>
       </w:rPr>
@@ -13954,6 +14523,7 @@
       <w:spacing w:after="0" w:line="240" w:lineRule="auto"/>
     </w:pPr>
     <w:rPr>
+      <w:rFonts w:eastAsia="黑体"/>
       <w:color w:themeColor="text1" w:val="000000"/>
     </w:rPr>
     <w:tblPr>
@@ -13972,6 +14542,7 @@
     </w:tcPr>
     <w:tblStylePr w:type="firstRow">
       <w:rPr>
+        <w:rFonts w:eastAsia="黑体"/>
         <w:b/>
         <w:bCs/>
         <w:color w:themeColor="background1" w:val="FFFFFF"/>
@@ -13986,6 +14557,7 @@
     </w:tblStylePr>
     <w:tblStylePr w:type="lastRow">
       <w:rPr>
+        <w:rFonts w:eastAsia="黑体"/>
         <w:b/>
         <w:bCs/>
         <w:color w:themeColor="accent5" w:themeShade="CC" w:val="348DA5"/>
@@ -14000,12 +14572,14 @@
     </w:tblStylePr>
     <w:tblStylePr w:type="firstCol">
       <w:rPr>
+        <w:rFonts w:eastAsia="黑体"/>
         <w:b/>
         <w:bCs/>
       </w:rPr>
     </w:tblStylePr>
     <w:tblStylePr w:type="lastCol">
       <w:rPr>
+        <w:rFonts w:eastAsia="黑体"/>
         <w:b/>
         <w:bCs/>
       </w:rPr>
@@ -14040,6 +14614,7 @@
       <w:spacing w:after="0" w:line="240" w:lineRule="auto"/>
     </w:pPr>
     <w:rPr>
+      <w:rFonts w:eastAsia="黑体"/>
       <w:color w:themeColor="text1" w:val="000000"/>
     </w:rPr>
     <w:tblPr>
@@ -14061,6 +14636,7 @@
     </w:tcPr>
     <w:tblStylePr w:type="firstRow">
       <w:rPr>
+        <w:rFonts w:eastAsia="黑体"/>
         <w:b/>
         <w:bCs/>
       </w:rPr>
@@ -14071,6 +14647,7 @@
     </w:tblStylePr>
     <w:tblStylePr w:type="lastRow">
       <w:rPr>
+        <w:rFonts w:eastAsia="黑体"/>
         <w:b/>
         <w:bCs/>
         <w:color w:themeColor="text1" w:val="000000"/>
@@ -14082,6 +14659,7 @@
     </w:tblStylePr>
     <w:tblStylePr w:type="firstCol">
       <w:rPr>
+        <w:rFonts w:eastAsia="黑体"/>
         <w:color w:themeColor="background1" w:val="FFFFFF"/>
       </w:rPr>
       <w:tblPr/>
@@ -14091,6 +14669,7 @@
     </w:tblStylePr>
     <w:tblStylePr w:type="lastCol">
       <w:rPr>
+        <w:rFonts w:eastAsia="黑体"/>
         <w:color w:themeColor="background1" w:val="FFFFFF"/>
       </w:rPr>
       <w:tblPr/>
@@ -14120,6 +14699,7 @@
       <w:spacing w:after="0" w:line="240" w:lineRule="auto"/>
     </w:pPr>
     <w:rPr>
+      <w:rFonts w:eastAsia="黑体"/>
       <w:color w:themeColor="text1" w:val="000000"/>
     </w:rPr>
     <w:tblPr>
@@ -14141,6 +14721,7 @@
     </w:tcPr>
     <w:tblStylePr w:type="firstRow">
       <w:rPr>
+        <w:rFonts w:eastAsia="黑体"/>
         <w:b/>
         <w:bCs/>
       </w:rPr>
@@ -14151,6 +14732,7 @@
     </w:tblStylePr>
     <w:tblStylePr w:type="lastRow">
       <w:rPr>
+        <w:rFonts w:eastAsia="黑体"/>
         <w:b/>
         <w:bCs/>
         <w:color w:themeColor="text1" w:val="000000"/>
@@ -14162,6 +14744,7 @@
     </w:tblStylePr>
     <w:tblStylePr w:type="firstCol">
       <w:rPr>
+        <w:rFonts w:eastAsia="黑体"/>
         <w:color w:themeColor="background1" w:val="FFFFFF"/>
       </w:rPr>
       <w:tblPr/>
@@ -14171,6 +14754,7 @@
     </w:tblStylePr>
     <w:tblStylePr w:type="lastCol">
       <w:rPr>
+        <w:rFonts w:eastAsia="黑体"/>
         <w:color w:themeColor="background1" w:val="FFFFFF"/>
       </w:rPr>
       <w:tblPr/>
@@ -14200,6 +14784,7 @@
       <w:spacing w:after="0" w:line="240" w:lineRule="auto"/>
     </w:pPr>
     <w:rPr>
+      <w:rFonts w:eastAsia="黑体"/>
       <w:color w:themeColor="text1" w:val="000000"/>
     </w:rPr>
     <w:tblPr>
@@ -14221,6 +14806,7 @@
     </w:tcPr>
     <w:tblStylePr w:type="firstRow">
       <w:rPr>
+        <w:rFonts w:eastAsia="黑体"/>
         <w:b/>
         <w:bCs/>
       </w:rPr>
@@ -14231,6 +14817,7 @@
     </w:tblStylePr>
     <w:tblStylePr w:type="lastRow">
       <w:rPr>
+        <w:rFonts w:eastAsia="黑体"/>
         <w:b/>
         <w:bCs/>
         <w:color w:themeColor="text1" w:val="000000"/>
@@ -14242,6 +14829,7 @@
     </w:tblStylePr>
     <w:tblStylePr w:type="firstCol">
       <w:rPr>
+        <w:rFonts w:eastAsia="黑体"/>
         <w:color w:themeColor="background1" w:val="FFFFFF"/>
       </w:rPr>
       <w:tblPr/>
@@ -14251,6 +14839,7 @@
     </w:tblStylePr>
     <w:tblStylePr w:type="lastCol">
       <w:rPr>
+        <w:rFonts w:eastAsia="黑体"/>
         <w:color w:themeColor="background1" w:val="FFFFFF"/>
       </w:rPr>
       <w:tblPr/>
@@ -14280,6 +14869,7 @@
       <w:spacing w:after="0" w:line="240" w:lineRule="auto"/>
     </w:pPr>
     <w:rPr>
+      <w:rFonts w:eastAsia="黑体"/>
       <w:color w:themeColor="text1" w:val="000000"/>
     </w:rPr>
     <w:tblPr>
@@ -14301,6 +14891,7 @@
     </w:tcPr>
     <w:tblStylePr w:type="firstRow">
       <w:rPr>
+        <w:rFonts w:eastAsia="黑体"/>
         <w:b/>
         <w:bCs/>
       </w:rPr>
@@ -14311,6 +14902,7 @@
     </w:tblStylePr>
     <w:tblStylePr w:type="lastRow">
       <w:rPr>
+        <w:rFonts w:eastAsia="黑体"/>
         <w:b/>
         <w:bCs/>
         <w:color w:themeColor="text1" w:val="000000"/>
@@ -14322,6 +14914,7 @@
     </w:tblStylePr>
     <w:tblStylePr w:type="firstCol">
       <w:rPr>
+        <w:rFonts w:eastAsia="黑体"/>
         <w:color w:themeColor="background1" w:val="FFFFFF"/>
       </w:rPr>
       <w:tblPr/>
@@ -14331,6 +14924,7 @@
     </w:tblStylePr>
     <w:tblStylePr w:type="lastCol">
       <w:rPr>
+        <w:rFonts w:eastAsia="黑体"/>
         <w:color w:themeColor="background1" w:val="FFFFFF"/>
       </w:rPr>
       <w:tblPr/>
@@ -14360,6 +14954,7 @@
       <w:spacing w:after="0" w:line="240" w:lineRule="auto"/>
     </w:pPr>
     <w:rPr>
+      <w:rFonts w:eastAsia="黑体"/>
       <w:color w:themeColor="text1" w:val="000000"/>
     </w:rPr>
     <w:tblPr>
@@ -14381,6 +14976,7 @@
     </w:tcPr>
     <w:tblStylePr w:type="firstRow">
       <w:rPr>
+        <w:rFonts w:eastAsia="黑体"/>
         <w:b/>
         <w:bCs/>
       </w:rPr>
@@ -14391,6 +14987,7 @@
     </w:tblStylePr>
     <w:tblStylePr w:type="lastRow">
       <w:rPr>
+        <w:rFonts w:eastAsia="黑体"/>
         <w:b/>
         <w:bCs/>
         <w:color w:themeColor="text1" w:val="000000"/>
@@ -14402,6 +14999,7 @@
     </w:tblStylePr>
     <w:tblStylePr w:type="firstCol">
       <w:rPr>
+        <w:rFonts w:eastAsia="黑体"/>
         <w:color w:themeColor="background1" w:val="FFFFFF"/>
       </w:rPr>
       <w:tblPr/>
@@ -14411,6 +15009,7 @@
     </w:tblStylePr>
     <w:tblStylePr w:type="lastCol">
       <w:rPr>
+        <w:rFonts w:eastAsia="黑体"/>
         <w:color w:themeColor="background1" w:val="FFFFFF"/>
       </w:rPr>
       <w:tblPr/>
@@ -14440,6 +15039,7 @@
       <w:spacing w:after="0" w:line="240" w:lineRule="auto"/>
     </w:pPr>
     <w:rPr>
+      <w:rFonts w:eastAsia="黑体"/>
       <w:color w:themeColor="text1" w:val="000000"/>
     </w:rPr>
     <w:tblPr>
@@ -14461,6 +15061,7 @@
     </w:tcPr>
     <w:tblStylePr w:type="firstRow">
       <w:rPr>
+        <w:rFonts w:eastAsia="黑体"/>
         <w:b/>
         <w:bCs/>
       </w:rPr>
@@ -14471,6 +15072,7 @@
     </w:tblStylePr>
     <w:tblStylePr w:type="lastRow">
       <w:rPr>
+        <w:rFonts w:eastAsia="黑体"/>
         <w:b/>
         <w:bCs/>
         <w:color w:themeColor="text1" w:val="000000"/>
@@ -14482,6 +15084,7 @@
     </w:tblStylePr>
     <w:tblStylePr w:type="firstCol">
       <w:rPr>
+        <w:rFonts w:eastAsia="黑体"/>
         <w:color w:themeColor="background1" w:val="FFFFFF"/>
       </w:rPr>
       <w:tblPr/>
@@ -14491,6 +15094,7 @@
     </w:tblStylePr>
     <w:tblStylePr w:type="lastCol">
       <w:rPr>
+        <w:rFonts w:eastAsia="黑体"/>
         <w:color w:themeColor="background1" w:val="FFFFFF"/>
       </w:rPr>
       <w:tblPr/>
@@ -14520,6 +15124,7 @@
       <w:spacing w:after="0" w:line="240" w:lineRule="auto"/>
     </w:pPr>
     <w:rPr>
+      <w:rFonts w:eastAsia="黑体"/>
       <w:color w:themeColor="text1" w:val="000000"/>
     </w:rPr>
     <w:tblPr>
@@ -14541,6 +15146,7 @@
     </w:tcPr>
     <w:tblStylePr w:type="firstRow">
       <w:rPr>
+        <w:rFonts w:eastAsia="黑体"/>
         <w:b/>
         <w:bCs/>
       </w:rPr>
@@ -14551,6 +15157,7 @@
     </w:tblStylePr>
     <w:tblStylePr w:type="lastRow">
       <w:rPr>
+        <w:rFonts w:eastAsia="黑体"/>
         <w:b/>
         <w:bCs/>
         <w:color w:themeColor="text1" w:val="000000"/>
@@ -14562,6 +15169,7 @@
     </w:tblStylePr>
     <w:tblStylePr w:type="firstCol">
       <w:rPr>
+        <w:rFonts w:eastAsia="黑体"/>
         <w:color w:themeColor="background1" w:val="FFFFFF"/>
       </w:rPr>
       <w:tblPr/>
@@ -14571,6 +15179,7 @@
     </w:tblStylePr>
     <w:tblStylePr w:type="lastCol">
       <w:rPr>
+        <w:rFonts w:eastAsia="黑体"/>
         <w:color w:themeColor="background1" w:val="FFFFFF"/>
       </w:rPr>
       <w:tblPr/>
@@ -14603,6 +15212,7 @@
     <w:name w:val="KeywordTok"/>
     <w:basedOn w:val="VerbatimChar"/>
     <w:rPr>
+      <w:rFonts w:eastAsia="黑体"/>
       <w:b/>
       <w:color w:val="007020"/>
     </w:rPr>
@@ -14611,6 +15221,7 @@
     <w:name w:val="DataTypeTok"/>
     <w:basedOn w:val="VerbatimChar"/>
     <w:rPr>
+      <w:rFonts w:eastAsia="黑体"/>
       <w:color w:val="902000"/>
     </w:rPr>
   </w:style>
@@ -14618,6 +15229,7 @@
     <w:name w:val="DecValTok"/>
     <w:basedOn w:val="VerbatimChar"/>
     <w:rPr>
+      <w:rFonts w:eastAsia="黑体"/>
       <w:color w:val="40a070"/>
     </w:rPr>
   </w:style>
@@ -14625,6 +15237,7 @@
     <w:name w:val="BaseNTok"/>
     <w:basedOn w:val="VerbatimChar"/>
     <w:rPr>
+      <w:rFonts w:eastAsia="黑体"/>
       <w:color w:val="40a070"/>
     </w:rPr>
   </w:style>
@@ -14632,6 +15245,7 @@
     <w:name w:val="FloatTok"/>
     <w:basedOn w:val="VerbatimChar"/>
     <w:rPr>
+      <w:rFonts w:eastAsia="黑体"/>
       <w:color w:val="40a070"/>
     </w:rPr>
   </w:style>
@@ -14639,6 +15253,7 @@
     <w:name w:val="ConstantTok"/>
     <w:basedOn w:val="VerbatimChar"/>
     <w:rPr>
+      <w:rFonts w:eastAsia="黑体"/>
       <w:color w:val="880000"/>
     </w:rPr>
   </w:style>
@@ -14646,6 +15261,7 @@
     <w:name w:val="CharTok"/>
     <w:basedOn w:val="VerbatimChar"/>
     <w:rPr>
+      <w:rFonts w:eastAsia="黑体"/>
       <w:color w:val="4070a0"/>
     </w:rPr>
   </w:style>
@@ -14653,6 +15269,7 @@
     <w:name w:val="SpecialCharTok"/>
     <w:basedOn w:val="VerbatimChar"/>
     <w:rPr>
+      <w:rFonts w:eastAsia="黑体"/>
       <w:color w:val="4070a0"/>
     </w:rPr>
   </w:style>
@@ -14660,6 +15277,7 @@
     <w:name w:val="StringTok"/>
     <w:basedOn w:val="VerbatimChar"/>
     <w:rPr>
+      <w:rFonts w:eastAsia="黑体"/>
       <w:color w:val="4070a0"/>
     </w:rPr>
   </w:style>
@@ -14667,6 +15285,7 @@
     <w:name w:val="VerbatimStringTok"/>
     <w:basedOn w:val="VerbatimChar"/>
     <w:rPr>
+      <w:rFonts w:eastAsia="黑体"/>
       <w:color w:val="4070a0"/>
     </w:rPr>
   </w:style>
@@ -14674,6 +15293,7 @@
     <w:name w:val="SpecialStringTok"/>
     <w:basedOn w:val="VerbatimChar"/>
     <w:rPr>
+      <w:rFonts w:eastAsia="黑体"/>
       <w:color w:val="bb6688"/>
     </w:rPr>
   </w:style>
@@ -14681,6 +15301,7 @@
     <w:name w:val="ImportTok"/>
     <w:basedOn w:val="VerbatimChar"/>
     <w:rPr>
+      <w:rFonts w:eastAsia="黑体"/>
       <w:b/>
       <w:color w:val="008000"/>
     </w:rPr>
@@ -14689,6 +15310,7 @@
     <w:name w:val="CommentTok"/>
     <w:basedOn w:val="VerbatimChar"/>
     <w:rPr>
+      <w:rFonts w:eastAsia="黑体"/>
       <w:i/>
       <w:color w:val="60a0b0"/>
     </w:rPr>
@@ -14697,6 +15319,7 @@
     <w:name w:val="DocumentationTok"/>
     <w:basedOn w:val="VerbatimChar"/>
     <w:rPr>
+      <w:rFonts w:eastAsia="黑体"/>
       <w:i/>
       <w:color w:val="ba2121"/>
     </w:rPr>
@@ -14705,6 +15328,7 @@
     <w:name w:val="AnnotationTok"/>
     <w:basedOn w:val="VerbatimChar"/>
     <w:rPr>
+      <w:rFonts w:eastAsia="黑体"/>
       <w:b/>
       <w:i/>
       <w:color w:val="60a0b0"/>
@@ -14714,6 +15338,7 @@
     <w:name w:val="CommentVarTok"/>
     <w:basedOn w:val="VerbatimChar"/>
     <w:rPr>
+      <w:rFonts w:eastAsia="黑体"/>
       <w:b/>
       <w:i/>
       <w:color w:val="60a0b0"/>
@@ -14723,6 +15348,7 @@
     <w:name w:val="OtherTok"/>
     <w:basedOn w:val="VerbatimChar"/>
     <w:rPr>
+      <w:rFonts w:eastAsia="黑体"/>
       <w:color w:val="007020"/>
     </w:rPr>
   </w:style>
@@ -14730,6 +15356,7 @@
     <w:name w:val="FunctionTok"/>
     <w:basedOn w:val="VerbatimChar"/>
     <w:rPr>
+      <w:rFonts w:eastAsia="黑体"/>
       <w:color w:val="06287e"/>
     </w:rPr>
   </w:style>
@@ -14737,6 +15364,7 @@
     <w:name w:val="VariableTok"/>
     <w:basedOn w:val="VerbatimChar"/>
     <w:rPr>
+      <w:rFonts w:eastAsia="黑体"/>
       <w:color w:val="19177c"/>
     </w:rPr>
   </w:style>
@@ -14744,6 +15372,7 @@
     <w:name w:val="ControlFlowTok"/>
     <w:basedOn w:val="VerbatimChar"/>
     <w:rPr>
+      <w:rFonts w:eastAsia="黑体"/>
       <w:b/>
       <w:color w:val="007020"/>
     </w:rPr>
@@ -14752,6 +15381,7 @@
     <w:name w:val="OperatorTok"/>
     <w:basedOn w:val="VerbatimChar"/>
     <w:rPr>
+      <w:rFonts w:eastAsia="黑体"/>
       <w:color w:val="666666"/>
     </w:rPr>
   </w:style>
@@ -14759,18 +15389,22 @@
     <w:name w:val="BuiltInTok"/>
     <w:basedOn w:val="VerbatimChar"/>
     <w:rPr>
+      <w:rFonts w:eastAsia="黑体"/>
       <w:color w:val="008000"/>
     </w:rPr>
   </w:style>
   <w:style w:type="character" w:customStyle="1" w:styleId="ExtensionTok">
     <w:name w:val="ExtensionTok"/>
     <w:basedOn w:val="VerbatimChar"/>
-    <w:rPr/>
+    <w:rPr>
+      <w:rFonts w:eastAsia="黑体"/>
+    </w:rPr>
   </w:style>
   <w:style w:type="character" w:customStyle="1" w:styleId="PreprocessorTok">
     <w:name w:val="PreprocessorTok"/>
     <w:basedOn w:val="VerbatimChar"/>
     <w:rPr>
+      <w:rFonts w:eastAsia="黑体"/>
       <w:color w:val="bc7a00"/>
     </w:rPr>
   </w:style>
@@ -14778,18 +15412,22 @@
     <w:name w:val="AttributeTok"/>
     <w:basedOn w:val="VerbatimChar"/>
     <w:rPr>
+      <w:rFonts w:eastAsia="黑体"/>
       <w:color w:val="7d9029"/>
     </w:rPr>
   </w:style>
   <w:style w:type="character" w:customStyle="1" w:styleId="RegionMarkerTok">
     <w:name w:val="RegionMarkerTok"/>
     <w:basedOn w:val="VerbatimChar"/>
-    <w:rPr/>
+    <w:rPr>
+      <w:rFonts w:eastAsia="黑体"/>
+    </w:rPr>
   </w:style>
   <w:style w:type="character" w:customStyle="1" w:styleId="InformationTok">
     <w:name w:val="InformationTok"/>
     <w:basedOn w:val="VerbatimChar"/>
     <w:rPr>
+      <w:rFonts w:eastAsia="黑体"/>
       <w:b/>
       <w:i/>
       <w:color w:val="60a0b0"/>
@@ -14799,6 +15437,7 @@
     <w:name w:val="WarningTok"/>
     <w:basedOn w:val="VerbatimChar"/>
     <w:rPr>
+      <w:rFonts w:eastAsia="黑体"/>
       <w:b/>
       <w:i/>
       <w:color w:val="60a0b0"/>
@@ -14808,6 +15447,7 @@
     <w:name w:val="AlertTok"/>
     <w:basedOn w:val="VerbatimChar"/>
     <w:rPr>
+      <w:rFonts w:eastAsia="黑体"/>
       <w:b/>
       <w:color w:val="ff0000"/>
     </w:rPr>
@@ -14816,6 +15456,7 @@
     <w:name w:val="ErrorTok"/>
     <w:basedOn w:val="VerbatimChar"/>
     <w:rPr>
+      <w:rFonts w:eastAsia="黑体"/>
       <w:b/>
       <w:color w:val="ff0000"/>
     </w:rPr>
@@ -14823,7 +15464,9 @@
   <w:style w:type="character" w:customStyle="1" w:styleId="NormalTok">
     <w:name w:val="NormalTok"/>
     <w:basedOn w:val="VerbatimChar"/>
-    <w:rPr/>
+    <w:rPr>
+      <w:rFonts w:eastAsia="黑体"/>
+    </w:rPr>
   </w:style>
 </w:styles>
 </file>
@@ -14872,12 +15515,12 @@
     <a:fontScheme name="Office">
       <a:majorFont>
         <a:latin typeface="Calibri"/>
-        <a:ea typeface=""/>
+        <a:ea typeface="黑体"/>
         <a:cs typeface=""/>
         <a:font script="Jpan" typeface="ＭＳ ゴシック"/>
         <a:font script="Hang" typeface="맑은 고딕"/>
-        <a:font script="Hans" typeface="宋体"/>
-        <a:font script="Hant" typeface="新細明體"/>
+        <a:font script="Hans" typeface="黑体"/>
+        <a:font script="Hant" typeface="黑体"/>
         <a:font script="Arab" typeface="Times New Roman"/>
         <a:font script="Hebr" typeface="Times New Roman"/>
         <a:font script="Thai" typeface="Angsana New"/>
@@ -14907,12 +15550,12 @@
       </a:majorFont>
       <a:minorFont>
         <a:latin typeface="Cambria"/>
-        <a:ea typeface=""/>
+        <a:ea typeface="黑体"/>
         <a:cs typeface=""/>
         <a:font script="Jpan" typeface="ＭＳ 明朝"/>
         <a:font script="Hang" typeface="맑은 고딕"/>
-        <a:font script="Hans" typeface="宋体"/>
-        <a:font script="Hant" typeface="新細明體"/>
+        <a:font script="Hans" typeface="黑体"/>
+        <a:font script="Hant" typeface="黑体"/>
         <a:font script="Arab" typeface="Arial"/>
         <a:font script="Hebr" typeface="Arial"/>
         <a:font script="Thai" typeface="Cordia New"/>

--- a/12-通用拓扑结构/07-其他拓扑/达林顿复合结构/达林顿复合结构.docx
+++ b/12-通用拓扑结构/07-其他拓扑/达林顿复合结构/达林顿复合结构.docx
@@ -2447,7 +2447,7 @@
           <w:color w:val="555555"/>
           <w:sz w:val="21"/>
         </w:rPr>
-        <w:t>材料收集者：杜文杰，WX手机：19519196569，QQ:3478827729</w:t>
+        <w:t>材料收集者：杜文杰，微信/手机：19519196569，QQ:3478827729</w:t>
       </w:r>
     </w:p>
     <w:sectPr>
